--- a/Template/Software Requirement Specification_v0.1.docx
+++ b/Template/Software Requirement Specification_v0.1.docx
@@ -1,6 +1,6 @@
 
 <file path=word/document.xml><?xml version="1.0" encoding="utf-8"?>
-<w:document xmlns:wpc="http://schemas.microsoft.com/office/word/2010/wordprocessingCanvas" xmlns:cx="http://schemas.microsoft.com/office/drawing/2014/chartex" xmlns:cx1="http://schemas.microsoft.com/office/drawing/2015/9/8/chartex" xmlns:cx2="http://schemas.microsoft.com/office/drawing/2015/10/21/chartex" xmlns:cx3="http://schemas.microsoft.com/office/drawing/2016/5/9/chartex" xmlns:cx4="http://schemas.microsoft.com/office/drawing/2016/5/10/chartex" xmlns:cx5="http://schemas.microsoft.com/office/drawing/2016/5/11/chartex" xmlns:cx6="http://schemas.microsoft.com/office/drawing/2016/5/12/chartex" xmlns:cx7="http://schemas.microsoft.com/office/drawing/2016/5/13/chartex" xmlns:cx8="http://schemas.microsoft.com/office/drawing/2016/5/14/chartex" xmlns:mc="http://schemas.openxmlformats.org/markup-compatibility/2006" xmlns:aink="http://schemas.microsoft.com/office/drawing/2016/ink" xmlns:am3d="http://schemas.microsoft.com/office/drawing/2017/model3d" xmlns:o="urn:schemas-microsoft-com:office:office" xmlns:r="http://schemas.openxmlformats.org/officeDocument/2006/relationships" xmlns:m="http://schemas.openxmlformats.org/officeDocument/2006/math" xmlns:v="urn:schemas-microsoft-com:vml" xmlns:wp14="http://schemas.microsoft.com/office/word/2010/wordprocessingDrawing" xmlns:wp="http://schemas.openxmlformats.org/drawingml/2006/wordprocessingDrawing" xmlns:w10="urn:schemas-microsoft-com:office:word" xmlns:w="http://schemas.openxmlformats.org/wordprocessingml/2006/main" xmlns:w14="http://schemas.microsoft.com/office/word/2010/wordml" xmlns:w15="http://schemas.microsoft.com/office/word/2012/wordml" xmlns:w16cex="http://schemas.microsoft.com/office/word/2018/wordml/cex" xmlns:w16cid="http://schemas.microsoft.com/office/word/2016/wordml/cid" xmlns:w16="http://schemas.microsoft.com/office/word/2018/wordml" xmlns:w16sdtdh="http://schemas.microsoft.com/office/word/2020/wordml/sdtdatahash" xmlns:w16se="http://schemas.microsoft.com/office/word/2015/wordml/symex" xmlns:wpg="http://schemas.microsoft.com/office/word/2010/wordprocessingGroup" xmlns:wpi="http://schemas.microsoft.com/office/word/2010/wordprocessingInk" xmlns:wne="http://schemas.microsoft.com/office/word/2006/wordml" xmlns:wps="http://schemas.microsoft.com/office/word/2010/wordprocessingShape" mc:Ignorable="w14 w15 w16se w16cid w16 w16cex w16sdtdh wp14">
+<w:document xmlns:wpc="http://schemas.microsoft.com/office/word/2010/wordprocessingCanvas" xmlns:cx="http://schemas.microsoft.com/office/drawing/2014/chartex" xmlns:cx1="http://schemas.microsoft.com/office/drawing/2015/9/8/chartex" xmlns:cx2="http://schemas.microsoft.com/office/drawing/2015/10/21/chartex" xmlns:cx3="http://schemas.microsoft.com/office/drawing/2016/5/9/chartex" xmlns:cx4="http://schemas.microsoft.com/office/drawing/2016/5/10/chartex" xmlns:cx5="http://schemas.microsoft.com/office/drawing/2016/5/11/chartex" xmlns:cx6="http://schemas.microsoft.com/office/drawing/2016/5/12/chartex" xmlns:cx7="http://schemas.microsoft.com/office/drawing/2016/5/13/chartex" xmlns:cx8="http://schemas.microsoft.com/office/drawing/2016/5/14/chartex" xmlns:mc="http://schemas.openxmlformats.org/markup-compatibility/2006" xmlns:aink="http://schemas.microsoft.com/office/drawing/2016/ink" xmlns:am3d="http://schemas.microsoft.com/office/drawing/2017/model3d" xmlns:o="urn:schemas-microsoft-com:office:office" xmlns:oel="http://schemas.microsoft.com/office/2019/extlst" xmlns:r="http://schemas.openxmlformats.org/officeDocument/2006/relationships" xmlns:m="http://schemas.openxmlformats.org/officeDocument/2006/math" xmlns:v="urn:schemas-microsoft-com:vml" xmlns:wp14="http://schemas.microsoft.com/office/word/2010/wordprocessingDrawing" xmlns:wp="http://schemas.openxmlformats.org/drawingml/2006/wordprocessingDrawing" xmlns:w10="urn:schemas-microsoft-com:office:word" xmlns:w="http://schemas.openxmlformats.org/wordprocessingml/2006/main" xmlns:w14="http://schemas.microsoft.com/office/word/2010/wordml" xmlns:w15="http://schemas.microsoft.com/office/word/2012/wordml" xmlns:w16cex="http://schemas.microsoft.com/office/word/2018/wordml/cex" xmlns:w16cid="http://schemas.microsoft.com/office/word/2016/wordml/cid" xmlns:w16="http://schemas.microsoft.com/office/word/2018/wordml" xmlns:w16du="http://schemas.microsoft.com/office/word/2023/wordml/word16du" xmlns:w16sdtdh="http://schemas.microsoft.com/office/word/2020/wordml/sdtdatahash" xmlns:w16sdtfl="http://schemas.microsoft.com/office/word/2024/wordml/sdtformatlock" xmlns:w16se="http://schemas.microsoft.com/office/word/2015/wordml/symex" xmlns:wpg="http://schemas.microsoft.com/office/word/2010/wordprocessingGroup" xmlns:wpi="http://schemas.microsoft.com/office/word/2010/wordprocessingInk" xmlns:wne="http://schemas.microsoft.com/office/word/2006/wordml" xmlns:wps="http://schemas.microsoft.com/office/word/2010/wordprocessingShape" mc:Ignorable="w14 w15 w16se w16cid w16 w16cex w16sdtdh w16sdtfl w16du wp14">
   <w:body>
     <w:p/>
     <w:p>
@@ -243,7 +243,6 @@
           <w:docPartUnique/>
         </w:docPartObj>
       </w:sdtPr>
-      <w:sdtEndPr/>
       <w:sdtContent>
         <w:p>
           <w:pPr>
@@ -3304,51 +3303,31 @@
     <w:p>
       <w:pPr>
         <w:jc w:val="both"/>
-        <w:rPr>
-          <w:i/>
-          <w:color w:val="0000FF"/>
-        </w:rPr>
-      </w:pPr>
-      <w:r>
-        <w:rPr>
-          <w:i/>
-          <w:color w:val="0000FF"/>
-        </w:rPr>
-        <w:t>[Gives the overall description about the product with some introduction and the context diagram. The context diagram presents the boundary and connections between the system you’re developing and everything else in the universe. This identifies external entities (or terminators – software, hardware, human components, and other systems) outside the system that interface to it in some way, as well as data, control, and material flows between the terminators and the system.]</w:t>
-      </w:r>
-    </w:p>
-    <w:p>
-      <w:pPr>
-        <w:jc w:val="both"/>
-      </w:pPr>
-      <w:r>
-        <w:t>&lt;&lt;Sample: The Cafeteria Ordering System is a new software system that replaces the current manual and telephone processes for ordering and picking up meals in the Process Impact cafeteria. The context diagram below illustrates the external entities and system interfaces for release 1.0. The system is expected to evolve over several releases, ultimately connecting to the Internet ordering services for several local restaurants and to credit and debit card authorization services.</w:t>
-      </w:r>
-    </w:p>
-    <w:p>
-      <w:pPr>
-        <w:jc w:val="center"/>
-      </w:pPr>
+      </w:pPr>
+      <w:r>
+        <w:t>The Healthcare Clinic Management System (HCMS) is a new software solution designed to replace current manual and telephone-based processes at a private paediatric clinic. The context diagram illustrates the external entities and system interfaces for the MVP version (v1.0), focusing on optimizing the data flow between parents, doctors, and the reception desk. The system is designed for a lean operational scale of 1-2 doctors and 1 receptionist, with the goal of eliminating administrative bottlenecks and fully digitizing electronic medical records (EMR). It is built upon a core data structure of 5 essential entities—Patient, Appointment, Visit, Prescription, and Billing—while strictly excluding complex features such as health insurance integration or advanced pharmacy inventory management to ensure rapid deployment.</w:t>
+      </w:r>
       <w:r>
         <w:rPr>
           <w:noProof/>
         </w:rPr>
         <w:drawing>
-          <wp:inline distT="0" distB="0" distL="0" distR="0" wp14:anchorId="220B56ED" wp14:editId="28128F93">
-            <wp:extent cx="4330342" cy="3315587"/>
-            <wp:effectExtent l="0" t="0" r="0" b="0"/>
-            <wp:docPr id="26" name="image6.png"/>
-            <wp:cNvGraphicFramePr/>
+          <wp:inline distT="0" distB="0" distL="0" distR="0" wp14:anchorId="29B4F699" wp14:editId="33940997">
+            <wp:extent cx="5746750" cy="3738880"/>
+            <wp:effectExtent l="0" t="0" r="6350" b="0"/>
+            <wp:docPr id="465058204" name="Picture 1"/>
+            <wp:cNvGraphicFramePr>
+              <a:graphicFrameLocks xmlns:a="http://schemas.openxmlformats.org/drawingml/2006/main" noChangeAspect="1"/>
+            </wp:cNvGraphicFramePr>
             <a:graphic xmlns:a="http://schemas.openxmlformats.org/drawingml/2006/main">
               <a:graphicData uri="http://schemas.openxmlformats.org/drawingml/2006/picture">
                 <pic:pic xmlns:pic="http://schemas.openxmlformats.org/drawingml/2006/picture">
                   <pic:nvPicPr>
-                    <pic:cNvPr id="0" name="image6.png"/>
-                    <pic:cNvPicPr preferRelativeResize="0"/>
+                    <pic:cNvPr id="465058204" name=""/>
+                    <pic:cNvPicPr/>
                   </pic:nvPicPr>
                   <pic:blipFill>
                     <a:blip r:embed="rId9"/>
-                    <a:srcRect/>
                     <a:stretch>
                       <a:fillRect/>
                     </a:stretch>
@@ -3356,12 +3335,11 @@
                   <pic:spPr>
                     <a:xfrm>
                       <a:off x="0" y="0"/>
-                      <a:ext cx="4330342" cy="3315587"/>
+                      <a:ext cx="5746750" cy="3738880"/>
                     </a:xfrm>
                     <a:prstGeom prst="rect">
                       <a:avLst/>
                     </a:prstGeom>
-                    <a:ln/>
                   </pic:spPr>
                 </pic:pic>
               </a:graphicData>
@@ -3371,11 +3349,6 @@
       </w:r>
     </w:p>
     <w:p>
-      <w:r>
-        <w:t>&gt;&gt;</w:t>
-      </w:r>
-    </w:p>
-    <w:p>
       <w:pPr>
         <w:rPr>
           <w:b/>
@@ -3407,22 +3380,6 @@
     </w:p>
     <w:p>
       <w:pPr>
-        <w:spacing w:after="60" w:line="240" w:lineRule="auto"/>
-        <w:rPr>
-          <w:i/>
-          <w:color w:val="0000FF"/>
-        </w:rPr>
-      </w:pPr>
-      <w:r>
-        <w:rPr>
-          <w:i/>
-          <w:color w:val="0000FF"/>
-        </w:rPr>
-        <w:t>[Provide main workflows (business processes) using the swim-lane diagram(s) like sample below]</w:t>
-      </w:r>
-    </w:p>
-    <w:p>
-      <w:pPr>
         <w:pStyle w:val="Heading4"/>
       </w:pPr>
       <w:r>
@@ -3432,7 +3389,10 @@
         <w:t>2</w:t>
       </w:r>
       <w:r>
-        <w:t>.1 Order Processing</w:t>
+        <w:t xml:space="preserve">.1 </w:t>
+      </w:r>
+      <w:r>
+        <w:t>Self-Service Booking</w:t>
       </w:r>
     </w:p>
     <w:p>
@@ -3441,21 +3401,22 @@
           <w:noProof/>
         </w:rPr>
         <w:drawing>
-          <wp:inline distT="0" distB="0" distL="0" distR="0" wp14:anchorId="6B1ACD32" wp14:editId="7E3EEC59">
-            <wp:extent cx="5746750" cy="2310765"/>
-            <wp:effectExtent l="0" t="0" r="0" b="0"/>
-            <wp:docPr id="25" name="image3.png"/>
-            <wp:cNvGraphicFramePr/>
+          <wp:inline distT="0" distB="0" distL="0" distR="0" wp14:anchorId="6B75E542" wp14:editId="46864B0D">
+            <wp:extent cx="5746750" cy="2880995"/>
+            <wp:effectExtent l="0" t="0" r="6350" b="0"/>
+            <wp:docPr id="375733113" name="Picture 1"/>
+            <wp:cNvGraphicFramePr>
+              <a:graphicFrameLocks xmlns:a="http://schemas.openxmlformats.org/drawingml/2006/main" noChangeAspect="1"/>
+            </wp:cNvGraphicFramePr>
             <a:graphic xmlns:a="http://schemas.openxmlformats.org/drawingml/2006/main">
               <a:graphicData uri="http://schemas.openxmlformats.org/drawingml/2006/picture">
                 <pic:pic xmlns:pic="http://schemas.openxmlformats.org/drawingml/2006/picture">
                   <pic:nvPicPr>
-                    <pic:cNvPr id="0" name="image3.png"/>
-                    <pic:cNvPicPr preferRelativeResize="0"/>
+                    <pic:cNvPr id="375733113" name=""/>
+                    <pic:cNvPicPr/>
                   </pic:nvPicPr>
                   <pic:blipFill>
                     <a:blip r:embed="rId10"/>
-                    <a:srcRect/>
                     <a:stretch>
                       <a:fillRect/>
                     </a:stretch>
@@ -3463,12 +3424,11 @@
                   <pic:spPr>
                     <a:xfrm>
                       <a:off x="0" y="0"/>
-                      <a:ext cx="5746750" cy="2310765"/>
+                      <a:ext cx="5746750" cy="2880995"/>
                     </a:xfrm>
                     <a:prstGeom prst="rect">
                       <a:avLst/>
                     </a:prstGeom>
-                    <a:ln/>
                   </pic:spPr>
                 </pic:pic>
               </a:graphicData>
@@ -3488,7 +3448,10 @@
         <w:t>2</w:t>
       </w:r>
       <w:r>
-        <w:t>.2 Customer Support</w:t>
+        <w:t xml:space="preserve">.2 </w:t>
+      </w:r>
+      <w:r>
+        <w:t>Clinical Consultation &amp; EMR</w:t>
       </w:r>
     </w:p>
     <w:p>
@@ -3496,1260 +3459,23 @@
         <w:rPr>
           <w:noProof/>
         </w:rPr>
-        <w:t>…</w:t>
-      </w:r>
-    </w:p>
-    <w:p/>
-    <w:p>
-      <w:pPr>
-        <w:pStyle w:val="Heading3"/>
-      </w:pPr>
-      <w:bookmarkStart w:id="5" w:name="_Toc187341935"/>
-      <w:r>
-        <w:t>1.</w:t>
-      </w:r>
-      <w:r>
-        <w:t>3</w:t>
-      </w:r>
-      <w:r>
-        <w:t xml:space="preserve"> User Requirements</w:t>
-      </w:r>
-      <w:bookmarkEnd w:id="5"/>
-    </w:p>
-    <w:p>
-      <w:pPr>
-        <w:pStyle w:val="Heading4"/>
-      </w:pPr>
-      <w:r>
-        <w:t>1.</w:t>
-      </w:r>
-      <w:r>
-        <w:t>3</w:t>
-      </w:r>
-      <w:r>
-        <w:t>.1 Actors</w:t>
-      </w:r>
-    </w:p>
-    <w:p>
-      <w:pPr>
-        <w:jc w:val="both"/>
-        <w:rPr>
-          <w:i/>
-          <w:color w:val="0000FF"/>
-        </w:rPr>
-      </w:pPr>
-      <w:r>
-        <w:rPr>
-          <w:i/>
-          <w:color w:val="0000FF"/>
-        </w:rPr>
-        <w:t xml:space="preserve">[An actor is someone/something that interacts with the system. </w:t>
-      </w:r>
-    </w:p>
-    <w:p>
-      <w:pPr>
-        <w:numPr>
-          <w:ilvl w:val="0"/>
-          <w:numId w:val="6"/>
-        </w:numPr>
-        <w:pBdr>
-          <w:top w:val="nil"/>
-          <w:left w:val="nil"/>
-          <w:bottom w:val="nil"/>
-          <w:right w:val="nil"/>
-          <w:between w:val="nil"/>
-        </w:pBdr>
-        <w:spacing w:after="0"/>
-        <w:ind w:left="426" w:hanging="283"/>
-        <w:rPr>
-          <w:i/>
-          <w:color w:val="0000FF"/>
-        </w:rPr>
-      </w:pPr>
-      <w:r>
-        <w:rPr>
-          <w:i/>
-          <w:color w:val="0000FF"/>
-        </w:rPr>
-        <w:t>The only external entities that interact with the system</w:t>
-      </w:r>
-    </w:p>
-    <w:p>
-      <w:pPr>
-        <w:numPr>
-          <w:ilvl w:val="0"/>
-          <w:numId w:val="6"/>
-        </w:numPr>
-        <w:pBdr>
-          <w:top w:val="nil"/>
-          <w:left w:val="nil"/>
-          <w:bottom w:val="nil"/>
-          <w:right w:val="nil"/>
-          <w:between w:val="nil"/>
-        </w:pBdr>
-        <w:spacing w:after="0"/>
-        <w:ind w:left="426" w:hanging="283"/>
-        <w:rPr>
-          <w:i/>
-          <w:color w:val="0000FF"/>
-        </w:rPr>
-      </w:pPr>
-      <w:r>
-        <w:rPr>
-          <w:i/>
-          <w:color w:val="0000FF"/>
-        </w:rPr>
-        <w:t>﻿Actors are outside the system and not part of it</w:t>
-      </w:r>
-    </w:p>
-    <w:p>
-      <w:pPr>
-        <w:numPr>
-          <w:ilvl w:val="0"/>
-          <w:numId w:val="6"/>
-        </w:numPr>
-        <w:pBdr>
-          <w:top w:val="nil"/>
-          <w:left w:val="nil"/>
-          <w:bottom w:val="nil"/>
-          <w:right w:val="nil"/>
-          <w:between w:val="nil"/>
-        </w:pBdr>
-        <w:spacing w:after="0"/>
-        <w:ind w:left="426" w:hanging="283"/>
-        <w:rPr>
-          <w:i/>
-          <w:color w:val="0000FF"/>
-        </w:rPr>
-      </w:pPr>
-      <w:r>
-        <w:rPr>
-          <w:i/>
-          <w:color w:val="0000FF"/>
-        </w:rPr>
-        <w:t>﻿A user is an individual, whereas an actor represents the role played by all users of the same type</w:t>
-      </w:r>
-    </w:p>
-    <w:p>
-      <w:pPr>
-        <w:numPr>
-          <w:ilvl w:val="0"/>
-          <w:numId w:val="6"/>
-        </w:numPr>
-        <w:pBdr>
-          <w:top w:val="nil"/>
-          <w:left w:val="nil"/>
-          <w:bottom w:val="nil"/>
-          <w:right w:val="nil"/>
-          <w:between w:val="nil"/>
-        </w:pBdr>
-        <w:ind w:left="426" w:hanging="283"/>
-        <w:rPr>
-          <w:i/>
-          <w:color w:val="0000FF"/>
-        </w:rPr>
-      </w:pPr>
-      <w:r>
-        <w:rPr>
-          <w:i/>
-          <w:color w:val="0000FF"/>
-        </w:rPr>
-        <w:t>There are other types of actors in addition to or in place of human actors: external systems, I/O devices, or timers</w:t>
-      </w:r>
-    </w:p>
-    <w:p>
-      <w:pPr>
-        <w:jc w:val="both"/>
-        <w:rPr>
-          <w:i/>
-          <w:color w:val="0000FF"/>
-        </w:rPr>
-      </w:pPr>
-      <w:r>
-        <w:rPr>
-          <w:i/>
-          <w:color w:val="0000FF"/>
-        </w:rPr>
-        <w:t>Following are some questions you might ask to help user representatives identify actors</w:t>
-      </w:r>
-    </w:p>
-    <w:p>
-      <w:pPr>
-        <w:numPr>
-          <w:ilvl w:val="0"/>
-          <w:numId w:val="6"/>
-        </w:numPr>
-        <w:pBdr>
-          <w:top w:val="nil"/>
-          <w:left w:val="nil"/>
-          <w:bottom w:val="nil"/>
-          <w:right w:val="nil"/>
-          <w:between w:val="nil"/>
-        </w:pBdr>
-        <w:spacing w:after="0"/>
-        <w:ind w:left="426" w:hanging="283"/>
-        <w:rPr>
-          <w:i/>
-          <w:color w:val="0000FF"/>
-        </w:rPr>
-      </w:pPr>
-      <w:r>
-        <w:rPr>
-          <w:i/>
-          <w:color w:val="0000FF"/>
-        </w:rPr>
-        <w:t>Who (or what) is notified when something occurs within the system?</w:t>
-      </w:r>
-    </w:p>
-    <w:p>
-      <w:pPr>
-        <w:numPr>
-          <w:ilvl w:val="0"/>
-          <w:numId w:val="6"/>
-        </w:numPr>
-        <w:pBdr>
-          <w:top w:val="nil"/>
-          <w:left w:val="nil"/>
-          <w:bottom w:val="nil"/>
-          <w:right w:val="nil"/>
-          <w:between w:val="nil"/>
-        </w:pBdr>
-        <w:spacing w:after="0"/>
-        <w:ind w:left="426" w:hanging="283"/>
-        <w:rPr>
-          <w:i/>
-          <w:color w:val="0000FF"/>
-        </w:rPr>
-      </w:pPr>
-      <w:r>
-        <w:rPr>
-          <w:i/>
-          <w:color w:val="0000FF"/>
-        </w:rPr>
-        <w:t>Who (or what) provides information or services to the system?</w:t>
-      </w:r>
-    </w:p>
-    <w:p>
-      <w:pPr>
-        <w:numPr>
-          <w:ilvl w:val="0"/>
-          <w:numId w:val="6"/>
-        </w:numPr>
-        <w:pBdr>
-          <w:top w:val="nil"/>
-          <w:left w:val="nil"/>
-          <w:bottom w:val="nil"/>
-          <w:right w:val="nil"/>
-          <w:between w:val="nil"/>
-        </w:pBdr>
-        <w:ind w:left="426" w:hanging="283"/>
-        <w:rPr>
-          <w:i/>
-          <w:color w:val="0000FF"/>
-        </w:rPr>
-      </w:pPr>
-      <w:r>
-        <w:rPr>
-          <w:i/>
-          <w:color w:val="0000FF"/>
-        </w:rPr>
-        <w:t>Who (or what) helps the system respond to and complete a task?</w:t>
-      </w:r>
-    </w:p>
-    <w:p>
-      <w:pPr>
-        <w:spacing w:after="60" w:line="240" w:lineRule="auto"/>
-        <w:rPr>
-          <w:i/>
-          <w:color w:val="0000FF"/>
-        </w:rPr>
-      </w:pPr>
-      <w:r>
-        <w:rPr>
-          <w:i/>
-          <w:color w:val="0000FF"/>
-        </w:rPr>
-        <w:t>This part gives the description of system actors, you can follow the table form as below]</w:t>
-      </w:r>
-    </w:p>
-    <w:tbl>
-      <w:tblPr>
-        <w:tblStyle w:val="a0"/>
-        <w:tblW w:w="8920" w:type="dxa"/>
-        <w:tblInd w:w="137" w:type="dxa"/>
-        <w:tblBorders>
-          <w:top w:val="single" w:sz="8" w:space="0" w:color="000000"/>
-          <w:left w:val="single" w:sz="8" w:space="0" w:color="000000"/>
-          <w:bottom w:val="single" w:sz="8" w:space="0" w:color="000000"/>
-          <w:right w:val="single" w:sz="8" w:space="0" w:color="000000"/>
-          <w:insideH w:val="single" w:sz="8" w:space="0" w:color="000000"/>
-          <w:insideV w:val="single" w:sz="8" w:space="0" w:color="000000"/>
-        </w:tblBorders>
-        <w:tblLayout w:type="fixed"/>
-        <w:tblLook w:val="0400" w:firstRow="0" w:lastRow="0" w:firstColumn="0" w:lastColumn="0" w:noHBand="0" w:noVBand="1"/>
-      </w:tblPr>
-      <w:tblGrid>
-        <w:gridCol w:w="416"/>
-        <w:gridCol w:w="1707"/>
-        <w:gridCol w:w="6797"/>
-      </w:tblGrid>
-      <w:tr>
-        <w:trPr>
-          <w:trHeight w:val="67"/>
-        </w:trPr>
-        <w:tc>
-          <w:tcPr>
-            <w:tcW w:w="416" w:type="dxa"/>
-            <w:shd w:val="clear" w:color="auto" w:fill="FFE8E1"/>
-            <w:vAlign w:val="center"/>
-          </w:tcPr>
-          <w:p>
-            <w:pPr>
-              <w:spacing w:after="0" w:line="240" w:lineRule="auto"/>
-              <w:jc w:val="center"/>
-              <w:rPr>
-                <w:b/>
-              </w:rPr>
-            </w:pPr>
-            <w:r>
-              <w:rPr>
-                <w:b/>
-              </w:rPr>
-              <w:t>#</w:t>
-            </w:r>
-          </w:p>
-        </w:tc>
-        <w:tc>
-          <w:tcPr>
-            <w:tcW w:w="1707" w:type="dxa"/>
-            <w:shd w:val="clear" w:color="auto" w:fill="FFE8E1"/>
-            <w:vAlign w:val="center"/>
-          </w:tcPr>
-          <w:p>
-            <w:pPr>
-              <w:spacing w:after="0" w:line="240" w:lineRule="auto"/>
-              <w:rPr>
-                <w:b/>
-              </w:rPr>
-            </w:pPr>
-            <w:r>
-              <w:rPr>
-                <w:b/>
-              </w:rPr>
-              <w:t>Actor</w:t>
-            </w:r>
-          </w:p>
-        </w:tc>
-        <w:tc>
-          <w:tcPr>
-            <w:tcW w:w="6797" w:type="dxa"/>
-            <w:shd w:val="clear" w:color="auto" w:fill="FFE8E1"/>
-            <w:vAlign w:val="center"/>
-          </w:tcPr>
-          <w:p>
-            <w:pPr>
-              <w:spacing w:after="0" w:line="240" w:lineRule="auto"/>
-              <w:rPr>
-                <w:b/>
-              </w:rPr>
-            </w:pPr>
-            <w:r>
-              <w:rPr>
-                <w:b/>
-              </w:rPr>
-              <w:t>Description</w:t>
-            </w:r>
-          </w:p>
-        </w:tc>
-      </w:tr>
-      <w:tr>
-        <w:tc>
-          <w:tcPr>
-            <w:tcW w:w="416" w:type="dxa"/>
-            <w:shd w:val="clear" w:color="auto" w:fill="auto"/>
-            <w:vAlign w:val="center"/>
-          </w:tcPr>
-          <w:p>
-            <w:pPr>
-              <w:ind w:left="34"/>
-            </w:pPr>
-            <w:r>
-              <w:t>1</w:t>
-            </w:r>
-          </w:p>
-        </w:tc>
-        <w:tc>
-          <w:tcPr>
-            <w:tcW w:w="1707" w:type="dxa"/>
-            <w:shd w:val="clear" w:color="auto" w:fill="auto"/>
-            <w:vAlign w:val="center"/>
-          </w:tcPr>
-          <w:p>
-            <w:r>
-              <w:t>Administrator</w:t>
-            </w:r>
-          </w:p>
-        </w:tc>
-        <w:tc>
-          <w:tcPr>
-            <w:tcW w:w="6797" w:type="dxa"/>
-            <w:shd w:val="clear" w:color="auto" w:fill="auto"/>
-            <w:vAlign w:val="center"/>
-          </w:tcPr>
-          <w:p>
-            <w:r>
-              <w:t>Actor description here..</w:t>
-            </w:r>
-          </w:p>
-        </w:tc>
-      </w:tr>
-      <w:tr>
-        <w:trPr>
-          <w:trHeight w:val="315"/>
-        </w:trPr>
-        <w:tc>
-          <w:tcPr>
-            <w:tcW w:w="416" w:type="dxa"/>
-            <w:shd w:val="clear" w:color="auto" w:fill="auto"/>
-            <w:vAlign w:val="center"/>
-          </w:tcPr>
-          <w:p>
-            <w:pPr>
-              <w:ind w:left="34"/>
-            </w:pPr>
-            <w:r>
-              <w:t>2</w:t>
-            </w:r>
-          </w:p>
-        </w:tc>
-        <w:tc>
-          <w:tcPr>
-            <w:tcW w:w="1707" w:type="dxa"/>
-            <w:shd w:val="clear" w:color="auto" w:fill="auto"/>
-            <w:vAlign w:val="center"/>
-          </w:tcPr>
-          <w:p>
-            <w:r>
-              <w:t>Menu Manager</w:t>
-            </w:r>
-          </w:p>
-        </w:tc>
-        <w:tc>
-          <w:tcPr>
-            <w:tcW w:w="6797" w:type="dxa"/>
-            <w:shd w:val="clear" w:color="auto" w:fill="auto"/>
-            <w:vAlign w:val="center"/>
-          </w:tcPr>
-          <w:p>
-            <w:r>
-              <w:t>..</w:t>
-            </w:r>
-          </w:p>
-        </w:tc>
-      </w:tr>
-      <w:tr>
-        <w:tc>
-          <w:tcPr>
-            <w:tcW w:w="416" w:type="dxa"/>
-            <w:shd w:val="clear" w:color="auto" w:fill="auto"/>
-            <w:vAlign w:val="center"/>
-          </w:tcPr>
-          <w:p>
-            <w:pPr>
-              <w:ind w:left="34"/>
-            </w:pPr>
-            <w:r>
-              <w:t>3</w:t>
-            </w:r>
-          </w:p>
-        </w:tc>
-        <w:tc>
-          <w:tcPr>
-            <w:tcW w:w="1707" w:type="dxa"/>
-            <w:shd w:val="clear" w:color="auto" w:fill="auto"/>
-            <w:vAlign w:val="center"/>
-          </w:tcPr>
-          <w:p>
-            <w:r>
-              <w:t>…</w:t>
-            </w:r>
-          </w:p>
-        </w:tc>
-        <w:tc>
-          <w:tcPr>
-            <w:tcW w:w="6797" w:type="dxa"/>
-            <w:shd w:val="clear" w:color="auto" w:fill="auto"/>
-            <w:vAlign w:val="center"/>
-          </w:tcPr>
-          <w:p/>
-        </w:tc>
-      </w:tr>
-    </w:tbl>
-    <w:p/>
-    <w:p>
-      <w:pPr>
-        <w:pStyle w:val="Heading4"/>
-      </w:pPr>
-      <w:r>
-        <w:t>1.3.2 Use Cases (UC)</w:t>
-      </w:r>
-    </w:p>
-    <w:p>
-      <w:pPr>
-        <w:jc w:val="both"/>
-        <w:rPr>
-          <w:i/>
-          <w:color w:val="0000FF"/>
-        </w:rPr>
-      </w:pPr>
-      <w:r>
-        <w:rPr>
-          <w:i/>
-          <w:color w:val="0000FF"/>
-        </w:rPr>
-        <w:t xml:space="preserve">[A use case (UC) describes a sequence of interactions between a system and an external actor that results in the actor being able to achieve some outcome of value. The names of use cases are always </w:t>
-      </w:r>
-      <w:r>
-        <w:rPr>
-          <w:i/>
-          <w:color w:val="0000FF"/>
-        </w:rPr>
-        <w:lastRenderedPageBreak/>
-        <w:t>written in the form of a verb followed by an object. Select strong, descriptive names to make it evident from the name that the use case will deliver something valuable for some user.</w:t>
-      </w:r>
-    </w:p>
-    <w:p>
-      <w:pPr>
-        <w:rPr>
-          <w:i/>
-          <w:color w:val="0000FF"/>
-        </w:rPr>
-      </w:pPr>
-      <w:r>
-        <w:rPr>
-          <w:i/>
-          <w:color w:val="0000FF"/>
-        </w:rPr>
-        <w:t>Following are some questions you might ask to help user representatives identify use cases</w:t>
-      </w:r>
-    </w:p>
-    <w:p>
-      <w:pPr>
-        <w:numPr>
-          <w:ilvl w:val="0"/>
-          <w:numId w:val="6"/>
-        </w:numPr>
-        <w:pBdr>
-          <w:top w:val="nil"/>
-          <w:left w:val="nil"/>
-          <w:bottom w:val="nil"/>
-          <w:right w:val="nil"/>
-          <w:between w:val="nil"/>
-        </w:pBdr>
-        <w:spacing w:after="0"/>
-        <w:ind w:left="426" w:hanging="283"/>
-        <w:rPr>
-          <w:i/>
-          <w:color w:val="0000FF"/>
-        </w:rPr>
-      </w:pPr>
-      <w:r>
-        <w:rPr>
-          <w:i/>
-          <w:color w:val="0000FF"/>
-        </w:rPr>
-        <w:t>What will the actor use the system for?</w:t>
-      </w:r>
-    </w:p>
-    <w:p>
-      <w:pPr>
-        <w:numPr>
-          <w:ilvl w:val="0"/>
-          <w:numId w:val="6"/>
-        </w:numPr>
-        <w:pBdr>
-          <w:top w:val="nil"/>
-          <w:left w:val="nil"/>
-          <w:bottom w:val="nil"/>
-          <w:right w:val="nil"/>
-          <w:between w:val="nil"/>
-        </w:pBdr>
-        <w:spacing w:after="0"/>
-        <w:ind w:left="426" w:hanging="283"/>
-        <w:rPr>
-          <w:i/>
-          <w:color w:val="0000FF"/>
-        </w:rPr>
-      </w:pPr>
-      <w:r>
-        <w:rPr>
-          <w:i/>
-          <w:color w:val="0000FF"/>
-        </w:rPr>
-        <w:t>Will the actor create, store, change, remove, or read data in the system?</w:t>
-      </w:r>
-    </w:p>
-    <w:p>
-      <w:pPr>
-        <w:numPr>
-          <w:ilvl w:val="0"/>
-          <w:numId w:val="6"/>
-        </w:numPr>
-        <w:pBdr>
-          <w:top w:val="nil"/>
-          <w:left w:val="nil"/>
-          <w:bottom w:val="nil"/>
-          <w:right w:val="nil"/>
-          <w:between w:val="nil"/>
-        </w:pBdr>
-        <w:spacing w:after="0"/>
-        <w:ind w:left="426" w:hanging="283"/>
-        <w:rPr>
-          <w:i/>
-          <w:color w:val="0000FF"/>
-        </w:rPr>
-      </w:pPr>
-      <w:r>
-        <w:rPr>
-          <w:i/>
-          <w:color w:val="0000FF"/>
-        </w:rPr>
-        <w:t>Will the actor need to inform the system about external events or changes?</w:t>
-      </w:r>
-    </w:p>
-    <w:p>
-      <w:pPr>
-        <w:numPr>
-          <w:ilvl w:val="0"/>
-          <w:numId w:val="6"/>
-        </w:numPr>
-        <w:pBdr>
-          <w:top w:val="nil"/>
-          <w:left w:val="nil"/>
-          <w:bottom w:val="nil"/>
-          <w:right w:val="nil"/>
-          <w:between w:val="nil"/>
-        </w:pBdr>
-        <w:ind w:left="426" w:hanging="283"/>
-        <w:rPr>
-          <w:i/>
-          <w:color w:val="0000FF"/>
-        </w:rPr>
-      </w:pPr>
-      <w:r>
-        <w:rPr>
-          <w:i/>
-          <w:color w:val="0000FF"/>
-        </w:rPr>
-        <w:t>Will the actor need to be informed about certain occurrences in the system?</w:t>
-      </w:r>
-    </w:p>
-    <w:p>
-      <w:pPr>
-        <w:jc w:val="both"/>
-        <w:rPr>
-          <w:i/>
-          <w:color w:val="0000FF"/>
-        </w:rPr>
-      </w:pPr>
-      <w:r>
-        <w:rPr>
-          <w:i/>
-          <w:color w:val="0000FF"/>
-        </w:rPr>
-        <w:t>This part describe</w:t>
-      </w:r>
-      <w:r>
-        <w:rPr>
-          <w:i/>
-          <w:color w:val="0000FF"/>
-        </w:rPr>
-        <w:t>s</w:t>
-      </w:r>
-      <w:r>
-        <w:rPr>
-          <w:i/>
-          <w:color w:val="0000FF"/>
-        </w:rPr>
-        <w:t xml:space="preserve"> the use cases</w:t>
-      </w:r>
-      <w:r>
-        <w:rPr>
-          <w:i/>
-          <w:color w:val="0000FF"/>
-        </w:rPr>
-        <w:t xml:space="preserve"> you could define</w:t>
-      </w:r>
-      <w:r>
-        <w:rPr>
-          <w:i/>
-          <w:color w:val="0000FF"/>
-        </w:rPr>
-        <w:t>, you can follow the table form as below</w:t>
-      </w:r>
-      <w:r>
-        <w:rPr>
-          <w:i/>
-          <w:color w:val="0000FF"/>
-        </w:rPr>
-        <w:t>]</w:t>
-      </w:r>
-    </w:p>
-    <w:tbl>
-      <w:tblPr>
-        <w:tblW w:w="9214" w:type="dxa"/>
-        <w:tblInd w:w="-5" w:type="dxa"/>
-        <w:tblLook w:val="04A0" w:firstRow="1" w:lastRow="0" w:firstColumn="1" w:lastColumn="0" w:noHBand="0" w:noVBand="1"/>
-      </w:tblPr>
-      <w:tblGrid>
-        <w:gridCol w:w="520"/>
-        <w:gridCol w:w="1890"/>
-        <w:gridCol w:w="1701"/>
-        <w:gridCol w:w="5103"/>
-      </w:tblGrid>
-      <w:tr>
-        <w:trPr>
-          <w:trHeight w:val="288"/>
-        </w:trPr>
-        <w:tc>
-          <w:tcPr>
-            <w:tcW w:w="520" w:type="dxa"/>
-            <w:tcBorders>
-              <w:top w:val="single" w:sz="4" w:space="0" w:color="auto"/>
-              <w:left w:val="single" w:sz="4" w:space="0" w:color="auto"/>
-              <w:bottom w:val="single" w:sz="4" w:space="0" w:color="auto"/>
-              <w:right w:val="single" w:sz="4" w:space="0" w:color="auto"/>
-            </w:tcBorders>
-            <w:shd w:val="clear" w:color="auto" w:fill="FFE8E1"/>
-          </w:tcPr>
-          <w:p>
-            <w:pPr>
-              <w:spacing w:after="0" w:line="240" w:lineRule="auto"/>
-              <w:jc w:val="center"/>
-              <w:rPr>
-                <w:rFonts w:cstheme="minorHAnsi"/>
-                <w:b/>
-              </w:rPr>
-            </w:pPr>
-            <w:r>
-              <w:rPr>
-                <w:rFonts w:cstheme="minorHAnsi"/>
-                <w:b/>
-              </w:rPr>
-              <w:t>ID</w:t>
-            </w:r>
-          </w:p>
-        </w:tc>
-        <w:tc>
-          <w:tcPr>
-            <w:tcW w:w="1890" w:type="dxa"/>
-            <w:tcBorders>
-              <w:top w:val="single" w:sz="4" w:space="0" w:color="auto"/>
-              <w:left w:val="nil"/>
-              <w:bottom w:val="single" w:sz="4" w:space="0" w:color="auto"/>
-              <w:right w:val="single" w:sz="4" w:space="0" w:color="auto"/>
-            </w:tcBorders>
-            <w:shd w:val="clear" w:color="auto" w:fill="FFE8E1"/>
-            <w:noWrap/>
-            <w:vAlign w:val="bottom"/>
-            <w:hideMark/>
-          </w:tcPr>
-          <w:p>
-            <w:pPr>
-              <w:spacing w:after="0" w:line="240" w:lineRule="auto"/>
-              <w:rPr>
-                <w:rFonts w:cstheme="minorHAnsi"/>
-                <w:b/>
-              </w:rPr>
-            </w:pPr>
-            <w:r>
-              <w:rPr>
-                <w:rFonts w:cstheme="minorHAnsi"/>
-                <w:b/>
-              </w:rPr>
-              <w:t>Use Case</w:t>
-            </w:r>
-          </w:p>
-        </w:tc>
-        <w:tc>
-          <w:tcPr>
-            <w:tcW w:w="1701" w:type="dxa"/>
-            <w:tcBorders>
-              <w:top w:val="single" w:sz="4" w:space="0" w:color="auto"/>
-              <w:left w:val="nil"/>
-              <w:bottom w:val="single" w:sz="4" w:space="0" w:color="auto"/>
-              <w:right w:val="single" w:sz="4" w:space="0" w:color="auto"/>
-            </w:tcBorders>
-            <w:shd w:val="clear" w:color="auto" w:fill="FFE8E1"/>
-            <w:noWrap/>
-            <w:vAlign w:val="bottom"/>
-            <w:hideMark/>
-          </w:tcPr>
-          <w:p>
-            <w:pPr>
-              <w:spacing w:after="0" w:line="240" w:lineRule="auto"/>
-              <w:rPr>
-                <w:rFonts w:cstheme="minorHAnsi"/>
-                <w:b/>
-              </w:rPr>
-            </w:pPr>
-            <w:r>
-              <w:rPr>
-                <w:rFonts w:cstheme="minorHAnsi"/>
-                <w:b/>
-              </w:rPr>
-              <w:t>Feature</w:t>
-            </w:r>
-          </w:p>
-        </w:tc>
-        <w:tc>
-          <w:tcPr>
-            <w:tcW w:w="5103" w:type="dxa"/>
-            <w:tcBorders>
-              <w:top w:val="single" w:sz="4" w:space="0" w:color="auto"/>
-              <w:left w:val="nil"/>
-              <w:bottom w:val="single" w:sz="4" w:space="0" w:color="auto"/>
-              <w:right w:val="single" w:sz="4" w:space="0" w:color="auto"/>
-            </w:tcBorders>
-            <w:shd w:val="clear" w:color="auto" w:fill="FFE8E1"/>
-          </w:tcPr>
-          <w:p>
-            <w:pPr>
-              <w:spacing w:after="0" w:line="240" w:lineRule="auto"/>
-              <w:rPr>
-                <w:rFonts w:cstheme="minorHAnsi"/>
-                <w:b/>
-              </w:rPr>
-            </w:pPr>
-            <w:r>
-              <w:rPr>
-                <w:rFonts w:cstheme="minorHAnsi"/>
-                <w:b/>
-              </w:rPr>
-              <w:t>Use Case Description</w:t>
-            </w:r>
-          </w:p>
-        </w:tc>
-      </w:tr>
-      <w:tr>
-        <w:trPr>
-          <w:trHeight w:val="288"/>
-        </w:trPr>
-        <w:tc>
-          <w:tcPr>
-            <w:tcW w:w="520" w:type="dxa"/>
-            <w:tcBorders>
-              <w:top w:val="nil"/>
-              <w:left w:val="single" w:sz="4" w:space="0" w:color="auto"/>
-              <w:bottom w:val="single" w:sz="4" w:space="0" w:color="auto"/>
-              <w:right w:val="single" w:sz="4" w:space="0" w:color="auto"/>
-            </w:tcBorders>
-          </w:tcPr>
-          <w:p>
-            <w:pPr>
-              <w:spacing w:after="0" w:line="240" w:lineRule="auto"/>
-              <w:jc w:val="center"/>
-              <w:rPr>
-                <w:rFonts w:eastAsia="Times New Roman" w:cstheme="minorHAnsi"/>
-                <w:color w:val="000000"/>
-                <w:lang w:val="en-US"/>
-              </w:rPr>
-            </w:pPr>
-            <w:r>
-              <w:rPr>
-                <w:rFonts w:eastAsia="Times New Roman" w:cstheme="minorHAnsi"/>
-                <w:color w:val="000000"/>
-                <w:lang w:val="en-US"/>
-              </w:rPr>
-              <w:t>01</w:t>
-            </w:r>
-          </w:p>
-        </w:tc>
-        <w:tc>
-          <w:tcPr>
-            <w:tcW w:w="1890" w:type="dxa"/>
-            <w:tcBorders>
-              <w:top w:val="nil"/>
-              <w:left w:val="nil"/>
-              <w:bottom w:val="single" w:sz="4" w:space="0" w:color="auto"/>
-              <w:right w:val="single" w:sz="4" w:space="0" w:color="auto"/>
-            </w:tcBorders>
-            <w:shd w:val="clear" w:color="auto" w:fill="auto"/>
-            <w:noWrap/>
-          </w:tcPr>
-          <w:p>
-            <w:pPr>
-              <w:spacing w:after="0" w:line="240" w:lineRule="auto"/>
-            </w:pPr>
-            <w:r>
-              <w:t>View Menu</w:t>
-            </w:r>
-          </w:p>
-        </w:tc>
-        <w:tc>
-          <w:tcPr>
-            <w:tcW w:w="1701" w:type="dxa"/>
-            <w:tcBorders>
-              <w:top w:val="nil"/>
-              <w:left w:val="nil"/>
-              <w:bottom w:val="single" w:sz="4" w:space="0" w:color="auto"/>
-              <w:right w:val="single" w:sz="4" w:space="0" w:color="auto"/>
-            </w:tcBorders>
-            <w:shd w:val="clear" w:color="auto" w:fill="auto"/>
-            <w:noWrap/>
-          </w:tcPr>
-          <w:p>
-            <w:pPr>
-              <w:spacing w:after="0" w:line="240" w:lineRule="auto"/>
-              <w:rPr>
-                <w:rFonts w:eastAsia="Times New Roman" w:cstheme="minorHAnsi"/>
-                <w:color w:val="000000"/>
-                <w:lang w:val="en-US"/>
-              </w:rPr>
-            </w:pPr>
-            <w:r>
-              <w:rPr>
-                <w:rFonts w:eastAsia="Times New Roman" w:cstheme="minorHAnsi"/>
-                <w:color w:val="000000"/>
-                <w:lang w:val="en-US"/>
-              </w:rPr>
-              <w:t>Feature Name1</w:t>
-            </w:r>
-          </w:p>
-        </w:tc>
-        <w:tc>
-          <w:tcPr>
-            <w:tcW w:w="5103" w:type="dxa"/>
-            <w:tcBorders>
-              <w:top w:val="nil"/>
-              <w:left w:val="nil"/>
-              <w:bottom w:val="single" w:sz="4" w:space="0" w:color="auto"/>
-              <w:right w:val="single" w:sz="4" w:space="0" w:color="auto"/>
-            </w:tcBorders>
-          </w:tcPr>
-          <w:p>
-            <w:pPr>
-              <w:spacing w:after="0" w:line="240" w:lineRule="auto"/>
-              <w:rPr>
-                <w:rFonts w:eastAsia="Times New Roman" w:cstheme="minorHAnsi"/>
-                <w:color w:val="000000"/>
-                <w:lang w:val="en-US"/>
-              </w:rPr>
-            </w:pPr>
-          </w:p>
-        </w:tc>
-      </w:tr>
-      <w:tr>
-        <w:trPr>
-          <w:trHeight w:val="288"/>
-        </w:trPr>
-        <w:tc>
-          <w:tcPr>
-            <w:tcW w:w="520" w:type="dxa"/>
-            <w:tcBorders>
-              <w:top w:val="nil"/>
-              <w:left w:val="single" w:sz="4" w:space="0" w:color="auto"/>
-              <w:bottom w:val="single" w:sz="4" w:space="0" w:color="auto"/>
-              <w:right w:val="single" w:sz="4" w:space="0" w:color="auto"/>
-            </w:tcBorders>
-          </w:tcPr>
-          <w:p>
-            <w:pPr>
-              <w:spacing w:after="0" w:line="240" w:lineRule="auto"/>
-              <w:jc w:val="center"/>
-              <w:rPr>
-                <w:rFonts w:eastAsia="Times New Roman" w:cstheme="minorHAnsi"/>
-                <w:color w:val="000000"/>
-                <w:lang w:val="en-US"/>
-              </w:rPr>
-            </w:pPr>
-            <w:r>
-              <w:rPr>
-                <w:rFonts w:eastAsia="Times New Roman" w:cstheme="minorHAnsi"/>
-                <w:color w:val="000000"/>
-                <w:lang w:val="en-US"/>
-              </w:rPr>
-              <w:t>02</w:t>
-            </w:r>
-          </w:p>
-        </w:tc>
-        <w:tc>
-          <w:tcPr>
-            <w:tcW w:w="1890" w:type="dxa"/>
-            <w:tcBorders>
-              <w:top w:val="nil"/>
-              <w:left w:val="nil"/>
-              <w:bottom w:val="single" w:sz="4" w:space="0" w:color="auto"/>
-              <w:right w:val="single" w:sz="4" w:space="0" w:color="auto"/>
-            </w:tcBorders>
-            <w:shd w:val="clear" w:color="auto" w:fill="auto"/>
-            <w:noWrap/>
-            <w:hideMark/>
-          </w:tcPr>
-          <w:p>
-            <w:pPr>
-              <w:spacing w:after="0" w:line="240" w:lineRule="auto"/>
-              <w:rPr>
-                <w:rFonts w:eastAsia="Times New Roman" w:cstheme="minorHAnsi"/>
-                <w:color w:val="000000"/>
-                <w:lang w:val="en-US"/>
-              </w:rPr>
-            </w:pPr>
-            <w:r>
-              <w:rPr>
-                <w:rFonts w:eastAsia="Times New Roman" w:cstheme="minorHAnsi"/>
-                <w:lang w:val="en-US"/>
-              </w:rPr>
-              <w:t>Order a Meal</w:t>
-            </w:r>
-          </w:p>
-        </w:tc>
-        <w:tc>
-          <w:tcPr>
-            <w:tcW w:w="1701" w:type="dxa"/>
-            <w:tcBorders>
-              <w:top w:val="nil"/>
-              <w:left w:val="nil"/>
-              <w:bottom w:val="single" w:sz="4" w:space="0" w:color="auto"/>
-              <w:right w:val="single" w:sz="4" w:space="0" w:color="auto"/>
-            </w:tcBorders>
-            <w:shd w:val="clear" w:color="auto" w:fill="auto"/>
-            <w:noWrap/>
-            <w:hideMark/>
-          </w:tcPr>
-          <w:p>
-            <w:pPr>
-              <w:spacing w:after="0" w:line="240" w:lineRule="auto"/>
-              <w:rPr>
-                <w:rFonts w:eastAsia="Times New Roman" w:cstheme="minorHAnsi"/>
-                <w:color w:val="000000"/>
-                <w:lang w:val="en-US"/>
-              </w:rPr>
-            </w:pPr>
-            <w:r>
-              <w:rPr>
-                <w:rFonts w:eastAsia="Times New Roman" w:cstheme="minorHAnsi"/>
-                <w:color w:val="000000"/>
-                <w:lang w:val="en-US"/>
-              </w:rPr>
-              <w:t>Feature Name2</w:t>
-            </w:r>
-          </w:p>
-        </w:tc>
-        <w:tc>
-          <w:tcPr>
-            <w:tcW w:w="5103" w:type="dxa"/>
-            <w:tcBorders>
-              <w:top w:val="nil"/>
-              <w:left w:val="nil"/>
-              <w:bottom w:val="single" w:sz="4" w:space="0" w:color="auto"/>
-              <w:right w:val="single" w:sz="4" w:space="0" w:color="auto"/>
-            </w:tcBorders>
-          </w:tcPr>
-          <w:p>
-            <w:pPr>
-              <w:spacing w:after="0" w:line="240" w:lineRule="auto"/>
-              <w:rPr>
-                <w:rFonts w:eastAsia="Times New Roman" w:cstheme="minorHAnsi"/>
-                <w:color w:val="000000"/>
-                <w:lang w:val="en-US"/>
-              </w:rPr>
-            </w:pPr>
-          </w:p>
-        </w:tc>
-      </w:tr>
-      <w:tr>
-        <w:trPr>
-          <w:trHeight w:val="288"/>
-        </w:trPr>
-        <w:tc>
-          <w:tcPr>
-            <w:tcW w:w="520" w:type="dxa"/>
-            <w:tcBorders>
-              <w:top w:val="single" w:sz="4" w:space="0" w:color="auto"/>
-              <w:left w:val="single" w:sz="4" w:space="0" w:color="auto"/>
-              <w:bottom w:val="single" w:sz="4" w:space="0" w:color="auto"/>
-              <w:right w:val="single" w:sz="4" w:space="0" w:color="auto"/>
-            </w:tcBorders>
-          </w:tcPr>
-          <w:p>
-            <w:pPr>
-              <w:spacing w:after="0" w:line="240" w:lineRule="auto"/>
-              <w:jc w:val="center"/>
-              <w:rPr>
-                <w:rFonts w:eastAsia="Times New Roman" w:cstheme="minorHAnsi"/>
-                <w:color w:val="000000"/>
-                <w:lang w:val="en-US"/>
-              </w:rPr>
-            </w:pPr>
-            <w:r>
-              <w:rPr>
-                <w:rFonts w:eastAsia="Times New Roman" w:cstheme="minorHAnsi"/>
-                <w:color w:val="000000"/>
-                <w:lang w:val="en-US"/>
-              </w:rPr>
-              <w:t>03</w:t>
-            </w:r>
-          </w:p>
-        </w:tc>
-        <w:tc>
-          <w:tcPr>
-            <w:tcW w:w="1890" w:type="dxa"/>
-            <w:tcBorders>
-              <w:top w:val="single" w:sz="4" w:space="0" w:color="auto"/>
-              <w:left w:val="nil"/>
-              <w:bottom w:val="single" w:sz="4" w:space="0" w:color="auto"/>
-              <w:right w:val="single" w:sz="4" w:space="0" w:color="auto"/>
-            </w:tcBorders>
-            <w:shd w:val="clear" w:color="auto" w:fill="auto"/>
-            <w:noWrap/>
-          </w:tcPr>
-          <w:p>
-            <w:pPr>
-              <w:spacing w:after="0" w:line="240" w:lineRule="auto"/>
-              <w:rPr>
-                <w:rFonts w:eastAsia="Times New Roman" w:cstheme="minorHAnsi"/>
-                <w:lang w:val="en-US"/>
-              </w:rPr>
-            </w:pPr>
-            <w:r>
-              <w:rPr>
-                <w:rFonts w:eastAsia="Times New Roman" w:cstheme="minorHAnsi"/>
-                <w:lang w:val="en-US"/>
-              </w:rPr>
-              <w:t>…</w:t>
-            </w:r>
-          </w:p>
-        </w:tc>
-        <w:tc>
-          <w:tcPr>
-            <w:tcW w:w="1701" w:type="dxa"/>
-            <w:tcBorders>
-              <w:top w:val="single" w:sz="4" w:space="0" w:color="auto"/>
-              <w:left w:val="nil"/>
-              <w:bottom w:val="single" w:sz="4" w:space="0" w:color="auto"/>
-              <w:right w:val="single" w:sz="4" w:space="0" w:color="auto"/>
-            </w:tcBorders>
-            <w:shd w:val="clear" w:color="auto" w:fill="auto"/>
-            <w:noWrap/>
-          </w:tcPr>
-          <w:p>
-            <w:pPr>
-              <w:spacing w:after="0" w:line="240" w:lineRule="auto"/>
-              <w:rPr>
-                <w:rFonts w:eastAsia="Times New Roman" w:cstheme="minorHAnsi"/>
-                <w:color w:val="000000"/>
-                <w:lang w:val="en-US"/>
-              </w:rPr>
-            </w:pPr>
-          </w:p>
-        </w:tc>
-        <w:tc>
-          <w:tcPr>
-            <w:tcW w:w="5103" w:type="dxa"/>
-            <w:tcBorders>
-              <w:top w:val="single" w:sz="4" w:space="0" w:color="auto"/>
-              <w:left w:val="nil"/>
-              <w:bottom w:val="single" w:sz="4" w:space="0" w:color="auto"/>
-              <w:right w:val="single" w:sz="4" w:space="0" w:color="auto"/>
-            </w:tcBorders>
-          </w:tcPr>
-          <w:p>
-            <w:pPr>
-              <w:spacing w:after="0" w:line="240" w:lineRule="auto"/>
-              <w:rPr>
-                <w:rFonts w:eastAsia="Times New Roman" w:cstheme="minorHAnsi"/>
-                <w:color w:val="000000"/>
-                <w:lang w:val="en-US"/>
-              </w:rPr>
-            </w:pPr>
-          </w:p>
-        </w:tc>
-      </w:tr>
-    </w:tbl>
-    <w:p>
-      <w:r>
-        <w:t>…</w:t>
-      </w:r>
-    </w:p>
-    <w:p>
-      <w:pPr>
-        <w:pStyle w:val="Heading4"/>
-      </w:pPr>
-      <w:r>
-        <w:t>1.</w:t>
-      </w:r>
-      <w:r>
-        <w:t>3</w:t>
-      </w:r>
-      <w:r>
-        <w:t xml:space="preserve">.2 </w:t>
-      </w:r>
-      <w:r>
-        <w:t xml:space="preserve">Use Case </w:t>
-      </w:r>
-      <w:r>
-        <w:t>Diagrams</w:t>
-      </w:r>
-    </w:p>
-    <w:p>
-      <w:pPr>
-        <w:jc w:val="both"/>
-        <w:rPr>
-          <w:i/>
-          <w:color w:val="0000FF"/>
-        </w:rPr>
-      </w:pPr>
-      <w:r>
-        <w:rPr>
-          <w:i/>
-          <w:color w:val="0000FF"/>
-        </w:rPr>
-        <w:t>In this section, you need to provide the UC diagram(s) to show the actor-UCs and UC-UC relationships like the sample below. You can have multiple UC diagrams for the system, each diagram is for one actor or one workflow]</w:t>
-      </w:r>
-    </w:p>
-    <w:p>
-      <w:pPr>
-        <w:pStyle w:val="Heading5"/>
-      </w:pPr>
-      <w:r>
-        <w:t>1.</w:t>
-      </w:r>
-      <w:r>
-        <w:t>3</w:t>
-      </w:r>
-      <w:r>
-        <w:t>.2.1 UCs for Guest</w:t>
-      </w:r>
-    </w:p>
-    <w:p>
-      <w:pPr>
-        <w:jc w:val="center"/>
-        <w:rPr>
-          <w:i/>
-        </w:rPr>
-      </w:pPr>
-      <w:r>
-        <w:rPr>
-          <w:i/>
-          <w:noProof/>
-        </w:rPr>
         <w:drawing>
-          <wp:inline distT="0" distB="0" distL="0" distR="0" wp14:anchorId="4EFE15D5" wp14:editId="04985DD4">
-            <wp:extent cx="3384468" cy="1597231"/>
-            <wp:effectExtent l="0" t="0" r="6985" b="3175"/>
-            <wp:docPr id="27" name="image7.png"/>
-            <wp:cNvGraphicFramePr/>
+          <wp:inline distT="0" distB="0" distL="0" distR="0" wp14:anchorId="3C53133A" wp14:editId="41163B9D">
+            <wp:extent cx="5746750" cy="2850515"/>
+            <wp:effectExtent l="0" t="0" r="6350" b="6985"/>
+            <wp:docPr id="73396872" name="Picture 1"/>
+            <wp:cNvGraphicFramePr>
+              <a:graphicFrameLocks xmlns:a="http://schemas.openxmlformats.org/drawingml/2006/main" noChangeAspect="1"/>
+            </wp:cNvGraphicFramePr>
             <a:graphic xmlns:a="http://schemas.openxmlformats.org/drawingml/2006/main">
               <a:graphicData uri="http://schemas.openxmlformats.org/drawingml/2006/picture">
                 <pic:pic xmlns:pic="http://schemas.openxmlformats.org/drawingml/2006/picture">
                   <pic:nvPicPr>
-                    <pic:cNvPr id="0" name="image7.png"/>
-                    <pic:cNvPicPr preferRelativeResize="0"/>
+                    <pic:cNvPr id="73396872" name=""/>
+                    <pic:cNvPicPr/>
                   </pic:nvPicPr>
                   <pic:blipFill>
                     <a:blip r:embed="rId11"/>
-                    <a:srcRect/>
                     <a:stretch>
                       <a:fillRect/>
                     </a:stretch>
@@ -4757,12 +3483,11 @@
                   <pic:spPr>
                     <a:xfrm>
                       <a:off x="0" y="0"/>
-                      <a:ext cx="3430984" cy="1619183"/>
+                      <a:ext cx="5746750" cy="2850515"/>
                     </a:xfrm>
                     <a:prstGeom prst="rect">
                       <a:avLst/>
                     </a:prstGeom>
-                    <a:ln/>
                   </pic:spPr>
                 </pic:pic>
               </a:graphicData>
@@ -4771,49 +3496,46 @@
         </w:drawing>
       </w:r>
     </w:p>
-    <w:p/>
     <w:p>
       <w:pPr>
-        <w:pStyle w:val="Heading5"/>
-      </w:pPr>
-      <w:r>
-        <w:t>1.</w:t>
-      </w:r>
-      <w:r>
-        <w:t>3</w:t>
-      </w:r>
-      <w:r>
-        <w:t>.2.2 UCs for Student</w:t>
+        <w:pStyle w:val="Heading4"/>
+        <w:rPr>
+          <w:lang w:val="en-US"/>
+        </w:rPr>
+      </w:pPr>
+      <w:r>
+        <w:lastRenderedPageBreak/>
+        <w:t xml:space="preserve">1.2.3 </w:t>
+      </w:r>
+      <w:r>
+        <w:rPr>
+          <w:lang w:val="vi-VN"/>
+        </w:rPr>
+        <w:t>Streamlined 1-Click Checkout</w:t>
       </w:r>
     </w:p>
     <w:p>
-      <w:pPr>
-        <w:jc w:val="center"/>
+      <w:r>
         <w:rPr>
-          <w:i/>
-        </w:rPr>
-      </w:pPr>
-      <w:r>
-        <w:rPr>
-          <w:i/>
           <w:noProof/>
         </w:rPr>
         <w:drawing>
-          <wp:inline distT="0" distB="0" distL="0" distR="0" wp14:anchorId="64545280" wp14:editId="11EDD317">
-            <wp:extent cx="3253839" cy="1692233"/>
-            <wp:effectExtent l="0" t="0" r="3810" b="3810"/>
-            <wp:docPr id="30" name="image9.png"/>
-            <wp:cNvGraphicFramePr/>
+          <wp:inline distT="0" distB="0" distL="0" distR="0" wp14:anchorId="2EBFB5A3" wp14:editId="4F734E0C">
+            <wp:extent cx="5746750" cy="2032635"/>
+            <wp:effectExtent l="0" t="0" r="6350" b="5715"/>
+            <wp:docPr id="1483667848" name="Picture 1"/>
+            <wp:cNvGraphicFramePr>
+              <a:graphicFrameLocks xmlns:a="http://schemas.openxmlformats.org/drawingml/2006/main" noChangeAspect="1"/>
+            </wp:cNvGraphicFramePr>
             <a:graphic xmlns:a="http://schemas.openxmlformats.org/drawingml/2006/main">
               <a:graphicData uri="http://schemas.openxmlformats.org/drawingml/2006/picture">
                 <pic:pic xmlns:pic="http://schemas.openxmlformats.org/drawingml/2006/picture">
                   <pic:nvPicPr>
-                    <pic:cNvPr id="0" name="image9.png"/>
-                    <pic:cNvPicPr preferRelativeResize="0"/>
+                    <pic:cNvPr id="1483667848" name=""/>
+                    <pic:cNvPicPr/>
                   </pic:nvPicPr>
                   <pic:blipFill>
                     <a:blip r:embed="rId12"/>
-                    <a:srcRect/>
                     <a:stretch>
                       <a:fillRect/>
                     </a:stretch>
@@ -4821,12 +3543,11 @@
                   <pic:spPr>
                     <a:xfrm>
                       <a:off x="0" y="0"/>
-                      <a:ext cx="3273805" cy="1702617"/>
+                      <a:ext cx="5746750" cy="2032635"/>
                     </a:xfrm>
                     <a:prstGeom prst="rect">
                       <a:avLst/>
                     </a:prstGeom>
-                    <a:ln/>
                   </pic:spPr>
                 </pic:pic>
               </a:graphicData>
@@ -4837,8 +3558,9 @@
     </w:p>
     <w:p>
       <w:pPr>
-        <w:pStyle w:val="Heading5"/>
-      </w:pPr>
+        <w:pStyle w:val="Heading3"/>
+      </w:pPr>
+      <w:bookmarkStart w:id="5" w:name="_Toc187341935"/>
       <w:r>
         <w:t>1.</w:t>
       </w:r>
@@ -4846,20 +3568,17 @@
         <w:t>3</w:t>
       </w:r>
       <w:r>
-        <w:t>.2.3 …</w:t>
-      </w:r>
+        <w:t xml:space="preserve"> User Requirements</w:t>
+      </w:r>
+      <w:bookmarkEnd w:id="5"/>
     </w:p>
-    <w:p/>
     <w:p>
       <w:pPr>
-        <w:pStyle w:val="Heading3"/>
-      </w:pPr>
-      <w:bookmarkStart w:id="6" w:name="_Toc187341936"/>
-      <w:r>
-        <w:lastRenderedPageBreak/>
-        <w:t>1.4 System Functionalities</w:t>
-      </w:r>
-      <w:bookmarkEnd w:id="6"/>
+        <w:pStyle w:val="Heading4"/>
+      </w:pPr>
+      <w:r>
+        <w:t>1.3.1 Actors</w:t>
+      </w:r>
     </w:p>
     <w:p>
       <w:pPr>
@@ -4869,36 +3588,2000 @@
           <w:color w:val="0000FF"/>
         </w:rPr>
       </w:pPr>
-      <w:r>
+    </w:p>
+    <w:tbl>
+      <w:tblPr>
+        <w:tblStyle w:val="TableGrid"/>
+        <w:tblW w:w="9071" w:type="dxa"/>
+        <w:tblLayout w:type="fixed"/>
+        <w:tblLook w:val="04A0" w:firstRow="1" w:lastRow="0" w:firstColumn="1" w:lastColumn="0" w:noHBand="0" w:noVBand="1"/>
+      </w:tblPr>
+      <w:tblGrid>
+        <w:gridCol w:w="567"/>
+        <w:gridCol w:w="2551"/>
+        <w:gridCol w:w="5953"/>
+      </w:tblGrid>
+      <w:tr>
+        <w:tc>
+          <w:tcPr>
+            <w:tcW w:w="567" w:type="dxa"/>
+            <w:shd w:val="clear" w:color="auto" w:fill="FFE8E1"/>
+            <w:tcMar>
+              <w:top w:w="50" w:type="dxa"/>
+              <w:left w:w="108" w:type="dxa"/>
+              <w:bottom w:w="50" w:type="dxa"/>
+              <w:right w:w="108" w:type="dxa"/>
+            </w:tcMar>
+          </w:tcPr>
+          <w:p>
+            <w:pPr>
+              <w:spacing w:before="20" w:after="20"/>
+              <w:jc w:val="center"/>
+            </w:pPr>
+            <w:r>
+              <w:rPr>
+                <w:b/>
+              </w:rPr>
+              <w:t>#</w:t>
+            </w:r>
+          </w:p>
+        </w:tc>
+        <w:tc>
+          <w:tcPr>
+            <w:tcW w:w="2551" w:type="dxa"/>
+            <w:shd w:val="clear" w:color="auto" w:fill="FFE8E1"/>
+            <w:tcMar>
+              <w:top w:w="50" w:type="dxa"/>
+              <w:left w:w="108" w:type="dxa"/>
+              <w:bottom w:w="50" w:type="dxa"/>
+              <w:right w:w="108" w:type="dxa"/>
+            </w:tcMar>
+          </w:tcPr>
+          <w:p>
+            <w:pPr>
+              <w:spacing w:before="20" w:after="20"/>
+              <w:jc w:val="center"/>
+            </w:pPr>
+            <w:r>
+              <w:rPr>
+                <w:b/>
+              </w:rPr>
+              <w:t>Actor</w:t>
+            </w:r>
+          </w:p>
+        </w:tc>
+        <w:tc>
+          <w:tcPr>
+            <w:tcW w:w="5953" w:type="dxa"/>
+            <w:shd w:val="clear" w:color="auto" w:fill="FFE8E1"/>
+            <w:tcMar>
+              <w:top w:w="50" w:type="dxa"/>
+              <w:left w:w="108" w:type="dxa"/>
+              <w:bottom w:w="50" w:type="dxa"/>
+              <w:right w:w="108" w:type="dxa"/>
+            </w:tcMar>
+          </w:tcPr>
+          <w:p>
+            <w:pPr>
+              <w:spacing w:before="20" w:after="20"/>
+              <w:jc w:val="center"/>
+            </w:pPr>
+            <w:r>
+              <w:rPr>
+                <w:b/>
+              </w:rPr>
+              <w:t>Description</w:t>
+            </w:r>
+          </w:p>
+        </w:tc>
+      </w:tr>
+      <w:tr>
+        <w:tc>
+          <w:tcPr>
+            <w:tcW w:w="567" w:type="dxa"/>
+            <w:shd w:val="clear" w:color="auto" w:fill="FFFFFF"/>
+            <w:tcMar>
+              <w:top w:w="50" w:type="dxa"/>
+              <w:left w:w="108" w:type="dxa"/>
+              <w:bottom w:w="50" w:type="dxa"/>
+              <w:right w:w="108" w:type="dxa"/>
+            </w:tcMar>
+          </w:tcPr>
+          <w:p>
+            <w:pPr>
+              <w:spacing w:before="20" w:after="20"/>
+              <w:jc w:val="center"/>
+            </w:pPr>
+            <w:r>
+              <w:t>1</w:t>
+            </w:r>
+          </w:p>
+        </w:tc>
+        <w:tc>
+          <w:tcPr>
+            <w:tcW w:w="2551" w:type="dxa"/>
+            <w:shd w:val="clear" w:color="auto" w:fill="FFFFFF"/>
+            <w:tcMar>
+              <w:top w:w="50" w:type="dxa"/>
+              <w:left w:w="108" w:type="dxa"/>
+              <w:bottom w:w="50" w:type="dxa"/>
+              <w:right w:w="108" w:type="dxa"/>
+            </w:tcMar>
+          </w:tcPr>
+          <w:p>
+            <w:r>
+              <w:rPr>
+                <w:b/>
+              </w:rPr>
+              <w:t>Parents</w:t>
+            </w:r>
+            <w:r>
+              <w:rPr>
+                <w:b/>
+              </w:rPr>
+              <w:br/>
+              <w:t>(Phụ huynh)</w:t>
+            </w:r>
+            <w:r>
+              <w:br/>
+            </w:r>
+            <w:r>
+              <w:rPr>
+                <w:i/>
+                <w:color w:val="555555"/>
+                <w:sz w:val="18"/>
+              </w:rPr>
+              <w:t>Human | External User</w:t>
+            </w:r>
+          </w:p>
+        </w:tc>
+        <w:tc>
+          <w:tcPr>
+            <w:tcW w:w="5953" w:type="dxa"/>
+            <w:shd w:val="clear" w:color="auto" w:fill="FFFFFF"/>
+            <w:tcMar>
+              <w:top w:w="50" w:type="dxa"/>
+              <w:left w:w="108" w:type="dxa"/>
+              <w:bottom w:w="50" w:type="dxa"/>
+              <w:right w:w="108" w:type="dxa"/>
+            </w:tcMar>
+          </w:tcPr>
+          <w:p>
+            <w:pPr>
+              <w:spacing w:before="20" w:after="20"/>
+            </w:pPr>
+            <w:r>
+              <w:t>Parents or guardians of pediatric patients who interact with HCMS via the self-service Booking Portal (smartphone/web). They initiate appointment bookings, provide child's Patient Demographics, receive appointment confirmations, and view post-visit clinical notes &amp; prescriptions on their device. They are outside the clinic and do not use the internal dashboard.</w:t>
+            </w:r>
+          </w:p>
+        </w:tc>
+      </w:tr>
+      <w:tr>
+        <w:tc>
+          <w:tcPr>
+            <w:tcW w:w="567" w:type="dxa"/>
+            <w:shd w:val="clear" w:color="auto" w:fill="FFF5F3"/>
+            <w:tcMar>
+              <w:top w:w="50" w:type="dxa"/>
+              <w:left w:w="108" w:type="dxa"/>
+              <w:bottom w:w="50" w:type="dxa"/>
+              <w:right w:w="108" w:type="dxa"/>
+            </w:tcMar>
+          </w:tcPr>
+          <w:p>
+            <w:pPr>
+              <w:spacing w:before="20" w:after="20"/>
+              <w:jc w:val="center"/>
+            </w:pPr>
+            <w:r>
+              <w:t>2</w:t>
+            </w:r>
+          </w:p>
+        </w:tc>
+        <w:tc>
+          <w:tcPr>
+            <w:tcW w:w="2551" w:type="dxa"/>
+            <w:shd w:val="clear" w:color="auto" w:fill="FFF5F3"/>
+            <w:tcMar>
+              <w:top w:w="50" w:type="dxa"/>
+              <w:left w:w="108" w:type="dxa"/>
+              <w:bottom w:w="50" w:type="dxa"/>
+              <w:right w:w="108" w:type="dxa"/>
+            </w:tcMar>
+          </w:tcPr>
+          <w:p>
+            <w:r>
+              <w:rPr>
+                <w:b/>
+              </w:rPr>
+              <w:t>Doctor</w:t>
+            </w:r>
+            <w:r>
+              <w:rPr>
+                <w:b/>
+              </w:rPr>
+              <w:br/>
+              <w:t>(Bác sĩ)</w:t>
+            </w:r>
+            <w:r>
+              <w:br/>
+            </w:r>
+            <w:r>
+              <w:rPr>
+                <w:i/>
+                <w:color w:val="555555"/>
+                <w:sz w:val="18"/>
+              </w:rPr>
+              <w:t>Human | Primary Internal User &amp; System Sponsor</w:t>
+            </w:r>
+          </w:p>
+        </w:tc>
+        <w:tc>
+          <w:tcPr>
+            <w:tcW w:w="5953" w:type="dxa"/>
+            <w:shd w:val="clear" w:color="auto" w:fill="FFF5F3"/>
+            <w:tcMar>
+              <w:top w:w="50" w:type="dxa"/>
+              <w:left w:w="108" w:type="dxa"/>
+              <w:bottom w:w="50" w:type="dxa"/>
+              <w:right w:w="108" w:type="dxa"/>
+            </w:tcMar>
+          </w:tcPr>
+          <w:p>
+            <w:pPr>
+              <w:spacing w:before="20" w:after="20"/>
+            </w:pPr>
+            <w:r>
+              <w:t>The lead physician (Dr. Minh) who acts as both project sponsor and the primary clinical user. Doctors interact with HCMS to access a real-time patient queue dashboard, retrieve full Medical History (EMR) for each patient, record clinical consultation outcomes into a VISIT entity, and issue electronic Prescriptions using the autocomplete drug-name feature. All Doctor interactions are within the clinic's internal network.</w:t>
+            </w:r>
+          </w:p>
+        </w:tc>
+      </w:tr>
+      <w:tr>
+        <w:tc>
+          <w:tcPr>
+            <w:tcW w:w="567" w:type="dxa"/>
+            <w:shd w:val="clear" w:color="auto" w:fill="FFFFFF"/>
+            <w:tcMar>
+              <w:top w:w="50" w:type="dxa"/>
+              <w:left w:w="108" w:type="dxa"/>
+              <w:bottom w:w="50" w:type="dxa"/>
+              <w:right w:w="108" w:type="dxa"/>
+            </w:tcMar>
+          </w:tcPr>
+          <w:p>
+            <w:pPr>
+              <w:spacing w:before="20" w:after="20"/>
+              <w:jc w:val="center"/>
+            </w:pPr>
+            <w:r>
+              <w:t>3</w:t>
+            </w:r>
+          </w:p>
+        </w:tc>
+        <w:tc>
+          <w:tcPr>
+            <w:tcW w:w="2551" w:type="dxa"/>
+            <w:shd w:val="clear" w:color="auto" w:fill="FFFFFF"/>
+            <w:tcMar>
+              <w:top w:w="50" w:type="dxa"/>
+              <w:left w:w="108" w:type="dxa"/>
+              <w:bottom w:w="50" w:type="dxa"/>
+              <w:right w:w="108" w:type="dxa"/>
+            </w:tcMar>
+          </w:tcPr>
+          <w:p>
+            <w:r>
+              <w:rPr>
+                <w:b/>
+              </w:rPr>
+              <w:t>Receptionist</w:t>
+            </w:r>
+            <w:r>
+              <w:rPr>
+                <w:b/>
+              </w:rPr>
+              <w:br/>
+              <w:t>(Lễ tân)</w:t>
+            </w:r>
+            <w:r>
+              <w:br/>
+            </w:r>
+            <w:r>
+              <w:rPr>
+                <w:i/>
+                <w:color w:val="555555"/>
+                <w:sz w:val="18"/>
+              </w:rPr>
+              <w:t>Human | Key Internal Operator</w:t>
+            </w:r>
+          </w:p>
+        </w:tc>
+        <w:tc>
+          <w:tcPr>
+            <w:tcW w:w="5953" w:type="dxa"/>
+            <w:shd w:val="clear" w:color="auto" w:fill="FFFFFF"/>
+            <w:tcMar>
+              <w:top w:w="50" w:type="dxa"/>
+              <w:left w:w="108" w:type="dxa"/>
+              <w:bottom w:w="50" w:type="dxa"/>
+              <w:right w:w="108" w:type="dxa"/>
+            </w:tcMar>
+          </w:tcPr>
+          <w:p>
+            <w:pPr>
+              <w:spacing w:before="20" w:after="20"/>
+            </w:pPr>
+            <w:r>
+              <w:t>The front-desk operator (Chị Lan) responsible for administrative clinic operations. Receptionists interact with HCMS to view Appointment Dashboard, confirm or manually register appointments (including walk-ins), verify the auto-generated BILLING invoices, and execute the 1-Click Payment status update (Unpaid → Paid). She is a high-frequency user of the system.</w:t>
+            </w:r>
+          </w:p>
+        </w:tc>
+      </w:tr>
+    </w:tbl>
+    <w:p/>
+    <w:p>
+      <w:pPr>
+        <w:pStyle w:val="Heading4"/>
+      </w:pPr>
+      <w:r>
+        <w:t>1.3.2 Use Cases (UC)</w:t>
+      </w:r>
+    </w:p>
+    <w:tbl>
+      <w:tblPr>
+        <w:tblStyle w:val="TableGrid"/>
+        <w:tblW w:w="9071" w:type="dxa"/>
+        <w:tblLayout w:type="fixed"/>
+        <w:tblLook w:val="04A0" w:firstRow="1" w:lastRow="0" w:firstColumn="1" w:lastColumn="0" w:noHBand="0" w:noVBand="1"/>
+      </w:tblPr>
+      <w:tblGrid>
+        <w:gridCol w:w="850"/>
+        <w:gridCol w:w="2268"/>
+        <w:gridCol w:w="1984"/>
+        <w:gridCol w:w="3969"/>
+      </w:tblGrid>
+      <w:tr>
+        <w:tc>
+          <w:tcPr>
+            <w:tcW w:w="850" w:type="dxa"/>
+            <w:shd w:val="clear" w:color="auto" w:fill="FFE8E1"/>
+            <w:tcMar>
+              <w:top w:w="50" w:type="dxa"/>
+              <w:left w:w="108" w:type="dxa"/>
+              <w:bottom w:w="50" w:type="dxa"/>
+              <w:right w:w="108" w:type="dxa"/>
+            </w:tcMar>
+          </w:tcPr>
+          <w:p>
+            <w:pPr>
+              <w:spacing w:before="20" w:after="20"/>
+              <w:jc w:val="center"/>
+            </w:pPr>
+            <w:r>
+              <w:rPr>
+                <w:b/>
+              </w:rPr>
+              <w:t>ID</w:t>
+            </w:r>
+          </w:p>
+        </w:tc>
+        <w:tc>
+          <w:tcPr>
+            <w:tcW w:w="2268" w:type="dxa"/>
+            <w:shd w:val="clear" w:color="auto" w:fill="FFE8E1"/>
+            <w:tcMar>
+              <w:top w:w="50" w:type="dxa"/>
+              <w:left w:w="108" w:type="dxa"/>
+              <w:bottom w:w="50" w:type="dxa"/>
+              <w:right w:w="108" w:type="dxa"/>
+            </w:tcMar>
+          </w:tcPr>
+          <w:p>
+            <w:pPr>
+              <w:spacing w:before="20" w:after="20"/>
+              <w:jc w:val="center"/>
+            </w:pPr>
+            <w:r>
+              <w:rPr>
+                <w:b/>
+              </w:rPr>
+              <w:t>Use Case</w:t>
+            </w:r>
+          </w:p>
+        </w:tc>
+        <w:tc>
+          <w:tcPr>
+            <w:tcW w:w="1984" w:type="dxa"/>
+            <w:shd w:val="clear" w:color="auto" w:fill="FFE8E1"/>
+            <w:tcMar>
+              <w:top w:w="50" w:type="dxa"/>
+              <w:left w:w="108" w:type="dxa"/>
+              <w:bottom w:w="50" w:type="dxa"/>
+              <w:right w:w="108" w:type="dxa"/>
+            </w:tcMar>
+          </w:tcPr>
+          <w:p>
+            <w:pPr>
+              <w:spacing w:before="20" w:after="20"/>
+              <w:jc w:val="center"/>
+            </w:pPr>
+            <w:r>
+              <w:rPr>
+                <w:b/>
+              </w:rPr>
+              <w:t>Feature</w:t>
+            </w:r>
+          </w:p>
+        </w:tc>
+        <w:tc>
+          <w:tcPr>
+            <w:tcW w:w="3969" w:type="dxa"/>
+            <w:shd w:val="clear" w:color="auto" w:fill="FFE8E1"/>
+            <w:tcMar>
+              <w:top w:w="50" w:type="dxa"/>
+              <w:left w:w="108" w:type="dxa"/>
+              <w:bottom w:w="50" w:type="dxa"/>
+              <w:right w:w="108" w:type="dxa"/>
+            </w:tcMar>
+          </w:tcPr>
+          <w:p>
+            <w:pPr>
+              <w:spacing w:before="20" w:after="20"/>
+              <w:jc w:val="center"/>
+            </w:pPr>
+            <w:r>
+              <w:rPr>
+                <w:b/>
+              </w:rPr>
+              <w:t>Use Case Description</w:t>
+            </w:r>
+          </w:p>
+        </w:tc>
+      </w:tr>
+      <w:tr>
+        <w:tc>
+          <w:tcPr>
+            <w:tcW w:w="850" w:type="dxa"/>
+            <w:shd w:val="clear" w:color="auto" w:fill="FFFFFF"/>
+            <w:tcMar>
+              <w:top w:w="50" w:type="dxa"/>
+              <w:left w:w="108" w:type="dxa"/>
+              <w:bottom w:w="50" w:type="dxa"/>
+              <w:right w:w="108" w:type="dxa"/>
+            </w:tcMar>
+          </w:tcPr>
+          <w:p>
+            <w:pPr>
+              <w:spacing w:before="20" w:after="20"/>
+              <w:jc w:val="center"/>
+            </w:pPr>
+            <w:r>
+              <w:rPr>
+                <w:b/>
+              </w:rPr>
+              <w:t>UC-01</w:t>
+            </w:r>
+          </w:p>
+        </w:tc>
+        <w:tc>
+          <w:tcPr>
+            <w:tcW w:w="2268" w:type="dxa"/>
+            <w:shd w:val="clear" w:color="auto" w:fill="FFFFFF"/>
+            <w:tcMar>
+              <w:top w:w="50" w:type="dxa"/>
+              <w:left w:w="108" w:type="dxa"/>
+              <w:bottom w:w="50" w:type="dxa"/>
+              <w:right w:w="108" w:type="dxa"/>
+            </w:tcMar>
+          </w:tcPr>
+          <w:p>
+            <w:pPr>
+              <w:spacing w:before="20" w:after="20"/>
+            </w:pPr>
+            <w:r>
+              <w:rPr>
+                <w:b/>
+              </w:rPr>
+              <w:t>Book Appointment Online</w:t>
+            </w:r>
+          </w:p>
+        </w:tc>
+        <w:tc>
+          <w:tcPr>
+            <w:tcW w:w="1984" w:type="dxa"/>
+            <w:shd w:val="clear" w:color="auto" w:fill="FFFFFF"/>
+            <w:tcMar>
+              <w:top w:w="50" w:type="dxa"/>
+              <w:left w:w="108" w:type="dxa"/>
+              <w:bottom w:w="50" w:type="dxa"/>
+              <w:right w:w="108" w:type="dxa"/>
+            </w:tcMar>
+          </w:tcPr>
+          <w:p>
+            <w:pPr>
+              <w:spacing w:before="20" w:after="20"/>
+            </w:pPr>
+            <w:r>
+              <w:rPr>
+                <w:i/>
+              </w:rPr>
+              <w:t>Self-Service Booking Portal</w:t>
+            </w:r>
+          </w:p>
+        </w:tc>
+        <w:tc>
+          <w:tcPr>
+            <w:tcW w:w="3969" w:type="dxa"/>
+            <w:shd w:val="clear" w:color="auto" w:fill="FFFFFF"/>
+            <w:tcMar>
+              <w:top w:w="50" w:type="dxa"/>
+              <w:left w:w="108" w:type="dxa"/>
+              <w:bottom w:w="50" w:type="dxa"/>
+              <w:right w:w="108" w:type="dxa"/>
+            </w:tcMar>
+          </w:tcPr>
+          <w:p>
+            <w:pPr>
+              <w:spacing w:before="20" w:after="20"/>
+            </w:pPr>
+            <w:r>
+              <w:t>Parents access the online Booking Portal, select a preferred Doctor (by name/specialty) and an available time slot from the real-time calendar. The system validates the slot and auto-</w:t>
+            </w:r>
+            <w:r>
+              <w:lastRenderedPageBreak/>
+              <w:t>creates an APPOINTMENT entity with status 'Pending'. The Receptionist is notified on her dashboard of the new pending booking.</w:t>
+            </w:r>
+          </w:p>
+        </w:tc>
+      </w:tr>
+      <w:tr>
+        <w:tc>
+          <w:tcPr>
+            <w:tcW w:w="850" w:type="dxa"/>
+            <w:shd w:val="clear" w:color="auto" w:fill="FFF5F3"/>
+            <w:tcMar>
+              <w:top w:w="50" w:type="dxa"/>
+              <w:left w:w="108" w:type="dxa"/>
+              <w:bottom w:w="50" w:type="dxa"/>
+              <w:right w:w="108" w:type="dxa"/>
+            </w:tcMar>
+          </w:tcPr>
+          <w:p>
+            <w:pPr>
+              <w:spacing w:before="20" w:after="20"/>
+              <w:jc w:val="center"/>
+            </w:pPr>
+            <w:r>
+              <w:rPr>
+                <w:b/>
+              </w:rPr>
+              <w:lastRenderedPageBreak/>
+              <w:t>UC-02</w:t>
+            </w:r>
+          </w:p>
+        </w:tc>
+        <w:tc>
+          <w:tcPr>
+            <w:tcW w:w="2268" w:type="dxa"/>
+            <w:shd w:val="clear" w:color="auto" w:fill="FFF5F3"/>
+            <w:tcMar>
+              <w:top w:w="50" w:type="dxa"/>
+              <w:left w:w="108" w:type="dxa"/>
+              <w:bottom w:w="50" w:type="dxa"/>
+              <w:right w:w="108" w:type="dxa"/>
+            </w:tcMar>
+          </w:tcPr>
+          <w:p>
+            <w:pPr>
+              <w:spacing w:before="20" w:after="20"/>
+            </w:pPr>
+            <w:r>
+              <w:rPr>
+                <w:b/>
+              </w:rPr>
+              <w:t>Provide Patient Demographics</w:t>
+            </w:r>
+          </w:p>
+        </w:tc>
+        <w:tc>
+          <w:tcPr>
+            <w:tcW w:w="1984" w:type="dxa"/>
+            <w:shd w:val="clear" w:color="auto" w:fill="FFF5F3"/>
+            <w:tcMar>
+              <w:top w:w="50" w:type="dxa"/>
+              <w:left w:w="108" w:type="dxa"/>
+              <w:bottom w:w="50" w:type="dxa"/>
+              <w:right w:w="108" w:type="dxa"/>
+            </w:tcMar>
+          </w:tcPr>
+          <w:p>
+            <w:pPr>
+              <w:spacing w:before="20" w:after="20"/>
+            </w:pPr>
+            <w:r>
+              <w:rPr>
+                <w:i/>
+              </w:rPr>
+              <w:t>Self-Service Booking Portal</w:t>
+            </w:r>
+          </w:p>
+        </w:tc>
+        <w:tc>
+          <w:tcPr>
+            <w:tcW w:w="3969" w:type="dxa"/>
+            <w:shd w:val="clear" w:color="auto" w:fill="FFF5F3"/>
+            <w:tcMar>
+              <w:top w:w="50" w:type="dxa"/>
+              <w:left w:w="108" w:type="dxa"/>
+              <w:bottom w:w="50" w:type="dxa"/>
+              <w:right w:w="108" w:type="dxa"/>
+            </w:tcMar>
+          </w:tcPr>
+          <w:p>
+            <w:pPr>
+              <w:spacing w:before="20" w:after="20"/>
+            </w:pPr>
+            <w:r>
+              <w:t>During an initial booking (or at check-in), Parents input the child's personal and medical data: full name, date of birth, parent phone/email, and primary medical notes. The system creates or updates the PATIENT entity linked to the APPOINTMENT record.</w:t>
+            </w:r>
+          </w:p>
+        </w:tc>
+      </w:tr>
+      <w:tr>
+        <w:tc>
+          <w:tcPr>
+            <w:tcW w:w="850" w:type="dxa"/>
+            <w:shd w:val="clear" w:color="auto" w:fill="FFFFFF"/>
+            <w:tcMar>
+              <w:top w:w="50" w:type="dxa"/>
+              <w:left w:w="108" w:type="dxa"/>
+              <w:bottom w:w="50" w:type="dxa"/>
+              <w:right w:w="108" w:type="dxa"/>
+            </w:tcMar>
+          </w:tcPr>
+          <w:p>
+            <w:pPr>
+              <w:spacing w:before="20" w:after="20"/>
+              <w:jc w:val="center"/>
+            </w:pPr>
+            <w:r>
+              <w:rPr>
+                <w:b/>
+              </w:rPr>
+              <w:t>UC-03</w:t>
+            </w:r>
+          </w:p>
+        </w:tc>
+        <w:tc>
+          <w:tcPr>
+            <w:tcW w:w="2268" w:type="dxa"/>
+            <w:shd w:val="clear" w:color="auto" w:fill="FFFFFF"/>
+            <w:tcMar>
+              <w:top w:w="50" w:type="dxa"/>
+              <w:left w:w="108" w:type="dxa"/>
+              <w:bottom w:w="50" w:type="dxa"/>
+              <w:right w:w="108" w:type="dxa"/>
+            </w:tcMar>
+          </w:tcPr>
+          <w:p>
+            <w:pPr>
+              <w:spacing w:before="20" w:after="20"/>
+            </w:pPr>
+            <w:r>
+              <w:rPr>
+                <w:b/>
+              </w:rPr>
+              <w:t>Receive Appointment Confirmation</w:t>
+            </w:r>
+          </w:p>
+        </w:tc>
+        <w:tc>
+          <w:tcPr>
+            <w:tcW w:w="1984" w:type="dxa"/>
+            <w:shd w:val="clear" w:color="auto" w:fill="FFFFFF"/>
+            <w:tcMar>
+              <w:top w:w="50" w:type="dxa"/>
+              <w:left w:w="108" w:type="dxa"/>
+              <w:bottom w:w="50" w:type="dxa"/>
+              <w:right w:w="108" w:type="dxa"/>
+            </w:tcMar>
+          </w:tcPr>
+          <w:p>
+            <w:pPr>
+              <w:spacing w:before="20" w:after="20"/>
+            </w:pPr>
+            <w:r>
+              <w:rPr>
+                <w:i/>
+              </w:rPr>
+              <w:t>Appointment Notification</w:t>
+            </w:r>
+          </w:p>
+        </w:tc>
+        <w:tc>
+          <w:tcPr>
+            <w:tcW w:w="3969" w:type="dxa"/>
+            <w:shd w:val="clear" w:color="auto" w:fill="FFFFFF"/>
+            <w:tcMar>
+              <w:top w:w="50" w:type="dxa"/>
+              <w:left w:w="108" w:type="dxa"/>
+              <w:bottom w:w="50" w:type="dxa"/>
+              <w:right w:w="108" w:type="dxa"/>
+            </w:tcMar>
+          </w:tcPr>
+          <w:p>
+            <w:pPr>
+              <w:spacing w:before="20" w:after="20"/>
+            </w:pPr>
+            <w:r>
+              <w:t>After the Receptionist confirms a pending appointment, HCMS automatically sends an Appointment Confirmation notification (SMS/Email) to the Parent's registered contact, including appointment date, time, doctor name, and clinic address.</w:t>
+            </w:r>
+          </w:p>
+        </w:tc>
+      </w:tr>
+      <w:tr>
+        <w:tc>
+          <w:tcPr>
+            <w:tcW w:w="850" w:type="dxa"/>
+            <w:shd w:val="clear" w:color="auto" w:fill="FFF5F3"/>
+            <w:tcMar>
+              <w:top w:w="50" w:type="dxa"/>
+              <w:left w:w="108" w:type="dxa"/>
+              <w:bottom w:w="50" w:type="dxa"/>
+              <w:right w:w="108" w:type="dxa"/>
+            </w:tcMar>
+          </w:tcPr>
+          <w:p>
+            <w:pPr>
+              <w:spacing w:before="20" w:after="20"/>
+              <w:jc w:val="center"/>
+            </w:pPr>
+            <w:r>
+              <w:rPr>
+                <w:b/>
+              </w:rPr>
+              <w:t>UC-04</w:t>
+            </w:r>
+          </w:p>
+        </w:tc>
+        <w:tc>
+          <w:tcPr>
+            <w:tcW w:w="2268" w:type="dxa"/>
+            <w:shd w:val="clear" w:color="auto" w:fill="FFF5F3"/>
+            <w:tcMar>
+              <w:top w:w="50" w:type="dxa"/>
+              <w:left w:w="108" w:type="dxa"/>
+              <w:bottom w:w="50" w:type="dxa"/>
+              <w:right w:w="108" w:type="dxa"/>
+            </w:tcMar>
+          </w:tcPr>
+          <w:p>
+            <w:pPr>
+              <w:spacing w:before="20" w:after="20"/>
+            </w:pPr>
+            <w:r>
+              <w:rPr>
+                <w:b/>
+              </w:rPr>
+              <w:t>View Clinical Notes &amp; Prescriptions</w:t>
+            </w:r>
+          </w:p>
+        </w:tc>
+        <w:tc>
+          <w:tcPr>
+            <w:tcW w:w="1984" w:type="dxa"/>
+            <w:shd w:val="clear" w:color="auto" w:fill="FFF5F3"/>
+            <w:tcMar>
+              <w:top w:w="50" w:type="dxa"/>
+              <w:left w:w="108" w:type="dxa"/>
+              <w:bottom w:w="50" w:type="dxa"/>
+              <w:right w:w="108" w:type="dxa"/>
+            </w:tcMar>
+          </w:tcPr>
+          <w:p>
+            <w:pPr>
+              <w:spacing w:before="20" w:after="20"/>
+            </w:pPr>
+            <w:r>
+              <w:rPr>
+                <w:i/>
+              </w:rPr>
+              <w:t>Patient EMR Portal</w:t>
+            </w:r>
+          </w:p>
+        </w:tc>
+        <w:tc>
+          <w:tcPr>
+            <w:tcW w:w="3969" w:type="dxa"/>
+            <w:shd w:val="clear" w:color="auto" w:fill="FFF5F3"/>
+            <w:tcMar>
+              <w:top w:w="50" w:type="dxa"/>
+              <w:left w:w="108" w:type="dxa"/>
+              <w:bottom w:w="50" w:type="dxa"/>
+              <w:right w:w="108" w:type="dxa"/>
+            </w:tcMar>
+          </w:tcPr>
+          <w:p>
+            <w:pPr>
+              <w:spacing w:before="20" w:after="20"/>
+            </w:pPr>
+            <w:r>
+              <w:t>After a completed visit, Parents can log in to the portal to review the Doctor's clinical notes (VISIT record: diagnosis, symptoms, aftercare instructions) and the linked electronic PRESCRIPTION (medicine name, dosage, frequency, duration) on their smartphone.</w:t>
+            </w:r>
+          </w:p>
+        </w:tc>
+      </w:tr>
+      <w:tr>
+        <w:tc>
+          <w:tcPr>
+            <w:tcW w:w="850" w:type="dxa"/>
+            <w:shd w:val="clear" w:color="auto" w:fill="FFF0F5"/>
+            <w:tcMar>
+              <w:top w:w="50" w:type="dxa"/>
+              <w:left w:w="108" w:type="dxa"/>
+              <w:bottom w:w="50" w:type="dxa"/>
+              <w:right w:w="108" w:type="dxa"/>
+            </w:tcMar>
+          </w:tcPr>
+          <w:p>
+            <w:pPr>
+              <w:spacing w:before="20" w:after="20"/>
+              <w:jc w:val="center"/>
+            </w:pPr>
+            <w:r>
+              <w:rPr>
+                <w:b/>
+              </w:rPr>
+              <w:t>UC-05</w:t>
+            </w:r>
+          </w:p>
+        </w:tc>
+        <w:tc>
+          <w:tcPr>
+            <w:tcW w:w="2268" w:type="dxa"/>
+            <w:shd w:val="clear" w:color="auto" w:fill="FFF0F5"/>
+            <w:tcMar>
+              <w:top w:w="50" w:type="dxa"/>
+              <w:left w:w="108" w:type="dxa"/>
+              <w:bottom w:w="50" w:type="dxa"/>
+              <w:right w:w="108" w:type="dxa"/>
+            </w:tcMar>
+          </w:tcPr>
+          <w:p>
+            <w:pPr>
+              <w:spacing w:before="20" w:after="20"/>
+            </w:pPr>
+            <w:r>
+              <w:rPr>
+                <w:b/>
+              </w:rPr>
+              <w:t>View Appointment Dashboard</w:t>
+            </w:r>
+          </w:p>
+        </w:tc>
+        <w:tc>
+          <w:tcPr>
+            <w:tcW w:w="1984" w:type="dxa"/>
+            <w:shd w:val="clear" w:color="auto" w:fill="FFF0F5"/>
+            <w:tcMar>
+              <w:top w:w="50" w:type="dxa"/>
+              <w:left w:w="108" w:type="dxa"/>
+              <w:bottom w:w="50" w:type="dxa"/>
+              <w:right w:w="108" w:type="dxa"/>
+            </w:tcMar>
+          </w:tcPr>
+          <w:p>
+            <w:pPr>
+              <w:spacing w:before="20" w:after="20"/>
+            </w:pPr>
+            <w:r>
+              <w:rPr>
+                <w:i/>
+              </w:rPr>
+              <w:t>Appointment Management</w:t>
+            </w:r>
+          </w:p>
+        </w:tc>
+        <w:tc>
+          <w:tcPr>
+            <w:tcW w:w="3969" w:type="dxa"/>
+            <w:shd w:val="clear" w:color="auto" w:fill="FFF0F5"/>
+            <w:tcMar>
+              <w:top w:w="50" w:type="dxa"/>
+              <w:left w:w="108" w:type="dxa"/>
+              <w:bottom w:w="50" w:type="dxa"/>
+              <w:right w:w="108" w:type="dxa"/>
+            </w:tcMar>
+          </w:tcPr>
+          <w:p>
+            <w:pPr>
+              <w:spacing w:before="20" w:after="20"/>
+            </w:pPr>
+            <w:r>
+              <w:t>The Receptionist views a live, sortable dashboard listing all upcoming appointments for the day: patient name, time slot, assigned Doctor, and current APPOINTMENT status (Pending / Confirmed / In-Progress / Completed). The dashboard auto-refreshes in real time.</w:t>
+            </w:r>
+          </w:p>
+        </w:tc>
+      </w:tr>
+      <w:tr>
+        <w:tc>
+          <w:tcPr>
+            <w:tcW w:w="850" w:type="dxa"/>
+            <w:shd w:val="clear" w:color="auto" w:fill="FFEBEE"/>
+            <w:tcMar>
+              <w:top w:w="50" w:type="dxa"/>
+              <w:left w:w="108" w:type="dxa"/>
+              <w:bottom w:w="50" w:type="dxa"/>
+              <w:right w:w="108" w:type="dxa"/>
+            </w:tcMar>
+          </w:tcPr>
+          <w:p>
+            <w:pPr>
+              <w:spacing w:before="20" w:after="20"/>
+              <w:jc w:val="center"/>
+            </w:pPr>
+            <w:r>
+              <w:rPr>
+                <w:b/>
+              </w:rPr>
+              <w:t>UC-06</w:t>
+            </w:r>
+          </w:p>
+        </w:tc>
+        <w:tc>
+          <w:tcPr>
+            <w:tcW w:w="2268" w:type="dxa"/>
+            <w:shd w:val="clear" w:color="auto" w:fill="FFEBEE"/>
+            <w:tcMar>
+              <w:top w:w="50" w:type="dxa"/>
+              <w:left w:w="108" w:type="dxa"/>
+              <w:bottom w:w="50" w:type="dxa"/>
+              <w:right w:w="108" w:type="dxa"/>
+            </w:tcMar>
+          </w:tcPr>
+          <w:p>
+            <w:pPr>
+              <w:spacing w:before="20" w:after="20"/>
+            </w:pPr>
+            <w:r>
+              <w:rPr>
+                <w:b/>
+              </w:rPr>
+              <w:t>Confirm Appointment</w:t>
+            </w:r>
+          </w:p>
+        </w:tc>
+        <w:tc>
+          <w:tcPr>
+            <w:tcW w:w="1984" w:type="dxa"/>
+            <w:shd w:val="clear" w:color="auto" w:fill="FFEBEE"/>
+            <w:tcMar>
+              <w:top w:w="50" w:type="dxa"/>
+              <w:left w:w="108" w:type="dxa"/>
+              <w:bottom w:w="50" w:type="dxa"/>
+              <w:right w:w="108" w:type="dxa"/>
+            </w:tcMar>
+          </w:tcPr>
+          <w:p>
+            <w:pPr>
+              <w:spacing w:before="20" w:after="20"/>
+            </w:pPr>
+            <w:r>
+              <w:rPr>
+                <w:i/>
+              </w:rPr>
+              <w:t>Appointment Management</w:t>
+            </w:r>
+          </w:p>
+        </w:tc>
+        <w:tc>
+          <w:tcPr>
+            <w:tcW w:w="3969" w:type="dxa"/>
+            <w:shd w:val="clear" w:color="auto" w:fill="FFEBEE"/>
+            <w:tcMar>
+              <w:top w:w="50" w:type="dxa"/>
+              <w:left w:w="108" w:type="dxa"/>
+              <w:bottom w:w="50" w:type="dxa"/>
+              <w:right w:w="108" w:type="dxa"/>
+            </w:tcMar>
+          </w:tcPr>
+          <w:p>
+            <w:pPr>
+              <w:spacing w:before="20" w:after="20"/>
+            </w:pPr>
+            <w:r>
+              <w:t>Upon reviewing a Parent-submitted Pending appointment, the Receptionist validates the information and clicks 'Confirm'. The system updates the APPOINTMENT status from 'Pending' to 'Confirmed' and triggers the confirmation notification to the Parent (see UC-03).</w:t>
+            </w:r>
+          </w:p>
+        </w:tc>
+      </w:tr>
+      <w:tr>
+        <w:tc>
+          <w:tcPr>
+            <w:tcW w:w="850" w:type="dxa"/>
+            <w:shd w:val="clear" w:color="auto" w:fill="FFF0F5"/>
+            <w:tcMar>
+              <w:top w:w="50" w:type="dxa"/>
+              <w:left w:w="108" w:type="dxa"/>
+              <w:bottom w:w="50" w:type="dxa"/>
+              <w:right w:w="108" w:type="dxa"/>
+            </w:tcMar>
+          </w:tcPr>
+          <w:p>
+            <w:pPr>
+              <w:spacing w:before="20" w:after="20"/>
+              <w:jc w:val="center"/>
+            </w:pPr>
+            <w:r>
+              <w:rPr>
+                <w:b/>
+              </w:rPr>
+              <w:t>UC-07</w:t>
+            </w:r>
+          </w:p>
+        </w:tc>
+        <w:tc>
+          <w:tcPr>
+            <w:tcW w:w="2268" w:type="dxa"/>
+            <w:shd w:val="clear" w:color="auto" w:fill="FFF0F5"/>
+            <w:tcMar>
+              <w:top w:w="50" w:type="dxa"/>
+              <w:left w:w="108" w:type="dxa"/>
+              <w:bottom w:w="50" w:type="dxa"/>
+              <w:right w:w="108" w:type="dxa"/>
+            </w:tcMar>
+          </w:tcPr>
+          <w:p>
+            <w:pPr>
+              <w:spacing w:before="20" w:after="20"/>
+            </w:pPr>
+            <w:r>
+              <w:rPr>
+                <w:b/>
+              </w:rPr>
+              <w:t>Register Walk-in Appointment</w:t>
+            </w:r>
+          </w:p>
+        </w:tc>
+        <w:tc>
+          <w:tcPr>
+            <w:tcW w:w="1984" w:type="dxa"/>
+            <w:shd w:val="clear" w:color="auto" w:fill="FFF0F5"/>
+            <w:tcMar>
+              <w:top w:w="50" w:type="dxa"/>
+              <w:left w:w="108" w:type="dxa"/>
+              <w:bottom w:w="50" w:type="dxa"/>
+              <w:right w:w="108" w:type="dxa"/>
+            </w:tcMar>
+          </w:tcPr>
+          <w:p>
+            <w:pPr>
+              <w:spacing w:before="20" w:after="20"/>
+            </w:pPr>
+            <w:r>
+              <w:rPr>
+                <w:i/>
+              </w:rPr>
+              <w:t>Appointment Management</w:t>
+            </w:r>
+          </w:p>
+        </w:tc>
+        <w:tc>
+          <w:tcPr>
+            <w:tcW w:w="3969" w:type="dxa"/>
+            <w:shd w:val="clear" w:color="auto" w:fill="FFF0F5"/>
+            <w:tcMar>
+              <w:top w:w="50" w:type="dxa"/>
+              <w:left w:w="108" w:type="dxa"/>
+              <w:bottom w:w="50" w:type="dxa"/>
+              <w:right w:w="108" w:type="dxa"/>
+            </w:tcMar>
+          </w:tcPr>
+          <w:p>
+            <w:pPr>
+              <w:spacing w:before="20" w:after="20"/>
+            </w:pPr>
+            <w:r>
+              <w:t xml:space="preserve">For patients who arrive at the clinic without a prior online booking, the Receptionist manually creates a new APPOINTMENT record by entering the patient info and selecting an available Doctor and time slot. The walk-in </w:t>
+            </w:r>
+            <w:r>
+              <w:lastRenderedPageBreak/>
+              <w:t>APPOINTMENT is created with status 'Confirmed'.</w:t>
+            </w:r>
+          </w:p>
+        </w:tc>
+      </w:tr>
+      <w:tr>
+        <w:tc>
+          <w:tcPr>
+            <w:tcW w:w="850" w:type="dxa"/>
+            <w:shd w:val="clear" w:color="auto" w:fill="FFEBEE"/>
+            <w:tcMar>
+              <w:top w:w="50" w:type="dxa"/>
+              <w:left w:w="108" w:type="dxa"/>
+              <w:bottom w:w="50" w:type="dxa"/>
+              <w:right w:w="108" w:type="dxa"/>
+            </w:tcMar>
+          </w:tcPr>
+          <w:p>
+            <w:pPr>
+              <w:spacing w:before="20" w:after="20"/>
+              <w:jc w:val="center"/>
+            </w:pPr>
+            <w:r>
+              <w:rPr>
+                <w:b/>
+              </w:rPr>
+              <w:lastRenderedPageBreak/>
+              <w:t>UC-08</w:t>
+            </w:r>
+          </w:p>
+        </w:tc>
+        <w:tc>
+          <w:tcPr>
+            <w:tcW w:w="2268" w:type="dxa"/>
+            <w:shd w:val="clear" w:color="auto" w:fill="FFEBEE"/>
+            <w:tcMar>
+              <w:top w:w="50" w:type="dxa"/>
+              <w:left w:w="108" w:type="dxa"/>
+              <w:bottom w:w="50" w:type="dxa"/>
+              <w:right w:w="108" w:type="dxa"/>
+            </w:tcMar>
+          </w:tcPr>
+          <w:p>
+            <w:pPr>
+              <w:spacing w:before="20" w:after="20"/>
+            </w:pPr>
+            <w:r>
+              <w:rPr>
+                <w:b/>
+              </w:rPr>
+              <w:t>View Billing Invoice</w:t>
+            </w:r>
+          </w:p>
+        </w:tc>
+        <w:tc>
+          <w:tcPr>
+            <w:tcW w:w="1984" w:type="dxa"/>
+            <w:shd w:val="clear" w:color="auto" w:fill="FFEBEE"/>
+            <w:tcMar>
+              <w:top w:w="50" w:type="dxa"/>
+              <w:left w:w="108" w:type="dxa"/>
+              <w:bottom w:w="50" w:type="dxa"/>
+              <w:right w:w="108" w:type="dxa"/>
+            </w:tcMar>
+          </w:tcPr>
+          <w:p>
+            <w:pPr>
+              <w:spacing w:before="20" w:after="20"/>
+            </w:pPr>
+            <w:r>
+              <w:rPr>
+                <w:i/>
+              </w:rPr>
+              <w:t>Billing &amp; Payment</w:t>
+            </w:r>
+          </w:p>
+        </w:tc>
+        <w:tc>
+          <w:tcPr>
+            <w:tcW w:w="3969" w:type="dxa"/>
+            <w:shd w:val="clear" w:color="auto" w:fill="FFEBEE"/>
+            <w:tcMar>
+              <w:top w:w="50" w:type="dxa"/>
+              <w:left w:w="108" w:type="dxa"/>
+              <w:bottom w:w="50" w:type="dxa"/>
+              <w:right w:w="108" w:type="dxa"/>
+            </w:tcMar>
+          </w:tcPr>
+          <w:p>
+            <w:pPr>
+              <w:spacing w:before="20" w:after="20"/>
+            </w:pPr>
+            <w:r>
+              <w:t>Once the Doctor completes and saves a VISIT + PRESCRIPTION record, the HCMS system automatically generates a BILLING invoice summarizing: consultation fee, itemized prescription costs, and total amount due. The Receptionist can view this invoice on the dashboard with status 'Unpaid'.</w:t>
+            </w:r>
+          </w:p>
+        </w:tc>
+      </w:tr>
+      <w:tr>
+        <w:tc>
+          <w:tcPr>
+            <w:tcW w:w="850" w:type="dxa"/>
+            <w:shd w:val="clear" w:color="auto" w:fill="FFF0F5"/>
+            <w:tcMar>
+              <w:top w:w="50" w:type="dxa"/>
+              <w:left w:w="108" w:type="dxa"/>
+              <w:bottom w:w="50" w:type="dxa"/>
+              <w:right w:w="108" w:type="dxa"/>
+            </w:tcMar>
+          </w:tcPr>
+          <w:p>
+            <w:pPr>
+              <w:spacing w:before="20" w:after="20"/>
+              <w:jc w:val="center"/>
+            </w:pPr>
+            <w:r>
+              <w:rPr>
+                <w:b/>
+              </w:rPr>
+              <w:t>UC-09</w:t>
+            </w:r>
+          </w:p>
+        </w:tc>
+        <w:tc>
+          <w:tcPr>
+            <w:tcW w:w="2268" w:type="dxa"/>
+            <w:shd w:val="clear" w:color="auto" w:fill="FFF0F5"/>
+            <w:tcMar>
+              <w:top w:w="50" w:type="dxa"/>
+              <w:left w:w="108" w:type="dxa"/>
+              <w:bottom w:w="50" w:type="dxa"/>
+              <w:right w:w="108" w:type="dxa"/>
+            </w:tcMar>
+          </w:tcPr>
+          <w:p>
+            <w:pPr>
+              <w:spacing w:before="20" w:after="20"/>
+            </w:pPr>
+            <w:r>
+              <w:rPr>
+                <w:b/>
+              </w:rPr>
+              <w:t>Update Payment Status (1-Click Paid)</w:t>
+            </w:r>
+          </w:p>
+        </w:tc>
+        <w:tc>
+          <w:tcPr>
+            <w:tcW w:w="1984" w:type="dxa"/>
+            <w:shd w:val="clear" w:color="auto" w:fill="FFF0F5"/>
+            <w:tcMar>
+              <w:top w:w="50" w:type="dxa"/>
+              <w:left w:w="108" w:type="dxa"/>
+              <w:bottom w:w="50" w:type="dxa"/>
+              <w:right w:w="108" w:type="dxa"/>
+            </w:tcMar>
+          </w:tcPr>
+          <w:p>
+            <w:pPr>
+              <w:spacing w:before="20" w:after="20"/>
+            </w:pPr>
+            <w:r>
+              <w:rPr>
+                <w:i/>
+              </w:rPr>
+              <w:t>Billing &amp; Payment</w:t>
+            </w:r>
+          </w:p>
+        </w:tc>
+        <w:tc>
+          <w:tcPr>
+            <w:tcW w:w="3969" w:type="dxa"/>
+            <w:shd w:val="clear" w:color="auto" w:fill="FFF0F5"/>
+            <w:tcMar>
+              <w:top w:w="50" w:type="dxa"/>
+              <w:left w:w="108" w:type="dxa"/>
+              <w:bottom w:w="50" w:type="dxa"/>
+              <w:right w:w="108" w:type="dxa"/>
+            </w:tcMar>
+          </w:tcPr>
+          <w:p>
+            <w:pPr>
+              <w:spacing w:before="20" w:after="20"/>
+            </w:pPr>
+            <w:r>
+              <w:t>After collecting the payment from the Parent (cash or bank transfer at the counter), the Receptionist clicks a single 'Mark as Paid' button. The system instantly updates the BILLING status from 'Unpaid' to 'Paid', records the payment timestamp, and logs the transaction for the end-of-day revenue reconciliation report.</w:t>
+            </w:r>
+          </w:p>
+        </w:tc>
+      </w:tr>
+      <w:tr>
+        <w:tc>
+          <w:tcPr>
+            <w:tcW w:w="850" w:type="dxa"/>
+            <w:shd w:val="clear" w:color="auto" w:fill="EBFFEB"/>
+            <w:tcMar>
+              <w:top w:w="50" w:type="dxa"/>
+              <w:left w:w="108" w:type="dxa"/>
+              <w:bottom w:w="50" w:type="dxa"/>
+              <w:right w:w="108" w:type="dxa"/>
+            </w:tcMar>
+          </w:tcPr>
+          <w:p>
+            <w:pPr>
+              <w:spacing w:before="20" w:after="20"/>
+              <w:jc w:val="center"/>
+            </w:pPr>
+            <w:r>
+              <w:rPr>
+                <w:b/>
+              </w:rPr>
+              <w:t>UC-10</w:t>
+            </w:r>
+          </w:p>
+        </w:tc>
+        <w:tc>
+          <w:tcPr>
+            <w:tcW w:w="2268" w:type="dxa"/>
+            <w:shd w:val="clear" w:color="auto" w:fill="EBFFEB"/>
+            <w:tcMar>
+              <w:top w:w="50" w:type="dxa"/>
+              <w:left w:w="108" w:type="dxa"/>
+              <w:bottom w:w="50" w:type="dxa"/>
+              <w:right w:w="108" w:type="dxa"/>
+            </w:tcMar>
+          </w:tcPr>
+          <w:p>
+            <w:pPr>
+              <w:spacing w:before="20" w:after="20"/>
+            </w:pPr>
+            <w:r>
+              <w:rPr>
+                <w:b/>
+              </w:rPr>
+              <w:t>View Patient Queue</w:t>
+            </w:r>
+          </w:p>
+        </w:tc>
+        <w:tc>
+          <w:tcPr>
+            <w:tcW w:w="1984" w:type="dxa"/>
+            <w:shd w:val="clear" w:color="auto" w:fill="EBFFEB"/>
+            <w:tcMar>
+              <w:top w:w="50" w:type="dxa"/>
+              <w:left w:w="108" w:type="dxa"/>
+              <w:bottom w:w="50" w:type="dxa"/>
+              <w:right w:w="108" w:type="dxa"/>
+            </w:tcMar>
+          </w:tcPr>
+          <w:p>
+            <w:pPr>
+              <w:spacing w:before="20" w:after="20"/>
+            </w:pPr>
+            <w:r>
+              <w:rPr>
+                <w:i/>
+              </w:rPr>
+              <w:t>Clinical Dashboard</w:t>
+            </w:r>
+          </w:p>
+        </w:tc>
+        <w:tc>
+          <w:tcPr>
+            <w:tcW w:w="3969" w:type="dxa"/>
+            <w:shd w:val="clear" w:color="auto" w:fill="EBFFEB"/>
+            <w:tcMar>
+              <w:top w:w="50" w:type="dxa"/>
+              <w:left w:w="108" w:type="dxa"/>
+              <w:bottom w:w="50" w:type="dxa"/>
+              <w:right w:w="108" w:type="dxa"/>
+            </w:tcMar>
+          </w:tcPr>
+          <w:p>
+            <w:pPr>
+              <w:spacing w:before="20" w:after="20"/>
+            </w:pPr>
+            <w:r>
+              <w:t>The Doctor opens their personal clinical dashboard to see the ordered list of patients waiting for examination: patient name, appointment time, and current status. The queue is auto-sorted by appointment time and updated in real time as Receptionists confirm arrivals.</w:t>
+            </w:r>
+          </w:p>
+        </w:tc>
+      </w:tr>
+      <w:tr>
+        <w:tc>
+          <w:tcPr>
+            <w:tcW w:w="850" w:type="dxa"/>
+            <w:shd w:val="clear" w:color="auto" w:fill="F3FFF3"/>
+            <w:tcMar>
+              <w:top w:w="50" w:type="dxa"/>
+              <w:left w:w="108" w:type="dxa"/>
+              <w:bottom w:w="50" w:type="dxa"/>
+              <w:right w:w="108" w:type="dxa"/>
+            </w:tcMar>
+          </w:tcPr>
+          <w:p>
+            <w:pPr>
+              <w:spacing w:before="20" w:after="20"/>
+              <w:jc w:val="center"/>
+            </w:pPr>
+            <w:r>
+              <w:rPr>
+                <w:b/>
+              </w:rPr>
+              <w:t>UC-11</w:t>
+            </w:r>
+          </w:p>
+        </w:tc>
+        <w:tc>
+          <w:tcPr>
+            <w:tcW w:w="2268" w:type="dxa"/>
+            <w:shd w:val="clear" w:color="auto" w:fill="F3FFF3"/>
+            <w:tcMar>
+              <w:top w:w="50" w:type="dxa"/>
+              <w:left w:w="108" w:type="dxa"/>
+              <w:bottom w:w="50" w:type="dxa"/>
+              <w:right w:w="108" w:type="dxa"/>
+            </w:tcMar>
+          </w:tcPr>
+          <w:p>
+            <w:pPr>
+              <w:spacing w:before="20" w:after="20"/>
+            </w:pPr>
+            <w:r>
+              <w:rPr>
+                <w:b/>
+              </w:rPr>
+              <w:t>Access Patient Medical History (EMR)</w:t>
+            </w:r>
+          </w:p>
+        </w:tc>
+        <w:tc>
+          <w:tcPr>
+            <w:tcW w:w="1984" w:type="dxa"/>
+            <w:shd w:val="clear" w:color="auto" w:fill="F3FFF3"/>
+            <w:tcMar>
+              <w:top w:w="50" w:type="dxa"/>
+              <w:left w:w="108" w:type="dxa"/>
+              <w:bottom w:w="50" w:type="dxa"/>
+              <w:right w:w="108" w:type="dxa"/>
+            </w:tcMar>
+          </w:tcPr>
+          <w:p>
+            <w:pPr>
+              <w:spacing w:before="20" w:after="20"/>
+            </w:pPr>
+            <w:r>
+              <w:rPr>
+                <w:i/>
+              </w:rPr>
+              <w:t>EMR – Medical History</w:t>
+            </w:r>
+          </w:p>
+        </w:tc>
+        <w:tc>
+          <w:tcPr>
+            <w:tcW w:w="3969" w:type="dxa"/>
+            <w:shd w:val="clear" w:color="auto" w:fill="F3FFF3"/>
+            <w:tcMar>
+              <w:top w:w="50" w:type="dxa"/>
+              <w:left w:w="108" w:type="dxa"/>
+              <w:bottom w:w="50" w:type="dxa"/>
+              <w:right w:w="108" w:type="dxa"/>
+            </w:tcMar>
+          </w:tcPr>
+          <w:p>
+            <w:pPr>
+              <w:spacing w:before="20" w:after="20"/>
+            </w:pPr>
+            <w:r>
+              <w:t>Before or during an examination, the Doctor selects a patient from the queue and retrieves their complete Electronic Medical Record: full PATIENT profile, all previous VISIT records (past diagnoses, symptoms), and all past PRESCRIPTION records. This enables evidence-based, data-driven clinical decisions without paper records.</w:t>
+            </w:r>
+          </w:p>
+        </w:tc>
+      </w:tr>
+      <w:tr>
+        <w:tc>
+          <w:tcPr>
+            <w:tcW w:w="850" w:type="dxa"/>
+            <w:shd w:val="clear" w:color="auto" w:fill="EBFFEB"/>
+            <w:tcMar>
+              <w:top w:w="50" w:type="dxa"/>
+              <w:left w:w="108" w:type="dxa"/>
+              <w:bottom w:w="50" w:type="dxa"/>
+              <w:right w:w="108" w:type="dxa"/>
+            </w:tcMar>
+          </w:tcPr>
+          <w:p>
+            <w:pPr>
+              <w:spacing w:before="20" w:after="20"/>
+              <w:jc w:val="center"/>
+            </w:pPr>
+            <w:r>
+              <w:rPr>
+                <w:b/>
+              </w:rPr>
+              <w:t>UC-12</w:t>
+            </w:r>
+          </w:p>
+        </w:tc>
+        <w:tc>
+          <w:tcPr>
+            <w:tcW w:w="2268" w:type="dxa"/>
+            <w:shd w:val="clear" w:color="auto" w:fill="EBFFEB"/>
+            <w:tcMar>
+              <w:top w:w="50" w:type="dxa"/>
+              <w:left w:w="108" w:type="dxa"/>
+              <w:bottom w:w="50" w:type="dxa"/>
+              <w:right w:w="108" w:type="dxa"/>
+            </w:tcMar>
+          </w:tcPr>
+          <w:p>
+            <w:pPr>
+              <w:spacing w:before="20" w:after="20"/>
+            </w:pPr>
+            <w:r>
+              <w:rPr>
+                <w:b/>
+              </w:rPr>
+              <w:t>Record Clinical Consultation (VISIT)</w:t>
+            </w:r>
+          </w:p>
+        </w:tc>
+        <w:tc>
+          <w:tcPr>
+            <w:tcW w:w="1984" w:type="dxa"/>
+            <w:shd w:val="clear" w:color="auto" w:fill="EBFFEB"/>
+            <w:tcMar>
+              <w:top w:w="50" w:type="dxa"/>
+              <w:left w:w="108" w:type="dxa"/>
+              <w:bottom w:w="50" w:type="dxa"/>
+              <w:right w:w="108" w:type="dxa"/>
+            </w:tcMar>
+          </w:tcPr>
+          <w:p>
+            <w:pPr>
+              <w:spacing w:before="20" w:after="20"/>
+            </w:pPr>
+            <w:r>
+              <w:rPr>
+                <w:i/>
+              </w:rPr>
+              <w:t>EMR – Visit Management</w:t>
+            </w:r>
+          </w:p>
+        </w:tc>
+        <w:tc>
+          <w:tcPr>
+            <w:tcW w:w="3969" w:type="dxa"/>
+            <w:shd w:val="clear" w:color="auto" w:fill="EBFFEB"/>
+            <w:tcMar>
+              <w:top w:w="50" w:type="dxa"/>
+              <w:left w:w="108" w:type="dxa"/>
+              <w:bottom w:w="50" w:type="dxa"/>
+              <w:right w:w="108" w:type="dxa"/>
+            </w:tcMar>
+          </w:tcPr>
+          <w:p>
+            <w:pPr>
+              <w:spacing w:before="20" w:after="20"/>
+            </w:pPr>
+            <w:r>
+              <w:t>During the physical examination, the Doctor enters the consultation outcome into a new VISIT record: observed symptoms, clinical diagnosis (ICD-coded), physical examination notes, and aftercare/follow-up instructions. The VISIT record is saved and linked to the patient's PATIENT entity and the originating APPOINTMENT.</w:t>
+            </w:r>
+          </w:p>
+        </w:tc>
+      </w:tr>
+      <w:tr>
+        <w:tc>
+          <w:tcPr>
+            <w:tcW w:w="850" w:type="dxa"/>
+            <w:shd w:val="clear" w:color="auto" w:fill="F3FFF3"/>
+            <w:tcMar>
+              <w:top w:w="50" w:type="dxa"/>
+              <w:left w:w="108" w:type="dxa"/>
+              <w:bottom w:w="50" w:type="dxa"/>
+              <w:right w:w="108" w:type="dxa"/>
+            </w:tcMar>
+          </w:tcPr>
+          <w:p>
+            <w:pPr>
+              <w:spacing w:before="20" w:after="20"/>
+              <w:jc w:val="center"/>
+            </w:pPr>
+            <w:r>
+              <w:rPr>
+                <w:b/>
+              </w:rPr>
+              <w:t>UC-13</w:t>
+            </w:r>
+          </w:p>
+        </w:tc>
+        <w:tc>
+          <w:tcPr>
+            <w:tcW w:w="2268" w:type="dxa"/>
+            <w:shd w:val="clear" w:color="auto" w:fill="F3FFF3"/>
+            <w:tcMar>
+              <w:top w:w="50" w:type="dxa"/>
+              <w:left w:w="108" w:type="dxa"/>
+              <w:bottom w:w="50" w:type="dxa"/>
+              <w:right w:w="108" w:type="dxa"/>
+            </w:tcMar>
+          </w:tcPr>
+          <w:p>
+            <w:pPr>
+              <w:spacing w:before="20" w:after="20"/>
+            </w:pPr>
+            <w:r>
+              <w:rPr>
+                <w:b/>
+              </w:rPr>
+              <w:t>Issue Electronic Prescription</w:t>
+            </w:r>
+          </w:p>
+        </w:tc>
+        <w:tc>
+          <w:tcPr>
+            <w:tcW w:w="1984" w:type="dxa"/>
+            <w:shd w:val="clear" w:color="auto" w:fill="F3FFF3"/>
+            <w:tcMar>
+              <w:top w:w="50" w:type="dxa"/>
+              <w:left w:w="108" w:type="dxa"/>
+              <w:bottom w:w="50" w:type="dxa"/>
+              <w:right w:w="108" w:type="dxa"/>
+            </w:tcMar>
+          </w:tcPr>
+          <w:p>
+            <w:pPr>
+              <w:spacing w:before="20" w:after="20"/>
+            </w:pPr>
+            <w:r>
+              <w:rPr>
+                <w:i/>
+              </w:rPr>
+              <w:t>EMR – Prescription Management</w:t>
+            </w:r>
+          </w:p>
+        </w:tc>
+        <w:tc>
+          <w:tcPr>
+            <w:tcW w:w="3969" w:type="dxa"/>
+            <w:shd w:val="clear" w:color="auto" w:fill="F3FFF3"/>
+            <w:tcMar>
+              <w:top w:w="50" w:type="dxa"/>
+              <w:left w:w="108" w:type="dxa"/>
+              <w:bottom w:w="50" w:type="dxa"/>
+              <w:right w:w="108" w:type="dxa"/>
+            </w:tcMar>
+          </w:tcPr>
+          <w:p>
+            <w:pPr>
+              <w:spacing w:before="20" w:after="20"/>
+            </w:pPr>
+            <w:r>
+              <w:t xml:space="preserve">After completing the VISIT record, the Doctor creates a PRESCRIPTION record by </w:t>
+            </w:r>
+            <w:r>
+              <w:lastRenderedPageBreak/>
+              <w:t>specifying each medicine (drug name with autocomplete suggestion), dosage amount, frequency, administration route, and duration. The saved PRESCRIPTION is automatically linked to the VISIT and PATIENT entities, and is visible to the Parent via the portal (UC-04).</w:t>
+            </w:r>
+          </w:p>
+        </w:tc>
+      </w:tr>
+      <w:tr>
+        <w:tc>
+          <w:tcPr>
+            <w:tcW w:w="850" w:type="dxa"/>
+            <w:shd w:val="clear" w:color="auto" w:fill="EBFFEB"/>
+            <w:tcMar>
+              <w:top w:w="50" w:type="dxa"/>
+              <w:left w:w="108" w:type="dxa"/>
+              <w:bottom w:w="50" w:type="dxa"/>
+              <w:right w:w="108" w:type="dxa"/>
+            </w:tcMar>
+          </w:tcPr>
+          <w:p>
+            <w:pPr>
+              <w:spacing w:before="20" w:after="20"/>
+              <w:jc w:val="center"/>
+            </w:pPr>
+            <w:r>
+              <w:rPr>
+                <w:b/>
+              </w:rPr>
+              <w:lastRenderedPageBreak/>
+              <w:t>UC-14</w:t>
+            </w:r>
+          </w:p>
+        </w:tc>
+        <w:tc>
+          <w:tcPr>
+            <w:tcW w:w="2268" w:type="dxa"/>
+            <w:shd w:val="clear" w:color="auto" w:fill="EBFFEB"/>
+            <w:tcMar>
+              <w:top w:w="50" w:type="dxa"/>
+              <w:left w:w="108" w:type="dxa"/>
+              <w:bottom w:w="50" w:type="dxa"/>
+              <w:right w:w="108" w:type="dxa"/>
+            </w:tcMar>
+          </w:tcPr>
+          <w:p>
+            <w:pPr>
+              <w:spacing w:before="20" w:after="20"/>
+            </w:pPr>
+            <w:r>
+              <w:rPr>
+                <w:b/>
+              </w:rPr>
+              <w:t>Manage Patient Profile</w:t>
+            </w:r>
+          </w:p>
+        </w:tc>
+        <w:tc>
+          <w:tcPr>
+            <w:tcW w:w="1984" w:type="dxa"/>
+            <w:shd w:val="clear" w:color="auto" w:fill="EBFFEB"/>
+            <w:tcMar>
+              <w:top w:w="50" w:type="dxa"/>
+              <w:left w:w="108" w:type="dxa"/>
+              <w:bottom w:w="50" w:type="dxa"/>
+              <w:right w:w="108" w:type="dxa"/>
+            </w:tcMar>
+          </w:tcPr>
+          <w:p>
+            <w:pPr>
+              <w:spacing w:before="20" w:after="20"/>
+            </w:pPr>
+            <w:r>
+              <w:rPr>
+                <w:i/>
+              </w:rPr>
+              <w:t>EMR – Patient Management</w:t>
+            </w:r>
+          </w:p>
+        </w:tc>
+        <w:tc>
+          <w:tcPr>
+            <w:tcW w:w="3969" w:type="dxa"/>
+            <w:shd w:val="clear" w:color="auto" w:fill="EBFFEB"/>
+            <w:tcMar>
+              <w:top w:w="50" w:type="dxa"/>
+              <w:left w:w="108" w:type="dxa"/>
+              <w:bottom w:w="50" w:type="dxa"/>
+              <w:right w:w="108" w:type="dxa"/>
+            </w:tcMar>
+          </w:tcPr>
+          <w:p>
+            <w:pPr>
+              <w:spacing w:before="20" w:after="20"/>
+            </w:pPr>
+            <w:r>
+              <w:t>The Doctor can view and update supplementary medical information in the PATIENT profile: known allergies, blood type, chronic condition flags, and vaccination notes. This ensures the EMR remains accurate and up-to-date for future clinical decisions by the same or other doctors at the clinic.</w:t>
+            </w:r>
+          </w:p>
+        </w:tc>
+      </w:tr>
+    </w:tbl>
+    <w:p/>
+    <w:p>
+      <w:pPr>
+        <w:pStyle w:val="Heading4"/>
+      </w:pPr>
+      <w:r>
+        <w:t>1.</w:t>
+      </w:r>
+      <w:r>
+        <w:t>3</w:t>
+      </w:r>
+      <w:r>
+        <w:t xml:space="preserve">.2 </w:t>
+      </w:r>
+      <w:r>
+        <w:t xml:space="preserve">Use Case </w:t>
+      </w:r>
+      <w:r>
+        <w:t>Diagrams</w:t>
+      </w:r>
+    </w:p>
+    <w:p>
+      <w:pPr>
+        <w:pStyle w:val="Heading5"/>
+      </w:pPr>
+      <w:r>
+        <w:t>1.</w:t>
+      </w:r>
+      <w:r>
+        <w:t>3</w:t>
+      </w:r>
+      <w:r>
+        <w:t xml:space="preserve">.2.1 </w:t>
+      </w:r>
+      <w:r>
+        <w:t>UCs for Parents</w:t>
+      </w:r>
+    </w:p>
+    <w:p>
+      <w:pPr>
+        <w:jc w:val="center"/>
         <w:rPr>
           <w:i/>
-          <w:color w:val="0000FF"/>
         </w:rPr>
-        <w:t>[Provide functionality overview of software system: screen flow, screen descriptions, system user roles, screen authorization, non-screen functions, ERD]</w:t>
+      </w:pPr>
+      <w:r>
+        <w:rPr>
+          <w:i/>
+        </w:rPr>
+        <w:drawing>
+          <wp:inline distT="0" distB="0" distL="0" distR="0" wp14:anchorId="760D3C53" wp14:editId="74D03F6C">
+            <wp:extent cx="5486400" cy="3514725"/>
+            <wp:effectExtent l="0" t="0" r="0" b="9525"/>
+            <wp:docPr id="1823949565" name="Picture 1"/>
+            <wp:cNvGraphicFramePr>
+              <a:graphicFrameLocks xmlns:a="http://schemas.openxmlformats.org/drawingml/2006/main" noChangeAspect="1"/>
+            </wp:cNvGraphicFramePr>
+            <a:graphic xmlns:a="http://schemas.openxmlformats.org/drawingml/2006/main">
+              <a:graphicData uri="http://schemas.openxmlformats.org/drawingml/2006/picture">
+                <pic:pic xmlns:pic="http://schemas.openxmlformats.org/drawingml/2006/picture">
+                  <pic:nvPicPr>
+                    <pic:cNvPr id="1823949565" name=""/>
+                    <pic:cNvPicPr/>
+                  </pic:nvPicPr>
+                  <pic:blipFill rotWithShape="1">
+                    <a:blip r:embed="rId13"/>
+                    <a:srcRect l="2155" r="2376" b="2053"/>
+                    <a:stretch>
+                      <a:fillRect/>
+                    </a:stretch>
+                  </pic:blipFill>
+                  <pic:spPr bwMode="auto">
+                    <a:xfrm>
+                      <a:off x="0" y="0"/>
+                      <a:ext cx="5486400" cy="3514725"/>
+                    </a:xfrm>
+                    <a:prstGeom prst="rect">
+                      <a:avLst/>
+                    </a:prstGeom>
+                    <a:ln>
+                      <a:noFill/>
+                    </a:ln>
+                    <a:extLst>
+                      <a:ext uri="{53640926-AAD7-44D8-BBD7-CCE9431645EC}">
+                        <a14:shadowObscured xmlns:a14="http://schemas.microsoft.com/office/drawing/2010/main"/>
+                      </a:ext>
+                    </a:extLst>
+                  </pic:spPr>
+                </pic:pic>
+              </a:graphicData>
+            </a:graphic>
+          </wp:inline>
+        </w:drawing>
+      </w:r>
+    </w:p>
+    <w:p/>
+    <w:p>
+      <w:pPr>
+        <w:pStyle w:val="Heading5"/>
+      </w:pPr>
+      <w:r>
+        <w:lastRenderedPageBreak/>
+        <w:t>1.</w:t>
+      </w:r>
+      <w:r>
+        <w:t>3</w:t>
+      </w:r>
+      <w:r>
+        <w:t xml:space="preserve">.2.2 UCs for </w:t>
+      </w:r>
+      <w:r>
+        <w:t>Receptionist</w:t>
       </w:r>
     </w:p>
     <w:p>
       <w:pPr>
-        <w:pStyle w:val="Heading4"/>
-      </w:pPr>
-      <w:r>
-        <w:t>1.4.1 Screens Flow</w:t>
+        <w:jc w:val="center"/>
+        <w:rPr>
+          <w:i/>
+        </w:rPr>
+      </w:pPr>
+      <w:r>
+        <w:rPr>
+          <w:i/>
+        </w:rPr>
+        <w:drawing>
+          <wp:inline distT="0" distB="0" distL="0" distR="0" wp14:anchorId="4B838D8E" wp14:editId="2B4C8770">
+            <wp:extent cx="5746750" cy="3153410"/>
+            <wp:effectExtent l="0" t="0" r="6350" b="8890"/>
+            <wp:docPr id="497829677" name="Picture 1"/>
+            <wp:cNvGraphicFramePr>
+              <a:graphicFrameLocks xmlns:a="http://schemas.openxmlformats.org/drawingml/2006/main" noChangeAspect="1"/>
+            </wp:cNvGraphicFramePr>
+            <a:graphic xmlns:a="http://schemas.openxmlformats.org/drawingml/2006/main">
+              <a:graphicData uri="http://schemas.openxmlformats.org/drawingml/2006/picture">
+                <pic:pic xmlns:pic="http://schemas.openxmlformats.org/drawingml/2006/picture">
+                  <pic:nvPicPr>
+                    <pic:cNvPr id="497829677" name=""/>
+                    <pic:cNvPicPr/>
+                  </pic:nvPicPr>
+                  <pic:blipFill>
+                    <a:blip r:embed="rId14"/>
+                    <a:stretch>
+                      <a:fillRect/>
+                    </a:stretch>
+                  </pic:blipFill>
+                  <pic:spPr>
+                    <a:xfrm>
+                      <a:off x="0" y="0"/>
+                      <a:ext cx="5746750" cy="3153410"/>
+                    </a:xfrm>
+                    <a:prstGeom prst="rect">
+                      <a:avLst/>
+                    </a:prstGeom>
+                  </pic:spPr>
+                </pic:pic>
+              </a:graphicData>
+            </a:graphic>
+          </wp:inline>
+        </w:drawing>
       </w:r>
     </w:p>
     <w:p>
       <w:pPr>
-        <w:jc w:val="both"/>
-        <w:rPr>
-          <w:i/>
-          <w:color w:val="0000FF"/>
-        </w:rPr>
-      </w:pPr>
-      <w:r>
-        <w:rPr>
-          <w:i/>
-          <w:color w:val="0000FF"/>
-        </w:rPr>
-        <w:t>[This part shows the system screens and the relationship among screens. You can draw the Screens Flow for the system in the form of diagram as below.]</w:t>
+        <w:pStyle w:val="Heading5"/>
+      </w:pPr>
+      <w:r>
+        <w:t>1.</w:t>
+      </w:r>
+      <w:r>
+        <w:t>3</w:t>
+      </w:r>
+      <w:r>
+        <w:t>.2.3</w:t>
+      </w:r>
+      <w:r>
+        <w:t xml:space="preserve"> </w:t>
+      </w:r>
+      <w:r>
+        <w:t>UCs for Doctors</w:t>
+      </w:r>
+    </w:p>
+    <w:p>
+      <w:r>
+        <w:drawing>
+          <wp:inline distT="0" distB="0" distL="0" distR="0" wp14:anchorId="7C83F212" wp14:editId="2E9530DF">
+            <wp:extent cx="5746750" cy="3382010"/>
+            <wp:effectExtent l="0" t="0" r="6350" b="8890"/>
+            <wp:docPr id="1373666755" name="Picture 1"/>
+            <wp:cNvGraphicFramePr>
+              <a:graphicFrameLocks xmlns:a="http://schemas.openxmlformats.org/drawingml/2006/main" noChangeAspect="1"/>
+            </wp:cNvGraphicFramePr>
+            <a:graphic xmlns:a="http://schemas.openxmlformats.org/drawingml/2006/main">
+              <a:graphicData uri="http://schemas.openxmlformats.org/drawingml/2006/picture">
+                <pic:pic xmlns:pic="http://schemas.openxmlformats.org/drawingml/2006/picture">
+                  <pic:nvPicPr>
+                    <pic:cNvPr id="1373666755" name=""/>
+                    <pic:cNvPicPr/>
+                  </pic:nvPicPr>
+                  <pic:blipFill>
+                    <a:blip r:embed="rId15"/>
+                    <a:stretch>
+                      <a:fillRect/>
+                    </a:stretch>
+                  </pic:blipFill>
+                  <pic:spPr>
+                    <a:xfrm>
+                      <a:off x="0" y="0"/>
+                      <a:ext cx="5746750" cy="3382010"/>
+                    </a:xfrm>
+                    <a:prstGeom prst="rect">
+                      <a:avLst/>
+                    </a:prstGeom>
+                  </pic:spPr>
+                </pic:pic>
+              </a:graphicData>
+            </a:graphic>
+          </wp:inline>
+        </w:drawing>
+      </w:r>
+    </w:p>
+    <w:p/>
+    <w:p>
+      <w:pPr>
+        <w:pStyle w:val="Heading3"/>
+      </w:pPr>
+      <w:bookmarkStart w:id="6" w:name="_Toc187341936"/>
+      <w:r>
+        <w:lastRenderedPageBreak/>
+        <w:t>1.4 System Functionalities</w:t>
+      </w:r>
+      <w:bookmarkEnd w:id="6"/>
+    </w:p>
+    <w:p>
+      <w:pPr>
+        <w:pStyle w:val="Heading4"/>
+      </w:pPr>
+      <w:r>
+        <w:t>1.4.1 Screens Flow</w:t>
       </w:r>
     </w:p>
     <w:p>
@@ -4923,7 +5606,7 @@
                     <pic:cNvPicPr preferRelativeResize="0"/>
                   </pic:nvPicPr>
                   <pic:blipFill>
-                    <a:blip r:embed="rId13"/>
+                    <a:blip r:embed="rId16"/>
                     <a:srcRect/>
                     <a:stretch>
                       <a:fillRect/>
@@ -4952,22 +5635,6 @@
       </w:pPr>
       <w:r>
         <w:t>1.4.2 Screen Authorization</w:t>
-      </w:r>
-    </w:p>
-    <w:p>
-      <w:pPr>
-        <w:jc w:val="both"/>
-        <w:rPr>
-          <w:i/>
-          <w:color w:val="0000FF"/>
-        </w:rPr>
-      </w:pPr>
-      <w:r>
-        <w:rPr>
-          <w:i/>
-          <w:color w:val="0000FF"/>
-        </w:rPr>
-        <w:t>[Provide the system roles authorization to the system features (down to screens, and event to the screen activities if applicable) in the table form as below – replace Role-Name1, Role-Name2,… with your specific system user role names]</w:t>
       </w:r>
     </w:p>
     <w:tbl>
@@ -5111,7 +5778,6 @@
         <w:tc>
           <w:tcPr>
             <w:tcW w:w="3119" w:type="dxa"/>
-            <w:shd w:val="clear" w:color="auto" w:fill="auto"/>
             <w:vAlign w:val="bottom"/>
           </w:tcPr>
           <w:p>
@@ -5132,7 +5798,6 @@
         <w:tc>
           <w:tcPr>
             <w:tcW w:w="1417" w:type="dxa"/>
-            <w:shd w:val="clear" w:color="auto" w:fill="auto"/>
             <w:vAlign w:val="bottom"/>
           </w:tcPr>
           <w:p>
@@ -5213,7 +5878,6 @@
         <w:tc>
           <w:tcPr>
             <w:tcW w:w="3119" w:type="dxa"/>
-            <w:shd w:val="clear" w:color="auto" w:fill="auto"/>
             <w:vAlign w:val="bottom"/>
           </w:tcPr>
           <w:p>
@@ -5234,7 +5898,6 @@
         <w:tc>
           <w:tcPr>
             <w:tcW w:w="1417" w:type="dxa"/>
-            <w:shd w:val="clear" w:color="auto" w:fill="auto"/>
             <w:vAlign w:val="bottom"/>
           </w:tcPr>
           <w:p>
@@ -5303,7 +5966,6 @@
         <w:tc>
           <w:tcPr>
             <w:tcW w:w="3119" w:type="dxa"/>
-            <w:shd w:val="clear" w:color="auto" w:fill="auto"/>
             <w:vAlign w:val="bottom"/>
           </w:tcPr>
           <w:p>
@@ -5324,7 +5986,6 @@
         <w:tc>
           <w:tcPr>
             <w:tcW w:w="1417" w:type="dxa"/>
-            <w:shd w:val="clear" w:color="auto" w:fill="auto"/>
             <w:vAlign w:val="bottom"/>
           </w:tcPr>
           <w:p>
@@ -5527,7 +6188,6 @@
         <w:tc>
           <w:tcPr>
             <w:tcW w:w="362" w:type="dxa"/>
-            <w:shd w:val="clear" w:color="auto" w:fill="auto"/>
           </w:tcPr>
           <w:p>
             <w:pPr>
@@ -5554,7 +6214,6 @@
         <w:tc>
           <w:tcPr>
             <w:tcW w:w="2268" w:type="dxa"/>
-            <w:shd w:val="clear" w:color="auto" w:fill="auto"/>
           </w:tcPr>
           <w:p>
             <w:pPr>
@@ -5568,7 +6227,6 @@
         <w:tc>
           <w:tcPr>
             <w:tcW w:w="4530" w:type="dxa"/>
-            <w:shd w:val="clear" w:color="auto" w:fill="auto"/>
           </w:tcPr>
           <w:p>
             <w:pPr>
@@ -5584,7 +6242,6 @@
         <w:tc>
           <w:tcPr>
             <w:tcW w:w="362" w:type="dxa"/>
-            <w:shd w:val="clear" w:color="auto" w:fill="auto"/>
           </w:tcPr>
           <w:p>
             <w:pPr>
@@ -5611,7 +6268,6 @@
         <w:tc>
           <w:tcPr>
             <w:tcW w:w="2268" w:type="dxa"/>
-            <w:shd w:val="clear" w:color="auto" w:fill="auto"/>
           </w:tcPr>
           <w:p>
             <w:pPr>
@@ -5622,7 +6278,6 @@
         <w:tc>
           <w:tcPr>
             <w:tcW w:w="4530" w:type="dxa"/>
-            <w:shd w:val="clear" w:color="auto" w:fill="auto"/>
           </w:tcPr>
           <w:p>
             <w:pPr>
@@ -5695,7 +6350,6 @@
         <w:rPr>
           <w:noProof/>
         </w:rPr>
-        <w:lastRenderedPageBreak/>
         <w:drawing>
           <wp:inline distT="0" distB="0" distL="0" distR="0" wp14:anchorId="0ED67168" wp14:editId="53C9525C">
             <wp:extent cx="5343525" cy="2371725"/>
@@ -5710,7 +6364,7 @@
                     <pic:cNvPicPr preferRelativeResize="0"/>
                   </pic:nvPicPr>
                   <pic:blipFill>
-                    <a:blip r:embed="rId14"/>
+                    <a:blip r:embed="rId17"/>
                     <a:srcRect/>
                     <a:stretch>
                       <a:fillRect/>
@@ -5745,6 +6399,7 @@
           <w:b/>
           <w:u w:val="single"/>
         </w:rPr>
+        <w:lastRenderedPageBreak/>
         <w:t xml:space="preserve">Entities </w:t>
       </w:r>
       <w:r>
@@ -6427,7 +7082,6 @@
         <w:spacing w:after="120" w:line="220" w:lineRule="auto"/>
       </w:pPr>
       <w:r>
-        <w:lastRenderedPageBreak/>
         <w:t xml:space="preserve">List any activities that must take place, or any conditions that must be true, before the use case can be started. </w:t>
       </w:r>
     </w:p>
@@ -6526,6 +7180,7 @@
         <w:ind w:left="567" w:hanging="283"/>
       </w:pPr>
       <w:r>
+        <w:lastRenderedPageBreak/>
         <w:t>Any anticipated error conditions that could occur during execution of the use case and how the system is to respond to those conditions.</w:t>
       </w:r>
     </w:p>
@@ -7346,7 +8001,6 @@
               <w:rPr>
                 <w:color w:val="000000"/>
               </w:rPr>
-              <w:lastRenderedPageBreak/>
               <w:t>The user account is blocked / inactive (MSG12)</w:t>
             </w:r>
           </w:p>
@@ -8341,7 +8995,7 @@
                     <pic:cNvPicPr preferRelativeResize="0"/>
                   </pic:nvPicPr>
                   <pic:blipFill>
-                    <a:blip r:embed="rId15"/>
+                    <a:blip r:embed="rId18"/>
                     <a:srcRect/>
                     <a:stretch>
                       <a:fillRect/>
@@ -8664,7 +9318,7 @@
                     <pic:cNvPicPr preferRelativeResize="0"/>
                   </pic:nvPicPr>
                   <pic:blipFill>
-                    <a:blip r:embed="rId16"/>
+                    <a:blip r:embed="rId19"/>
                     <a:srcRect/>
                     <a:stretch>
                       <a:fillRect/>
@@ -11216,7 +11870,7 @@
       <w:bookmarkEnd w:id="46"/>
     </w:p>
     <w:sectPr>
-      <w:footerReference w:type="default" r:id="rId17"/>
+      <w:footerReference w:type="default" r:id="rId20"/>
       <w:pgSz w:w="11906" w:h="16838"/>
       <w:pgMar w:top="1440" w:right="1416" w:bottom="1440" w:left="1440" w:header="708" w:footer="708" w:gutter="0"/>
       <w:pgNumType w:start="1"/>
@@ -11228,7 +11882,7 @@
 </file>
 
 <file path=word/endnotes.xml><?xml version="1.0" encoding="utf-8"?>
-<w:endnotes xmlns:wpc="http://schemas.microsoft.com/office/word/2010/wordprocessingCanvas" xmlns:cx="http://schemas.microsoft.com/office/drawing/2014/chartex" xmlns:cx1="http://schemas.microsoft.com/office/drawing/2015/9/8/chartex" xmlns:cx2="http://schemas.microsoft.com/office/drawing/2015/10/21/chartex" xmlns:cx3="http://schemas.microsoft.com/office/drawing/2016/5/9/chartex" xmlns:cx4="http://schemas.microsoft.com/office/drawing/2016/5/10/chartex" xmlns:cx5="http://schemas.microsoft.com/office/drawing/2016/5/11/chartex" xmlns:cx6="http://schemas.microsoft.com/office/drawing/2016/5/12/chartex" xmlns:cx7="http://schemas.microsoft.com/office/drawing/2016/5/13/chartex" xmlns:cx8="http://schemas.microsoft.com/office/drawing/2016/5/14/chartex" xmlns:mc="http://schemas.openxmlformats.org/markup-compatibility/2006" xmlns:aink="http://schemas.microsoft.com/office/drawing/2016/ink" xmlns:am3d="http://schemas.microsoft.com/office/drawing/2017/model3d" xmlns:o="urn:schemas-microsoft-com:office:office" xmlns:r="http://schemas.openxmlformats.org/officeDocument/2006/relationships" xmlns:m="http://schemas.openxmlformats.org/officeDocument/2006/math" xmlns:v="urn:schemas-microsoft-com:vml" xmlns:wp14="http://schemas.microsoft.com/office/word/2010/wordprocessingDrawing" xmlns:wp="http://schemas.openxmlformats.org/drawingml/2006/wordprocessingDrawing" xmlns:w10="urn:schemas-microsoft-com:office:word" xmlns:w="http://schemas.openxmlformats.org/wordprocessingml/2006/main" xmlns:w14="http://schemas.microsoft.com/office/word/2010/wordml" xmlns:w15="http://schemas.microsoft.com/office/word/2012/wordml" xmlns:w16cex="http://schemas.microsoft.com/office/word/2018/wordml/cex" xmlns:w16cid="http://schemas.microsoft.com/office/word/2016/wordml/cid" xmlns:w16="http://schemas.microsoft.com/office/word/2018/wordml" xmlns:w16sdtdh="http://schemas.microsoft.com/office/word/2020/wordml/sdtdatahash" xmlns:w16se="http://schemas.microsoft.com/office/word/2015/wordml/symex" xmlns:wpg="http://schemas.microsoft.com/office/word/2010/wordprocessingGroup" xmlns:wpi="http://schemas.microsoft.com/office/word/2010/wordprocessingInk" xmlns:wne="http://schemas.microsoft.com/office/word/2006/wordml" xmlns:wps="http://schemas.microsoft.com/office/word/2010/wordprocessingShape" mc:Ignorable="w14 w15 w16se w16cid w16 w16cex w16sdtdh wp14">
+<w:endnotes xmlns:wpc="http://schemas.microsoft.com/office/word/2010/wordprocessingCanvas" xmlns:cx="http://schemas.microsoft.com/office/drawing/2014/chartex" xmlns:cx1="http://schemas.microsoft.com/office/drawing/2015/9/8/chartex" xmlns:cx2="http://schemas.microsoft.com/office/drawing/2015/10/21/chartex" xmlns:cx3="http://schemas.microsoft.com/office/drawing/2016/5/9/chartex" xmlns:cx4="http://schemas.microsoft.com/office/drawing/2016/5/10/chartex" xmlns:cx5="http://schemas.microsoft.com/office/drawing/2016/5/11/chartex" xmlns:cx6="http://schemas.microsoft.com/office/drawing/2016/5/12/chartex" xmlns:cx7="http://schemas.microsoft.com/office/drawing/2016/5/13/chartex" xmlns:cx8="http://schemas.microsoft.com/office/drawing/2016/5/14/chartex" xmlns:mc="http://schemas.openxmlformats.org/markup-compatibility/2006" xmlns:aink="http://schemas.microsoft.com/office/drawing/2016/ink" xmlns:am3d="http://schemas.microsoft.com/office/drawing/2017/model3d" xmlns:o="urn:schemas-microsoft-com:office:office" xmlns:oel="http://schemas.microsoft.com/office/2019/extlst" xmlns:r="http://schemas.openxmlformats.org/officeDocument/2006/relationships" xmlns:m="http://schemas.openxmlformats.org/officeDocument/2006/math" xmlns:v="urn:schemas-microsoft-com:vml" xmlns:wp14="http://schemas.microsoft.com/office/word/2010/wordprocessingDrawing" xmlns:wp="http://schemas.openxmlformats.org/drawingml/2006/wordprocessingDrawing" xmlns:w10="urn:schemas-microsoft-com:office:word" xmlns:w="http://schemas.openxmlformats.org/wordprocessingml/2006/main" xmlns:w14="http://schemas.microsoft.com/office/word/2010/wordml" xmlns:w15="http://schemas.microsoft.com/office/word/2012/wordml" xmlns:w16cex="http://schemas.microsoft.com/office/word/2018/wordml/cex" xmlns:w16cid="http://schemas.microsoft.com/office/word/2016/wordml/cid" xmlns:w16="http://schemas.microsoft.com/office/word/2018/wordml" xmlns:w16du="http://schemas.microsoft.com/office/word/2023/wordml/word16du" xmlns:w16sdtdh="http://schemas.microsoft.com/office/word/2020/wordml/sdtdatahash" xmlns:w16sdtfl="http://schemas.microsoft.com/office/word/2024/wordml/sdtformatlock" xmlns:w16se="http://schemas.microsoft.com/office/word/2015/wordml/symex" xmlns:wpg="http://schemas.microsoft.com/office/word/2010/wordprocessingGroup" xmlns:wpi="http://schemas.microsoft.com/office/word/2010/wordprocessingInk" xmlns:wne="http://schemas.microsoft.com/office/word/2006/wordml" xmlns:wps="http://schemas.microsoft.com/office/word/2010/wordprocessingShape" mc:Ignorable="w14 w15 w16se w16cid w16 w16cex w16sdtdh w16sdtfl w16du wp14">
   <w:endnote w:type="separator" w:id="-1">
     <w:p>
       <w:pPr>
@@ -11253,7 +11907,7 @@
 </file>
 
 <file path=word/footer1.xml><?xml version="1.0" encoding="utf-8"?>
-<w:ftr xmlns:wpc="http://schemas.microsoft.com/office/word/2010/wordprocessingCanvas" xmlns:cx="http://schemas.microsoft.com/office/drawing/2014/chartex" xmlns:cx1="http://schemas.microsoft.com/office/drawing/2015/9/8/chartex" xmlns:cx2="http://schemas.microsoft.com/office/drawing/2015/10/21/chartex" xmlns:cx3="http://schemas.microsoft.com/office/drawing/2016/5/9/chartex" xmlns:cx4="http://schemas.microsoft.com/office/drawing/2016/5/10/chartex" xmlns:cx5="http://schemas.microsoft.com/office/drawing/2016/5/11/chartex" xmlns:cx6="http://schemas.microsoft.com/office/drawing/2016/5/12/chartex" xmlns:cx7="http://schemas.microsoft.com/office/drawing/2016/5/13/chartex" xmlns:cx8="http://schemas.microsoft.com/office/drawing/2016/5/14/chartex" xmlns:mc="http://schemas.openxmlformats.org/markup-compatibility/2006" xmlns:aink="http://schemas.microsoft.com/office/drawing/2016/ink" xmlns:am3d="http://schemas.microsoft.com/office/drawing/2017/model3d" xmlns:o="urn:schemas-microsoft-com:office:office" xmlns:r="http://schemas.openxmlformats.org/officeDocument/2006/relationships" xmlns:m="http://schemas.openxmlformats.org/officeDocument/2006/math" xmlns:v="urn:schemas-microsoft-com:vml" xmlns:wp14="http://schemas.microsoft.com/office/word/2010/wordprocessingDrawing" xmlns:wp="http://schemas.openxmlformats.org/drawingml/2006/wordprocessingDrawing" xmlns:w10="urn:schemas-microsoft-com:office:word" xmlns:w="http://schemas.openxmlformats.org/wordprocessingml/2006/main" xmlns:w14="http://schemas.microsoft.com/office/word/2010/wordml" xmlns:w15="http://schemas.microsoft.com/office/word/2012/wordml" xmlns:w16cex="http://schemas.microsoft.com/office/word/2018/wordml/cex" xmlns:w16cid="http://schemas.microsoft.com/office/word/2016/wordml/cid" xmlns:w16="http://schemas.microsoft.com/office/word/2018/wordml" xmlns:w16sdtdh="http://schemas.microsoft.com/office/word/2020/wordml/sdtdatahash" xmlns:w16se="http://schemas.microsoft.com/office/word/2015/wordml/symex" xmlns:wpg="http://schemas.microsoft.com/office/word/2010/wordprocessingGroup" xmlns:wpi="http://schemas.microsoft.com/office/word/2010/wordprocessingInk" xmlns:wne="http://schemas.microsoft.com/office/word/2006/wordml" xmlns:wps="http://schemas.microsoft.com/office/word/2010/wordprocessingShape" mc:Ignorable="w14 w15 w16se w16cid w16 w16cex w16sdtdh wp14">
+<w:ftr xmlns:wpc="http://schemas.microsoft.com/office/word/2010/wordprocessingCanvas" xmlns:cx="http://schemas.microsoft.com/office/drawing/2014/chartex" xmlns:cx1="http://schemas.microsoft.com/office/drawing/2015/9/8/chartex" xmlns:cx2="http://schemas.microsoft.com/office/drawing/2015/10/21/chartex" xmlns:cx3="http://schemas.microsoft.com/office/drawing/2016/5/9/chartex" xmlns:cx4="http://schemas.microsoft.com/office/drawing/2016/5/10/chartex" xmlns:cx5="http://schemas.microsoft.com/office/drawing/2016/5/11/chartex" xmlns:cx6="http://schemas.microsoft.com/office/drawing/2016/5/12/chartex" xmlns:cx7="http://schemas.microsoft.com/office/drawing/2016/5/13/chartex" xmlns:cx8="http://schemas.microsoft.com/office/drawing/2016/5/14/chartex" xmlns:mc="http://schemas.openxmlformats.org/markup-compatibility/2006" xmlns:aink="http://schemas.microsoft.com/office/drawing/2016/ink" xmlns:am3d="http://schemas.microsoft.com/office/drawing/2017/model3d" xmlns:o="urn:schemas-microsoft-com:office:office" xmlns:oel="http://schemas.microsoft.com/office/2019/extlst" xmlns:r="http://schemas.openxmlformats.org/officeDocument/2006/relationships" xmlns:m="http://schemas.openxmlformats.org/officeDocument/2006/math" xmlns:v="urn:schemas-microsoft-com:vml" xmlns:wp14="http://schemas.microsoft.com/office/word/2010/wordprocessingDrawing" xmlns:wp="http://schemas.openxmlformats.org/drawingml/2006/wordprocessingDrawing" xmlns:w10="urn:schemas-microsoft-com:office:word" xmlns:w="http://schemas.openxmlformats.org/wordprocessingml/2006/main" xmlns:w14="http://schemas.microsoft.com/office/word/2010/wordml" xmlns:w15="http://schemas.microsoft.com/office/word/2012/wordml" xmlns:w16cex="http://schemas.microsoft.com/office/word/2018/wordml/cex" xmlns:w16cid="http://schemas.microsoft.com/office/word/2016/wordml/cid" xmlns:w16="http://schemas.microsoft.com/office/word/2018/wordml" xmlns:w16du="http://schemas.microsoft.com/office/word/2023/wordml/word16du" xmlns:w16sdtdh="http://schemas.microsoft.com/office/word/2020/wordml/sdtdatahash" xmlns:w16sdtfl="http://schemas.microsoft.com/office/word/2024/wordml/sdtformatlock" xmlns:w16se="http://schemas.microsoft.com/office/word/2015/wordml/symex" xmlns:wpg="http://schemas.microsoft.com/office/word/2010/wordprocessingGroup" xmlns:wpi="http://schemas.microsoft.com/office/word/2010/wordprocessingInk" xmlns:wne="http://schemas.microsoft.com/office/word/2006/wordml" xmlns:wps="http://schemas.microsoft.com/office/word/2010/wordprocessingShape" mc:Ignorable="w14 w15 w16se w16cid w16 w16cex w16sdtdh w16sdtfl w16du wp14">
   <w:p>
     <w:pPr>
       <w:widowControl w:val="0"/>
@@ -11449,7 +12103,7 @@
 </file>
 
 <file path=word/footnotes.xml><?xml version="1.0" encoding="utf-8"?>
-<w:footnotes xmlns:wpc="http://schemas.microsoft.com/office/word/2010/wordprocessingCanvas" xmlns:cx="http://schemas.microsoft.com/office/drawing/2014/chartex" xmlns:cx1="http://schemas.microsoft.com/office/drawing/2015/9/8/chartex" xmlns:cx2="http://schemas.microsoft.com/office/drawing/2015/10/21/chartex" xmlns:cx3="http://schemas.microsoft.com/office/drawing/2016/5/9/chartex" xmlns:cx4="http://schemas.microsoft.com/office/drawing/2016/5/10/chartex" xmlns:cx5="http://schemas.microsoft.com/office/drawing/2016/5/11/chartex" xmlns:cx6="http://schemas.microsoft.com/office/drawing/2016/5/12/chartex" xmlns:cx7="http://schemas.microsoft.com/office/drawing/2016/5/13/chartex" xmlns:cx8="http://schemas.microsoft.com/office/drawing/2016/5/14/chartex" xmlns:mc="http://schemas.openxmlformats.org/markup-compatibility/2006" xmlns:aink="http://schemas.microsoft.com/office/drawing/2016/ink" xmlns:am3d="http://schemas.microsoft.com/office/drawing/2017/model3d" xmlns:o="urn:schemas-microsoft-com:office:office" xmlns:r="http://schemas.openxmlformats.org/officeDocument/2006/relationships" xmlns:m="http://schemas.openxmlformats.org/officeDocument/2006/math" xmlns:v="urn:schemas-microsoft-com:vml" xmlns:wp14="http://schemas.microsoft.com/office/word/2010/wordprocessingDrawing" xmlns:wp="http://schemas.openxmlformats.org/drawingml/2006/wordprocessingDrawing" xmlns:w10="urn:schemas-microsoft-com:office:word" xmlns:w="http://schemas.openxmlformats.org/wordprocessingml/2006/main" xmlns:w14="http://schemas.microsoft.com/office/word/2010/wordml" xmlns:w15="http://schemas.microsoft.com/office/word/2012/wordml" xmlns:w16cex="http://schemas.microsoft.com/office/word/2018/wordml/cex" xmlns:w16cid="http://schemas.microsoft.com/office/word/2016/wordml/cid" xmlns:w16="http://schemas.microsoft.com/office/word/2018/wordml" xmlns:w16sdtdh="http://schemas.microsoft.com/office/word/2020/wordml/sdtdatahash" xmlns:w16se="http://schemas.microsoft.com/office/word/2015/wordml/symex" xmlns:wpg="http://schemas.microsoft.com/office/word/2010/wordprocessingGroup" xmlns:wpi="http://schemas.microsoft.com/office/word/2010/wordprocessingInk" xmlns:wne="http://schemas.microsoft.com/office/word/2006/wordml" xmlns:wps="http://schemas.microsoft.com/office/word/2010/wordprocessingShape" mc:Ignorable="w14 w15 w16se w16cid w16 w16cex w16sdtdh wp14">
+<w:footnotes xmlns:wpc="http://schemas.microsoft.com/office/word/2010/wordprocessingCanvas" xmlns:cx="http://schemas.microsoft.com/office/drawing/2014/chartex" xmlns:cx1="http://schemas.microsoft.com/office/drawing/2015/9/8/chartex" xmlns:cx2="http://schemas.microsoft.com/office/drawing/2015/10/21/chartex" xmlns:cx3="http://schemas.microsoft.com/office/drawing/2016/5/9/chartex" xmlns:cx4="http://schemas.microsoft.com/office/drawing/2016/5/10/chartex" xmlns:cx5="http://schemas.microsoft.com/office/drawing/2016/5/11/chartex" xmlns:cx6="http://schemas.microsoft.com/office/drawing/2016/5/12/chartex" xmlns:cx7="http://schemas.microsoft.com/office/drawing/2016/5/13/chartex" xmlns:cx8="http://schemas.microsoft.com/office/drawing/2016/5/14/chartex" xmlns:mc="http://schemas.openxmlformats.org/markup-compatibility/2006" xmlns:aink="http://schemas.microsoft.com/office/drawing/2016/ink" xmlns:am3d="http://schemas.microsoft.com/office/drawing/2017/model3d" xmlns:o="urn:schemas-microsoft-com:office:office" xmlns:oel="http://schemas.microsoft.com/office/2019/extlst" xmlns:r="http://schemas.openxmlformats.org/officeDocument/2006/relationships" xmlns:m="http://schemas.openxmlformats.org/officeDocument/2006/math" xmlns:v="urn:schemas-microsoft-com:vml" xmlns:wp14="http://schemas.microsoft.com/office/word/2010/wordprocessingDrawing" xmlns:wp="http://schemas.openxmlformats.org/drawingml/2006/wordprocessingDrawing" xmlns:w10="urn:schemas-microsoft-com:office:word" xmlns:w="http://schemas.openxmlformats.org/wordprocessingml/2006/main" xmlns:w14="http://schemas.microsoft.com/office/word/2010/wordml" xmlns:w15="http://schemas.microsoft.com/office/word/2012/wordml" xmlns:w16cex="http://schemas.microsoft.com/office/word/2018/wordml/cex" xmlns:w16cid="http://schemas.microsoft.com/office/word/2016/wordml/cid" xmlns:w16="http://schemas.microsoft.com/office/word/2018/wordml" xmlns:w16du="http://schemas.microsoft.com/office/word/2023/wordml/word16du" xmlns:w16sdtdh="http://schemas.microsoft.com/office/word/2020/wordml/sdtdatahash" xmlns:w16sdtfl="http://schemas.microsoft.com/office/word/2024/wordml/sdtformatlock" xmlns:w16se="http://schemas.microsoft.com/office/word/2015/wordml/symex" xmlns:wpg="http://schemas.microsoft.com/office/word/2010/wordprocessingGroup" xmlns:wpi="http://schemas.microsoft.com/office/word/2010/wordprocessingInk" xmlns:wne="http://schemas.microsoft.com/office/word/2006/wordml" xmlns:wps="http://schemas.microsoft.com/office/word/2010/wordprocessingShape" mc:Ignorable="w14 w15 w16se w16cid w16 w16cex w16sdtdh w16sdtfl w16du wp14">
   <w:footnote w:type="separator" w:id="-1">
     <w:p>
       <w:pPr>
@@ -11474,7 +12128,7 @@
 </file>
 
 <file path=word/numbering.xml><?xml version="1.0" encoding="utf-8"?>
-<w:numbering xmlns:wpc="http://schemas.microsoft.com/office/word/2010/wordprocessingCanvas" xmlns:cx="http://schemas.microsoft.com/office/drawing/2014/chartex" xmlns:cx1="http://schemas.microsoft.com/office/drawing/2015/9/8/chartex" xmlns:cx2="http://schemas.microsoft.com/office/drawing/2015/10/21/chartex" xmlns:cx3="http://schemas.microsoft.com/office/drawing/2016/5/9/chartex" xmlns:cx4="http://schemas.microsoft.com/office/drawing/2016/5/10/chartex" xmlns:cx5="http://schemas.microsoft.com/office/drawing/2016/5/11/chartex" xmlns:cx6="http://schemas.microsoft.com/office/drawing/2016/5/12/chartex" xmlns:cx7="http://schemas.microsoft.com/office/drawing/2016/5/13/chartex" xmlns:cx8="http://schemas.microsoft.com/office/drawing/2016/5/14/chartex" xmlns:mc="http://schemas.openxmlformats.org/markup-compatibility/2006" xmlns:aink="http://schemas.microsoft.com/office/drawing/2016/ink" xmlns:am3d="http://schemas.microsoft.com/office/drawing/2017/model3d" xmlns:o="urn:schemas-microsoft-com:office:office" xmlns:r="http://schemas.openxmlformats.org/officeDocument/2006/relationships" xmlns:m="http://schemas.openxmlformats.org/officeDocument/2006/math" xmlns:v="urn:schemas-microsoft-com:vml" xmlns:wp14="http://schemas.microsoft.com/office/word/2010/wordprocessingDrawing" xmlns:wp="http://schemas.openxmlformats.org/drawingml/2006/wordprocessingDrawing" xmlns:w10="urn:schemas-microsoft-com:office:word" xmlns:w="http://schemas.openxmlformats.org/wordprocessingml/2006/main" xmlns:w14="http://schemas.microsoft.com/office/word/2010/wordml" xmlns:w15="http://schemas.microsoft.com/office/word/2012/wordml" xmlns:w16cex="http://schemas.microsoft.com/office/word/2018/wordml/cex" xmlns:w16cid="http://schemas.microsoft.com/office/word/2016/wordml/cid" xmlns:w16="http://schemas.microsoft.com/office/word/2018/wordml" xmlns:w16sdtdh="http://schemas.microsoft.com/office/word/2020/wordml/sdtdatahash" xmlns:w16se="http://schemas.microsoft.com/office/word/2015/wordml/symex" xmlns:wpg="http://schemas.microsoft.com/office/word/2010/wordprocessingGroup" xmlns:wpi="http://schemas.microsoft.com/office/word/2010/wordprocessingInk" xmlns:wne="http://schemas.microsoft.com/office/word/2006/wordml" xmlns:wps="http://schemas.microsoft.com/office/word/2010/wordprocessingShape" mc:Ignorable="w14 w15 w16se w16cid w16 w16cex w16sdtdh wp14">
+<w:numbering xmlns:wpc="http://schemas.microsoft.com/office/word/2010/wordprocessingCanvas" xmlns:cx="http://schemas.microsoft.com/office/drawing/2014/chartex" xmlns:cx1="http://schemas.microsoft.com/office/drawing/2015/9/8/chartex" xmlns:cx2="http://schemas.microsoft.com/office/drawing/2015/10/21/chartex" xmlns:cx3="http://schemas.microsoft.com/office/drawing/2016/5/9/chartex" xmlns:cx4="http://schemas.microsoft.com/office/drawing/2016/5/10/chartex" xmlns:cx5="http://schemas.microsoft.com/office/drawing/2016/5/11/chartex" xmlns:cx6="http://schemas.microsoft.com/office/drawing/2016/5/12/chartex" xmlns:cx7="http://schemas.microsoft.com/office/drawing/2016/5/13/chartex" xmlns:cx8="http://schemas.microsoft.com/office/drawing/2016/5/14/chartex" xmlns:mc="http://schemas.openxmlformats.org/markup-compatibility/2006" xmlns:aink="http://schemas.microsoft.com/office/drawing/2016/ink" xmlns:am3d="http://schemas.microsoft.com/office/drawing/2017/model3d" xmlns:o="urn:schemas-microsoft-com:office:office" xmlns:oel="http://schemas.microsoft.com/office/2019/extlst" xmlns:r="http://schemas.openxmlformats.org/officeDocument/2006/relationships" xmlns:m="http://schemas.openxmlformats.org/officeDocument/2006/math" xmlns:v="urn:schemas-microsoft-com:vml" xmlns:wp14="http://schemas.microsoft.com/office/word/2010/wordprocessingDrawing" xmlns:wp="http://schemas.openxmlformats.org/drawingml/2006/wordprocessingDrawing" xmlns:w10="urn:schemas-microsoft-com:office:word" xmlns:w="http://schemas.openxmlformats.org/wordprocessingml/2006/main" xmlns:w14="http://schemas.microsoft.com/office/word/2010/wordml" xmlns:w15="http://schemas.microsoft.com/office/word/2012/wordml" xmlns:w16cex="http://schemas.microsoft.com/office/word/2018/wordml/cex" xmlns:w16cid="http://schemas.microsoft.com/office/word/2016/wordml/cid" xmlns:w16="http://schemas.microsoft.com/office/word/2018/wordml" xmlns:w16du="http://schemas.microsoft.com/office/word/2023/wordml/word16du" xmlns:w16sdtdh="http://schemas.microsoft.com/office/word/2020/wordml/sdtdatahash" xmlns:w16sdtfl="http://schemas.microsoft.com/office/word/2024/wordml/sdtformatlock" xmlns:w16se="http://schemas.microsoft.com/office/word/2015/wordml/symex" xmlns:wpg="http://schemas.microsoft.com/office/word/2010/wordprocessingGroup" xmlns:wpi="http://schemas.microsoft.com/office/word/2010/wordprocessingInk" xmlns:wne="http://schemas.microsoft.com/office/word/2006/wordml" xmlns:wps="http://schemas.microsoft.com/office/word/2010/wordprocessingShape" mc:Ignorable="w14 w15 w16se w16cid w16 w16cex w16sdtdh w16sdtfl w16du wp14">
   <w:abstractNum w:abstractNumId="0" w15:restartNumberingAfterBreak="0">
     <w:nsid w:val="08100D2D"/>
     <w:multiLevelType w:val="hybridMultilevel"/>
@@ -12542,41 +13196,41 @@
       </w:pPr>
     </w:lvl>
   </w:abstractNum>
-  <w:num w:numId="1">
+  <w:num w:numId="1" w16cid:durableId="926424478">
     <w:abstractNumId w:val="8"/>
   </w:num>
-  <w:num w:numId="2">
+  <w:num w:numId="2" w16cid:durableId="510725110">
     <w:abstractNumId w:val="6"/>
   </w:num>
-  <w:num w:numId="3">
+  <w:num w:numId="3" w16cid:durableId="440490835">
     <w:abstractNumId w:val="2"/>
   </w:num>
-  <w:num w:numId="4">
+  <w:num w:numId="4" w16cid:durableId="417680567">
     <w:abstractNumId w:val="4"/>
   </w:num>
-  <w:num w:numId="5">
+  <w:num w:numId="5" w16cid:durableId="622224833">
     <w:abstractNumId w:val="7"/>
   </w:num>
-  <w:num w:numId="6">
+  <w:num w:numId="6" w16cid:durableId="931739201">
     <w:abstractNumId w:val="1"/>
   </w:num>
-  <w:num w:numId="7">
+  <w:num w:numId="7" w16cid:durableId="2109498862">
     <w:abstractNumId w:val="9"/>
   </w:num>
-  <w:num w:numId="8">
+  <w:num w:numId="8" w16cid:durableId="1650019426">
     <w:abstractNumId w:val="3"/>
   </w:num>
-  <w:num w:numId="9">
+  <w:num w:numId="9" w16cid:durableId="1459298947">
     <w:abstractNumId w:val="0"/>
   </w:num>
-  <w:num w:numId="10">
+  <w:num w:numId="10" w16cid:durableId="79645969">
     <w:abstractNumId w:val="5"/>
   </w:num>
 </w:numbering>
 </file>
 
 <file path=word/styles.xml><?xml version="1.0" encoding="utf-8"?>
-<w:styles xmlns:mc="http://schemas.openxmlformats.org/markup-compatibility/2006" xmlns:r="http://schemas.openxmlformats.org/officeDocument/2006/relationships" xmlns:w="http://schemas.openxmlformats.org/wordprocessingml/2006/main" xmlns:w14="http://schemas.microsoft.com/office/word/2010/wordml" xmlns:w15="http://schemas.microsoft.com/office/word/2012/wordml" xmlns:w16cex="http://schemas.microsoft.com/office/word/2018/wordml/cex" xmlns:w16cid="http://schemas.microsoft.com/office/word/2016/wordml/cid" xmlns:w16="http://schemas.microsoft.com/office/word/2018/wordml" xmlns:w16sdtdh="http://schemas.microsoft.com/office/word/2020/wordml/sdtdatahash" xmlns:w16se="http://schemas.microsoft.com/office/word/2015/wordml/symex" mc:Ignorable="w14 w15 w16se w16cid w16 w16cex w16sdtdh">
+<w:styles xmlns:mc="http://schemas.openxmlformats.org/markup-compatibility/2006" xmlns:r="http://schemas.openxmlformats.org/officeDocument/2006/relationships" xmlns:w="http://schemas.openxmlformats.org/wordprocessingml/2006/main" xmlns:w14="http://schemas.microsoft.com/office/word/2010/wordml" xmlns:w15="http://schemas.microsoft.com/office/word/2012/wordml" xmlns:w16cex="http://schemas.microsoft.com/office/word/2018/wordml/cex" xmlns:w16cid="http://schemas.microsoft.com/office/word/2016/wordml/cid" xmlns:w16="http://schemas.microsoft.com/office/word/2018/wordml" xmlns:w16du="http://schemas.microsoft.com/office/word/2023/wordml/word16du" xmlns:w16sdtdh="http://schemas.microsoft.com/office/word/2020/wordml/sdtdatahash" xmlns:w16sdtfl="http://schemas.microsoft.com/office/word/2024/wordml/sdtformatlock" xmlns:w16se="http://schemas.microsoft.com/office/word/2015/wordml/symex" mc:Ignorable="w14 w15 w16se w16cid w16 w16cex w16sdtdh w16sdtfl w16du">
   <w:docDefaults>
     <w:rPrDefault>
       <w:rPr>
@@ -12698,6 +13352,7 @@
     <w:lsdException w:name="HTML Sample" w:semiHidden="1" w:unhideWhenUsed="1"/>
     <w:lsdException w:name="HTML Typewriter" w:semiHidden="1" w:unhideWhenUsed="1"/>
     <w:lsdException w:name="HTML Variable" w:semiHidden="1" w:unhideWhenUsed="1"/>
+    <w:lsdException w:name="Normal Table" w:semiHidden="1" w:unhideWhenUsed="1"/>
     <w:lsdException w:name="annotation subject" w:semiHidden="1" w:unhideWhenUsed="1"/>
     <w:lsdException w:name="No List" w:semiHidden="1" w:unhideWhenUsed="1"/>
     <w:lsdException w:name="Outline List 1" w:semiHidden="1" w:unhideWhenUsed="1"/>
@@ -12744,8 +13399,10 @@
     <w:lsdException w:name="Table Subtle 2" w:semiHidden="1" w:unhideWhenUsed="1"/>
     <w:lsdException w:name="Table Web 1" w:semiHidden="1" w:unhideWhenUsed="1"/>
     <w:lsdException w:name="Table Web 2" w:semiHidden="1" w:unhideWhenUsed="1"/>
+    <w:lsdException w:name="Table Web 3" w:semiHidden="1" w:unhideWhenUsed="1"/>
     <w:lsdException w:name="Balloon Text" w:semiHidden="1" w:unhideWhenUsed="1"/>
     <w:lsdException w:name="Table Grid" w:uiPriority="0"/>
+    <w:lsdException w:name="Table Theme" w:semiHidden="1" w:unhideWhenUsed="1"/>
     <w:lsdException w:name="Placeholder Text" w:semiHidden="1"/>
     <w:lsdException w:name="No Spacing" w:uiPriority="1" w:qFormat="1"/>
     <w:lsdException w:name="Light Shading" w:uiPriority="60"/>

--- a/Template/Software Requirement Specification_v0.1.docx
+++ b/Template/Software Requirement Specification_v0.1.docx
@@ -3507,12 +3507,28 @@
         <w:lastRenderedPageBreak/>
         <w:t xml:space="preserve">1.2.3 </w:t>
       </w:r>
+      <w:proofErr w:type="spellStart"/>
       <w:r>
         <w:rPr>
           <w:lang w:val="vi-VN"/>
         </w:rPr>
-        <w:t>Streamlined 1-Click Checkout</w:t>
-      </w:r>
+        <w:t>Streamlined</w:t>
+      </w:r>
+      <w:proofErr w:type="spellEnd"/>
+      <w:r>
+        <w:rPr>
+          <w:lang w:val="vi-VN"/>
+        </w:rPr>
+        <w:t xml:space="preserve"> 1-Click </w:t>
+      </w:r>
+      <w:proofErr w:type="spellStart"/>
+      <w:r>
+        <w:rPr>
+          <w:lang w:val="vi-VN"/>
+        </w:rPr>
+        <w:t>Checkout</w:t>
+      </w:r>
+      <w:proofErr w:type="spellEnd"/>
     </w:p>
     <w:p>
       <w:r>
@@ -3720,7 +3736,35 @@
                 <w:b/>
               </w:rPr>
               <w:br/>
-              <w:t>(Phụ huynh)</w:t>
+              <w:t>(</w:t>
+            </w:r>
+            <w:proofErr w:type="spellStart"/>
+            <w:r>
+              <w:rPr>
+                <w:b/>
+              </w:rPr>
+              <w:t>Phụ</w:t>
+            </w:r>
+            <w:proofErr w:type="spellEnd"/>
+            <w:r>
+              <w:rPr>
+                <w:b/>
+              </w:rPr>
+              <w:t xml:space="preserve"> </w:t>
+            </w:r>
+            <w:proofErr w:type="spellStart"/>
+            <w:r>
+              <w:rPr>
+                <w:b/>
+              </w:rPr>
+              <w:t>huynh</w:t>
+            </w:r>
+            <w:proofErr w:type="spellEnd"/>
+            <w:r>
+              <w:rPr>
+                <w:b/>
+              </w:rPr>
+              <w:t>)</w:t>
             </w:r>
             <w:r>
               <w:br/>
@@ -3751,7 +3795,15 @@
               <w:spacing w:before="20" w:after="20"/>
             </w:pPr>
             <w:r>
-              <w:t>Parents or guardians of pediatric patients who interact with HCMS via the self-service Booking Portal (smartphone/web). They initiate appointment bookings, provide child's Patient Demographics, receive appointment confirmations, and view post-visit clinical notes &amp; prescriptions on their device. They are outside the clinic and do not use the internal dashboard.</w:t>
+              <w:t xml:space="preserve">Parents or guardians of </w:t>
+            </w:r>
+            <w:proofErr w:type="spellStart"/>
+            <w:r>
+              <w:t>pediatric</w:t>
+            </w:r>
+            <w:proofErr w:type="spellEnd"/>
+            <w:r>
+              <w:t xml:space="preserve"> patients who interact with HCMS via the self-service Booking Portal (smartphone/web). They initiate appointment bookings, provide child's Patient Demographics, receive appointment confirmations, and view post-visit clinical notes &amp; prescriptions on their device. They are outside the clinic and do not use the internal dashboard.</w:t>
             </w:r>
           </w:p>
         </w:tc>
@@ -3801,7 +3853,35 @@
                 <w:b/>
               </w:rPr>
               <w:br/>
-              <w:t>(Bác sĩ)</w:t>
+              <w:t>(</w:t>
+            </w:r>
+            <w:proofErr w:type="spellStart"/>
+            <w:r>
+              <w:rPr>
+                <w:b/>
+              </w:rPr>
+              <w:t>Bác</w:t>
+            </w:r>
+            <w:proofErr w:type="spellEnd"/>
+            <w:r>
+              <w:rPr>
+                <w:b/>
+              </w:rPr>
+              <w:t xml:space="preserve"> </w:t>
+            </w:r>
+            <w:proofErr w:type="spellStart"/>
+            <w:r>
+              <w:rPr>
+                <w:b/>
+              </w:rPr>
+              <w:t>sĩ</w:t>
+            </w:r>
+            <w:proofErr w:type="spellEnd"/>
+            <w:r>
+              <w:rPr>
+                <w:b/>
+              </w:rPr>
+              <w:t>)</w:t>
             </w:r>
             <w:r>
               <w:br/>
@@ -3882,7 +3962,35 @@
                 <w:b/>
               </w:rPr>
               <w:br/>
-              <w:t>(Lễ tân)</w:t>
+              <w:t>(</w:t>
+            </w:r>
+            <w:proofErr w:type="spellStart"/>
+            <w:r>
+              <w:rPr>
+                <w:b/>
+              </w:rPr>
+              <w:t>Lễ</w:t>
+            </w:r>
+            <w:proofErr w:type="spellEnd"/>
+            <w:r>
+              <w:rPr>
+                <w:b/>
+              </w:rPr>
+              <w:t xml:space="preserve"> </w:t>
+            </w:r>
+            <w:proofErr w:type="spellStart"/>
+            <w:r>
+              <w:rPr>
+                <w:b/>
+              </w:rPr>
+              <w:t>tân</w:t>
+            </w:r>
+            <w:proofErr w:type="spellEnd"/>
+            <w:r>
+              <w:rPr>
+                <w:b/>
+              </w:rPr>
+              <w:t>)</w:t>
             </w:r>
             <w:r>
               <w:br/>
@@ -3913,7 +4021,15 @@
               <w:spacing w:before="20" w:after="20"/>
             </w:pPr>
             <w:r>
-              <w:t>The front-desk operator (Chị Lan) responsible for administrative clinic operations. Receptionists interact with HCMS to view Appointment Dashboard, confirm or manually register appointments (including walk-ins), verify the auto-generated BILLING invoices, and execute the 1-Click Payment status update (Unpaid → Paid). She is a high-frequency user of the system.</w:t>
+              <w:t>The front-desk operator (</w:t>
+            </w:r>
+            <w:proofErr w:type="spellStart"/>
+            <w:r>
+              <w:t>Chị</w:t>
+            </w:r>
+            <w:proofErr w:type="spellEnd"/>
+            <w:r>
+              <w:t xml:space="preserve"> Lan) responsible for administrative clinic operations. Receptionists interact with HCMS to view Appointment Dashboard, confirm or manually register appointments (including walk-ins), verify the auto-generated BILLING invoices, and execute the 1-Click Payment status update (Unpaid → Paid). She is a high-frequency user of the system.</w:t>
             </w:r>
           </w:p>
         </w:tc>
@@ -4964,7 +5080,23 @@
               <w:spacing w:before="20" w:after="20"/>
             </w:pPr>
             <w:r>
-              <w:t>The Doctor opens their personal clinical dashboard to see the ordered list of patients waiting for examination: patient name, appointment time, and current status. The queue is auto-sorted by appointment time and updated in real time as Receptionists confirm arrivals.</w:t>
+              <w:t xml:space="preserve">The Doctor opens their personal clinical dashboard to see the ordered list of patients waiting for examination: patient name, appointment time, and </w:t>
+            </w:r>
+            <w:proofErr w:type="gramStart"/>
+            <w:r>
+              <w:t>current status</w:t>
+            </w:r>
+            <w:proofErr w:type="gramEnd"/>
+            <w:r>
+              <w:t xml:space="preserve">. The queue is </w:t>
+            </w:r>
+            <w:proofErr w:type="gramStart"/>
+            <w:r>
+              <w:t>auto-sorted</w:t>
+            </w:r>
+            <w:proofErr w:type="gramEnd"/>
+            <w:r>
+              <w:t xml:space="preserve"> by appointment time and updated in real time as Receptionists confirm arrivals.</w:t>
             </w:r>
           </w:p>
         </w:tc>
@@ -5244,7 +5376,15 @@
             </w:r>
             <w:r>
               <w:lastRenderedPageBreak/>
-              <w:t>specifying each medicine (drug name with autocomplete suggestion), dosage amount, frequency, administration route, and duration. The saved PRESCRIPTION is automatically linked to the VISIT and PATIENT entities, and is visible to the Parent via the portal (UC-04).</w:t>
+              <w:t xml:space="preserve">specifying each medicine (drug name with autocomplete suggestion), dosage amount, frequency, administration route, and duration. The saved PRESCRIPTION is automatically linked to the VISIT and PATIENT </w:t>
+            </w:r>
+            <w:proofErr w:type="gramStart"/>
+            <w:r>
+              <w:t>entities, and</w:t>
+            </w:r>
+            <w:proofErr w:type="gramEnd"/>
+            <w:r>
+              <w:t xml:space="preserve"> is visible to the Parent via the portal (UC-04).</w:t>
             </w:r>
           </w:p>
         </w:tc>
@@ -5337,7 +5477,15 @@
               <w:spacing w:before="20" w:after="20"/>
             </w:pPr>
             <w:r>
-              <w:t>The Doctor can view and update supplementary medical information in the PATIENT profile: known allergies, blood type, chronic condition flags, and vaccination notes. This ensures the EMR remains accurate and up-to-date for future clinical decisions by the same or other doctors at the clinic.</w:t>
+              <w:t xml:space="preserve">The Doctor can view and update supplementary medical information in the PATIENT profile: known allergies, blood type, chronic condition flags, and vaccination notes. This ensures the EMR remains accurate and </w:t>
+            </w:r>
+            <w:proofErr w:type="gramStart"/>
+            <w:r>
+              <w:t>up-to-date</w:t>
+            </w:r>
+            <w:proofErr w:type="gramEnd"/>
+            <w:r>
+              <w:t xml:space="preserve"> for future clinical decisions by the same or other doctors at the clinic.</w:t>
             </w:r>
           </w:p>
         </w:tc>
@@ -5391,6 +5539,7 @@
       <w:r>
         <w:rPr>
           <w:i/>
+          <w:noProof/>
         </w:rPr>
         <w:drawing>
           <wp:inline distT="0" distB="0" distL="0" distR="0" wp14:anchorId="760D3C53" wp14:editId="74D03F6C">
@@ -5467,6 +5616,7 @@
       <w:r>
         <w:rPr>
           <w:i/>
+          <w:noProof/>
         </w:rPr>
         <w:drawing>
           <wp:inline distT="0" distB="0" distL="0" distR="0" wp14:anchorId="4B838D8E" wp14:editId="2B4C8770">
@@ -5519,14 +5669,14 @@
         <w:t>.2.3</w:t>
       </w:r>
       <w:r>
-        <w:t xml:space="preserve"> </w:t>
-      </w:r>
-      <w:r>
-        <w:t>UCs for Doctors</w:t>
+        <w:t xml:space="preserve"> UCs for Doctors</w:t>
       </w:r>
     </w:p>
     <w:p>
       <w:r>
+        <w:rPr>
+          <w:noProof/>
+        </w:rPr>
         <w:drawing>
           <wp:inline distT="0" distB="0" distL="0" distR="0" wp14:anchorId="7C83F212" wp14:editId="2E9530DF">
             <wp:extent cx="5746750" cy="3382010"/>
@@ -5589,25 +5739,74 @@
         <w:jc w:val="center"/>
       </w:pPr>
       <w:r>
-        <w:rPr>
-          <w:noProof/>
-        </w:rPr>
         <w:drawing>
-          <wp:inline distT="0" distB="0" distL="0" distR="0" wp14:anchorId="6BC7E3FB" wp14:editId="6E821116">
-            <wp:extent cx="5763629" cy="2462474"/>
-            <wp:effectExtent l="0" t="0" r="0" b="0"/>
-            <wp:docPr id="29" name="image10.png"/>
-            <wp:cNvGraphicFramePr/>
+          <wp:inline distT="0" distB="0" distL="0" distR="0" wp14:anchorId="13B3C0F2" wp14:editId="71FDC194">
+            <wp:extent cx="6098098" cy="1578634"/>
+            <wp:effectExtent l="0" t="0" r="0" b="2540"/>
+            <wp:docPr id="1425770865" name="Picture 1"/>
+            <wp:cNvGraphicFramePr>
+              <a:graphicFrameLocks xmlns:a="http://schemas.openxmlformats.org/drawingml/2006/main" noChangeAspect="1"/>
+            </wp:cNvGraphicFramePr>
             <a:graphic xmlns:a="http://schemas.openxmlformats.org/drawingml/2006/main">
               <a:graphicData uri="http://schemas.openxmlformats.org/drawingml/2006/picture">
                 <pic:pic xmlns:pic="http://schemas.openxmlformats.org/drawingml/2006/picture">
                   <pic:nvPicPr>
-                    <pic:cNvPr id="0" name="image10.png"/>
-                    <pic:cNvPicPr preferRelativeResize="0"/>
+                    <pic:cNvPr id="1425770865" name=""/>
+                    <pic:cNvPicPr/>
+                  </pic:nvPicPr>
+                  <pic:blipFill rotWithShape="1">
+                    <a:blip r:embed="rId16"/>
+                    <a:srcRect l="2253" t="-1" r="4379" b="5756"/>
+                    <a:stretch>
+                      <a:fillRect/>
+                    </a:stretch>
+                  </pic:blipFill>
+                  <pic:spPr bwMode="auto">
+                    <a:xfrm>
+                      <a:off x="0" y="0"/>
+                      <a:ext cx="6112297" cy="1582310"/>
+                    </a:xfrm>
+                    <a:prstGeom prst="rect">
+                      <a:avLst/>
+                    </a:prstGeom>
+                    <a:ln>
+                      <a:noFill/>
+                    </a:ln>
+                    <a:extLst>
+                      <a:ext uri="{53640926-AAD7-44D8-BBD7-CCE9431645EC}">
+                        <a14:shadowObscured xmlns:a14="http://schemas.microsoft.com/office/drawing/2010/main"/>
+                      </a:ext>
+                    </a:extLst>
+                  </pic:spPr>
+                </pic:pic>
+              </a:graphicData>
+            </a:graphic>
+          </wp:inline>
+        </w:drawing>
+      </w:r>
+    </w:p>
+    <w:p>
+      <w:pPr>
+        <w:jc w:val="center"/>
+      </w:pPr>
+      <w:r>
+        <w:drawing>
+          <wp:inline distT="0" distB="0" distL="0" distR="0" wp14:anchorId="2EF8376A" wp14:editId="03729FAC">
+            <wp:extent cx="5961825" cy="3001993"/>
+            <wp:effectExtent l="0" t="0" r="1270" b="8255"/>
+            <wp:docPr id="2054810808" name="Picture 1"/>
+            <wp:cNvGraphicFramePr>
+              <a:graphicFrameLocks xmlns:a="http://schemas.openxmlformats.org/drawingml/2006/main" noChangeAspect="1"/>
+            </wp:cNvGraphicFramePr>
+            <a:graphic xmlns:a="http://schemas.openxmlformats.org/drawingml/2006/main">
+              <a:graphicData uri="http://schemas.openxmlformats.org/drawingml/2006/picture">
+                <pic:pic xmlns:pic="http://schemas.openxmlformats.org/drawingml/2006/picture">
+                  <pic:nvPicPr>
+                    <pic:cNvPr id="2054810808" name=""/>
+                    <pic:cNvPicPr/>
                   </pic:nvPicPr>
                   <pic:blipFill>
-                    <a:blip r:embed="rId16"/>
-                    <a:srcRect/>
+                    <a:blip r:embed="rId17"/>
                     <a:stretch>
                       <a:fillRect/>
                     </a:stretch>
@@ -5615,12 +5814,53 @@
                   <pic:spPr>
                     <a:xfrm>
                       <a:off x="0" y="0"/>
-                      <a:ext cx="5763629" cy="2462474"/>
+                      <a:ext cx="5964822" cy="3003502"/>
                     </a:xfrm>
                     <a:prstGeom prst="rect">
                       <a:avLst/>
                     </a:prstGeom>
-                    <a:ln/>
+                  </pic:spPr>
+                </pic:pic>
+              </a:graphicData>
+            </a:graphic>
+          </wp:inline>
+        </w:drawing>
+      </w:r>
+    </w:p>
+    <w:p>
+      <w:pPr>
+        <w:jc w:val="center"/>
+      </w:pPr>
+      <w:r>
+        <w:drawing>
+          <wp:inline distT="0" distB="0" distL="0" distR="0" wp14:anchorId="5F644BDF" wp14:editId="25BF814E">
+            <wp:extent cx="5911081" cy="2622430"/>
+            <wp:effectExtent l="0" t="0" r="0" b="6985"/>
+            <wp:docPr id="1079355304" name="Picture 1"/>
+            <wp:cNvGraphicFramePr>
+              <a:graphicFrameLocks xmlns:a="http://schemas.openxmlformats.org/drawingml/2006/main" noChangeAspect="1"/>
+            </wp:cNvGraphicFramePr>
+            <a:graphic xmlns:a="http://schemas.openxmlformats.org/drawingml/2006/main">
+              <a:graphicData uri="http://schemas.openxmlformats.org/drawingml/2006/picture">
+                <pic:pic xmlns:pic="http://schemas.openxmlformats.org/drawingml/2006/picture">
+                  <pic:nvPicPr>
+                    <pic:cNvPr id="1079355304" name=""/>
+                    <pic:cNvPicPr/>
+                  </pic:nvPicPr>
+                  <pic:blipFill>
+                    <a:blip r:embed="rId18"/>
+                    <a:stretch>
+                      <a:fillRect/>
+                    </a:stretch>
+                  </pic:blipFill>
+                  <pic:spPr>
+                    <a:xfrm>
+                      <a:off x="0" y="0"/>
+                      <a:ext cx="5915906" cy="2624570"/>
+                    </a:xfrm>
+                    <a:prstGeom prst="rect">
+                      <a:avLst/>
+                    </a:prstGeom>
                   </pic:spPr>
                 </pic:pic>
               </a:graphicData>
@@ -5891,6 +6131,7 @@
               <w:rPr>
                 <w:color w:val="000000"/>
               </w:rPr>
+              <w:lastRenderedPageBreak/>
               <w:t>&lt;&lt;Screen Name2&gt;&gt;</w:t>
             </w:r>
           </w:p>
@@ -6071,7 +6312,39 @@
           <w:i/>
           <w:color w:val="0000FF"/>
         </w:rPr>
-        <w:t>[Provide the descriptions for the non-screen system functions, i.e batch/cron job, service, API, etc.]</w:t>
+        <w:t xml:space="preserve">[Provide the descriptions for the non-screen system functions, </w:t>
+      </w:r>
+      <w:proofErr w:type="spellStart"/>
+      <w:r>
+        <w:rPr>
+          <w:i/>
+          <w:color w:val="0000FF"/>
+        </w:rPr>
+        <w:t>i.e</w:t>
+      </w:r>
+      <w:proofErr w:type="spellEnd"/>
+      <w:r>
+        <w:rPr>
+          <w:i/>
+          <w:color w:val="0000FF"/>
+        </w:rPr>
+        <w:t xml:space="preserve"> batch/</w:t>
+      </w:r>
+      <w:proofErr w:type="spellStart"/>
+      <w:r>
+        <w:rPr>
+          <w:i/>
+          <w:color w:val="0000FF"/>
+        </w:rPr>
+        <w:t>cron</w:t>
+      </w:r>
+      <w:proofErr w:type="spellEnd"/>
+      <w:r>
+        <w:rPr>
+          <w:i/>
+          <w:color w:val="0000FF"/>
+        </w:rPr>
+        <w:t xml:space="preserve"> job, service, API, etc.]</w:t>
       </w:r>
     </w:p>
     <w:tbl>
@@ -6364,7 +6637,7 @@
                     <pic:cNvPicPr preferRelativeResize="0"/>
                   </pic:nvPicPr>
                   <pic:blipFill>
-                    <a:blip r:embed="rId17"/>
+                    <a:blip r:embed="rId19"/>
                     <a:srcRect/>
                     <a:stretch>
                       <a:fillRect/>
@@ -6399,7 +6672,6 @@
           <w:b/>
           <w:u w:val="single"/>
         </w:rPr>
-        <w:lastRenderedPageBreak/>
         <w:t xml:space="preserve">Entities </w:t>
       </w:r>
       <w:r>
@@ -6732,7 +7004,23 @@
           <w:i/>
           <w:color w:val="0000FF"/>
         </w:rPr>
-        <w:t>. Other UCs (i.e CRUD or data-viewing UCs) are simple, and you just need to refer the descriptions in the Functional Requirement (part 3) below)]</w:t>
+        <w:t>. Other UCs (</w:t>
+      </w:r>
+      <w:proofErr w:type="spellStart"/>
+      <w:r>
+        <w:rPr>
+          <w:i/>
+          <w:color w:val="0000FF"/>
+        </w:rPr>
+        <w:t>i.e</w:t>
+      </w:r>
+      <w:proofErr w:type="spellEnd"/>
+      <w:r>
+        <w:rPr>
+          <w:i/>
+          <w:color w:val="0000FF"/>
+        </w:rPr>
+        <w:t xml:space="preserve"> CRUD or data-viewing UCs) are simple, and you just need to refer the descriptions in the Functional Requirement (part 3) below)]</w:t>
       </w:r>
     </w:p>
     <w:p>
@@ -6916,6 +7204,7 @@
               <w:jc w:val="right"/>
             </w:pPr>
             <w:r>
+              <w:lastRenderedPageBreak/>
               <w:t xml:space="preserve">Normal </w:t>
             </w:r>
             <w:r>
@@ -7167,7 +7456,15 @@
         <w:ind w:left="567" w:hanging="283"/>
       </w:pPr>
       <w:r>
-        <w:t xml:space="preserve">Other successful usage scenarios that can take place within this use case. State the alternative flow, and describe any differences in the sequence of steps that take place. </w:t>
+        <w:t xml:space="preserve">Other successful usage scenarios that can take place within this use case. State the alternative </w:t>
+      </w:r>
+      <w:proofErr w:type="gramStart"/>
+      <w:r>
+        <w:t>flow, and</w:t>
+      </w:r>
+      <w:proofErr w:type="gramEnd"/>
+      <w:r>
+        <w:t xml:space="preserve"> describe any differences in the sequence of steps that take place. </w:t>
       </w:r>
     </w:p>
     <w:p>
@@ -7180,7 +7477,6 @@
         <w:ind w:left="567" w:hanging="283"/>
       </w:pPr>
       <w:r>
-        <w:lastRenderedPageBreak/>
         <w:t>Any anticipated error conditions that could occur during execution of the use case and how the system is to respond to those conditions.</w:t>
       </w:r>
     </w:p>
@@ -7523,7 +7819,21 @@
               <w:rPr>
                 <w:color w:val="000000"/>
               </w:rPr>
-              <w:t>System show the User Login screen</w:t>
+              <w:t xml:space="preserve">System </w:t>
+            </w:r>
+            <w:proofErr w:type="gramStart"/>
+            <w:r>
+              <w:rPr>
+                <w:color w:val="000000"/>
+              </w:rPr>
+              <w:t>show</w:t>
+            </w:r>
+            <w:proofErr w:type="gramEnd"/>
+            <w:r>
+              <w:rPr>
+                <w:color w:val="000000"/>
+              </w:rPr>
+              <w:t xml:space="preserve"> the User Login screen</w:t>
             </w:r>
           </w:p>
           <w:p>
@@ -7631,6 +7941,7 @@
               <w:rPr>
                 <w:color w:val="000000"/>
               </w:rPr>
+              <w:lastRenderedPageBreak/>
               <w:t>System allows user to access</w:t>
             </w:r>
           </w:p>
@@ -7706,6 +8017,7 @@
               <w:jc w:val="right"/>
             </w:pPr>
             <w:r>
+              <w:lastRenderedPageBreak/>
               <w:t>Alternative Sequences/Flows</w:t>
             </w:r>
           </w:p>
@@ -7842,7 +8154,21 @@
               <w:rPr>
                 <w:color w:val="000000"/>
               </w:rPr>
-              <w:t>Google validates user’s login information successfully and redirect him/her back to the system</w:t>
+              <w:t xml:space="preserve">Google validates user’s login information successfully and </w:t>
+            </w:r>
+            <w:proofErr w:type="gramStart"/>
+            <w:r>
+              <w:rPr>
+                <w:color w:val="000000"/>
+              </w:rPr>
+              <w:t>redirect</w:t>
+            </w:r>
+            <w:proofErr w:type="gramEnd"/>
+            <w:r>
+              <w:rPr>
+                <w:color w:val="000000"/>
+              </w:rPr>
+              <w:t xml:space="preserve"> him/her back to the system</w:t>
             </w:r>
           </w:p>
           <w:p>
@@ -7974,7 +8300,21 @@
               <w:rPr>
                 <w:color w:val="000000"/>
               </w:rPr>
-              <w:t>Input Email/Password are correct but email has not been verified (MSG11)</w:t>
+              <w:t xml:space="preserve">Input Email/Password are </w:t>
+            </w:r>
+            <w:proofErr w:type="gramStart"/>
+            <w:r>
+              <w:rPr>
+                <w:color w:val="000000"/>
+              </w:rPr>
+              <w:t>correct</w:t>
+            </w:r>
+            <w:proofErr w:type="gramEnd"/>
+            <w:r>
+              <w:rPr>
+                <w:color w:val="000000"/>
+              </w:rPr>
+              <w:t xml:space="preserve"> but email has not been verified (MSG11)</w:t>
             </w:r>
           </w:p>
           <w:p>
@@ -8051,7 +8391,15 @@
         <w:t>2</w:t>
       </w:r>
       <w:r>
-        <w:t xml:space="preserve"> Xyz Feature</w:t>
+        <w:t xml:space="preserve"> </w:t>
+      </w:r>
+      <w:proofErr w:type="spellStart"/>
+      <w:r>
+        <w:t>Xyz</w:t>
+      </w:r>
+      <w:proofErr w:type="spellEnd"/>
+      <w:r>
+        <w:t xml:space="preserve"> Feature</w:t>
       </w:r>
       <w:bookmarkEnd w:id="10"/>
     </w:p>
@@ -8115,12 +8463,28 @@
       <w:r>
         <w:t xml:space="preserve">3.1 </w:t>
       </w:r>
+      <w:proofErr w:type="spellStart"/>
       <w:r>
         <w:rPr>
           <w:lang w:val="vi-VN"/>
         </w:rPr>
-        <w:t>Feature Name</w:t>
-      </w:r>
+        <w:t>Feature</w:t>
+      </w:r>
+      <w:proofErr w:type="spellEnd"/>
+      <w:r>
+        <w:rPr>
+          <w:lang w:val="vi-VN"/>
+        </w:rPr>
+        <w:t xml:space="preserve"> </w:t>
+      </w:r>
+      <w:proofErr w:type="spellStart"/>
+      <w:r>
+        <w:rPr>
+          <w:lang w:val="vi-VN"/>
+        </w:rPr>
+        <w:t>Name</w:t>
+      </w:r>
+      <w:proofErr w:type="spellEnd"/>
       <w:r>
         <w:t>1</w:t>
       </w:r>
@@ -8142,9 +8506,31 @@
         <w:rPr>
           <w:lang w:val="vi-VN"/>
         </w:rPr>
-        <w:t>.1 SubFeature Name</w:t>
+        <w:t xml:space="preserve">.1 </w:t>
+      </w:r>
+      <w:proofErr w:type="spellStart"/>
+      <w:r>
+        <w:rPr>
+          <w:lang w:val="vi-VN"/>
+        </w:rPr>
+        <w:t>SubFeature</w:t>
+      </w:r>
+      <w:proofErr w:type="spellEnd"/>
+      <w:r>
+        <w:rPr>
+          <w:lang w:val="vi-VN"/>
+        </w:rPr>
+        <w:t xml:space="preserve"> </w:t>
+      </w:r>
+      <w:proofErr w:type="spellStart"/>
+      <w:r>
+        <w:rPr>
+          <w:lang w:val="vi-VN"/>
+        </w:rPr>
+        <w:t>Name</w:t>
       </w:r>
       <w:bookmarkEnd w:id="18"/>
+      <w:proofErr w:type="spellEnd"/>
       <w:r>
         <w:t>1.1</w:t>
       </w:r>
@@ -8158,12 +8544,14 @@
       <w:r>
         <w:t xml:space="preserve">3.1.1.1 </w:t>
       </w:r>
+      <w:proofErr w:type="spellStart"/>
       <w:r>
         <w:rPr>
           <w:lang w:val="vi-VN"/>
         </w:rPr>
         <w:t>Screen</w:t>
       </w:r>
+      <w:proofErr w:type="spellEnd"/>
       <w:r>
         <w:t>/Function</w:t>
       </w:r>
@@ -8171,8 +8559,16 @@
         <w:rPr>
           <w:lang w:val="vi-VN"/>
         </w:rPr>
-        <w:t xml:space="preserve"> Name</w:t>
-      </w:r>
+        <w:t xml:space="preserve"> </w:t>
+      </w:r>
+      <w:proofErr w:type="spellStart"/>
+      <w:r>
+        <w:rPr>
+          <w:lang w:val="vi-VN"/>
+        </w:rPr>
+        <w:t>Name</w:t>
+      </w:r>
+      <w:proofErr w:type="spellEnd"/>
       <w:r>
         <w:t>1</w:t>
       </w:r>
@@ -8205,7 +8601,23 @@
           <w:i/>
           <w:color w:val="0000FF"/>
         </w:rPr>
-        <w:t xml:space="preserve">UI layout (Mockup </w:t>
+        <w:t>UI layout (</w:t>
+      </w:r>
+      <w:proofErr w:type="spellStart"/>
+      <w:r>
+        <w:rPr>
+          <w:i/>
+          <w:color w:val="0000FF"/>
+        </w:rPr>
+        <w:t>Mockup</w:t>
+      </w:r>
+      <w:proofErr w:type="spellEnd"/>
+      <w:r>
+        <w:rPr>
+          <w:i/>
+          <w:color w:val="0000FF"/>
+        </w:rPr>
+        <w:t xml:space="preserve"> </w:t>
       </w:r>
       <w:r>
         <w:rPr>
@@ -8577,8 +8989,30 @@
         <w:rPr>
           <w:lang w:val="vi-VN"/>
         </w:rPr>
-        <w:t xml:space="preserve"> SubFeature Name</w:t>
-      </w:r>
+        <w:t xml:space="preserve"> </w:t>
+      </w:r>
+      <w:proofErr w:type="spellStart"/>
+      <w:r>
+        <w:rPr>
+          <w:lang w:val="vi-VN"/>
+        </w:rPr>
+        <w:t>SubFeature</w:t>
+      </w:r>
+      <w:proofErr w:type="spellEnd"/>
+      <w:r>
+        <w:rPr>
+          <w:lang w:val="vi-VN"/>
+        </w:rPr>
+        <w:t xml:space="preserve"> </w:t>
+      </w:r>
+      <w:proofErr w:type="spellStart"/>
+      <w:r>
+        <w:rPr>
+          <w:lang w:val="vi-VN"/>
+        </w:rPr>
+        <w:t>Name</w:t>
+      </w:r>
+      <w:proofErr w:type="spellEnd"/>
       <w:r>
         <w:t>1.2</w:t>
       </w:r>
@@ -8640,10 +9074,32 @@
         <w:rPr>
           <w:lang w:val="vi-VN"/>
         </w:rPr>
-        <w:t xml:space="preserve"> User Login</w:t>
+        <w:t xml:space="preserve"> </w:t>
+      </w:r>
+      <w:proofErr w:type="spellStart"/>
+      <w:r>
+        <w:rPr>
+          <w:lang w:val="vi-VN"/>
+        </w:rPr>
+        <w:t>User</w:t>
+      </w:r>
+      <w:proofErr w:type="spellEnd"/>
+      <w:r>
+        <w:rPr>
+          <w:lang w:val="vi-VN"/>
+        </w:rPr>
+        <w:t xml:space="preserve"> </w:t>
+      </w:r>
+      <w:proofErr w:type="spellStart"/>
+      <w:r>
+        <w:rPr>
+          <w:lang w:val="vi-VN"/>
+        </w:rPr>
+        <w:t>Login</w:t>
       </w:r>
       <w:bookmarkEnd w:id="29"/>
       <w:bookmarkEnd w:id="30"/>
+      <w:proofErr w:type="spellEnd"/>
     </w:p>
     <w:p>
       <w:r>
@@ -8995,7 +9451,7 @@
                     <pic:cNvPicPr preferRelativeResize="0"/>
                   </pic:nvPicPr>
                   <pic:blipFill>
-                    <a:blip r:embed="rId18"/>
+                    <a:blip r:embed="rId20"/>
                     <a:srcRect/>
                     <a:stretch>
                       <a:fillRect/>
@@ -9281,7 +9737,15 @@
           </w:tcPr>
           <w:p>
             <w:r>
-              <w:t>The change-status action is Activate or Deactivate depending on the current status of the relevant setting (Inactive or Active, respectively).</w:t>
+              <w:t xml:space="preserve">The change-status action is Activate or Deactivate depending on the </w:t>
+            </w:r>
+            <w:proofErr w:type="gramStart"/>
+            <w:r>
+              <w:t>current status</w:t>
+            </w:r>
+            <w:proofErr w:type="gramEnd"/>
+            <w:r>
+              <w:t xml:space="preserve"> of the relevant setting (Inactive or Active, respectively).</w:t>
             </w:r>
           </w:p>
         </w:tc>
@@ -9318,7 +9782,7 @@
                     <pic:cNvPicPr preferRelativeResize="0"/>
                   </pic:nvPicPr>
                   <pic:blipFill>
-                    <a:blip r:embed="rId19"/>
+                    <a:blip r:embed="rId21"/>
                     <a:srcRect/>
                     <a:stretch>
                       <a:fillRect/>
@@ -9704,7 +10168,23 @@
           <w:i/>
           <w:color w:val="0000FF"/>
         </w:rPr>
-        <w:t>[This section includes all those requirements that affect usability. For example, specify the required training time for a normal user and a power user to become productive at particular operations specify measurable task times for typical tasks or base the new system’s usability requirements on other systems that the users know and like specify requirement to conform to common usability standards, such as IBM’s CUA standards Microsoft’s GUI standards]</w:t>
+        <w:t xml:space="preserve">[This section includes all those requirements that affect usability. For example, specify the required training time for a normal user and a power user to become productive at </w:t>
+      </w:r>
+      <w:proofErr w:type="gramStart"/>
+      <w:r>
+        <w:rPr>
+          <w:i/>
+          <w:color w:val="0000FF"/>
+        </w:rPr>
+        <w:t>particular operations</w:t>
+      </w:r>
+      <w:proofErr w:type="gramEnd"/>
+      <w:r>
+        <w:rPr>
+          <w:i/>
+          <w:color w:val="0000FF"/>
+        </w:rPr>
+        <w:t xml:space="preserve"> specify measurable task times for typical tasks or base the new system’s usability requirements on other systems that the users know and like specify requirement to conform to common usability standards, such as IBM’s CUA standards Microsoft’s GUI standards]</w:t>
       </w:r>
     </w:p>
     <w:p>
@@ -11273,118 +11753,19 @@
                 <w:sz w:val="22"/>
                 <w:szCs w:val="22"/>
               </w:rPr>
-              <w:t xml:space="preserve">A confirmation email has been sent to {email_address}. </w:t>
-            </w:r>
-          </w:p>
-        </w:tc>
-      </w:tr>
-      <w:tr>
-        <w:tc>
-          <w:tcPr>
-            <w:tcW w:w="557" w:type="dxa"/>
-          </w:tcPr>
-          <w:p>
-            <w:pPr>
-              <w:spacing w:before="60" w:after="60"/>
-              <w:rPr>
-                <w:rFonts w:asciiTheme="minorHAnsi" w:hAnsiTheme="minorHAnsi" w:cstheme="minorHAnsi"/>
-                <w:sz w:val="22"/>
-                <w:szCs w:val="22"/>
-              </w:rPr>
-            </w:pPr>
-            <w:r>
-              <w:rPr>
-                <w:rFonts w:asciiTheme="minorHAnsi" w:hAnsiTheme="minorHAnsi" w:cstheme="minorHAnsi"/>
-                <w:sz w:val="22"/>
-                <w:szCs w:val="22"/>
-              </w:rPr>
-              <w:t>6</w:t>
-            </w:r>
-          </w:p>
-        </w:tc>
-        <w:tc>
-          <w:tcPr>
-            <w:tcW w:w="1122" w:type="dxa"/>
-          </w:tcPr>
-          <w:p>
-            <w:pPr>
-              <w:spacing w:before="60" w:after="60"/>
-              <w:rPr>
-                <w:rFonts w:asciiTheme="minorHAnsi" w:hAnsiTheme="minorHAnsi" w:cstheme="minorHAnsi"/>
-                <w:sz w:val="22"/>
-                <w:szCs w:val="22"/>
-              </w:rPr>
-            </w:pPr>
-            <w:r>
-              <w:rPr>
-                <w:rFonts w:asciiTheme="minorHAnsi" w:hAnsiTheme="minorHAnsi" w:cstheme="minorHAnsi"/>
-                <w:sz w:val="22"/>
-                <w:szCs w:val="22"/>
-              </w:rPr>
-              <w:t>MSG06</w:t>
-            </w:r>
-          </w:p>
-        </w:tc>
-        <w:tc>
-          <w:tcPr>
-            <w:tcW w:w="1466" w:type="dxa"/>
-          </w:tcPr>
-          <w:p>
-            <w:pPr>
-              <w:spacing w:before="60" w:after="60"/>
-              <w:rPr>
-                <w:rFonts w:asciiTheme="minorHAnsi" w:hAnsiTheme="minorHAnsi" w:cstheme="minorHAnsi"/>
-                <w:sz w:val="22"/>
-                <w:szCs w:val="22"/>
-              </w:rPr>
-            </w:pPr>
-            <w:r>
-              <w:rPr>
-                <w:rFonts w:asciiTheme="minorHAnsi" w:hAnsiTheme="minorHAnsi" w:cstheme="minorHAnsi"/>
-                <w:sz w:val="22"/>
-                <w:szCs w:val="22"/>
-              </w:rPr>
-              <w:t>Toast message</w:t>
-            </w:r>
-          </w:p>
-        </w:tc>
-        <w:tc>
-          <w:tcPr>
-            <w:tcW w:w="3038" w:type="dxa"/>
-          </w:tcPr>
-          <w:p>
-            <w:pPr>
-              <w:spacing w:before="60" w:after="60"/>
-              <w:rPr>
-                <w:rFonts w:asciiTheme="minorHAnsi" w:hAnsiTheme="minorHAnsi" w:cstheme="minorHAnsi"/>
-                <w:sz w:val="22"/>
-                <w:szCs w:val="22"/>
-              </w:rPr>
-            </w:pPr>
-            <w:r>
-              <w:rPr>
-                <w:rFonts w:asciiTheme="minorHAnsi" w:hAnsiTheme="minorHAnsi" w:cstheme="minorHAnsi"/>
-                <w:sz w:val="22"/>
-                <w:szCs w:val="22"/>
-              </w:rPr>
-              <w:t>Resetting asset information successfully</w:t>
-            </w:r>
-          </w:p>
-        </w:tc>
-        <w:tc>
-          <w:tcPr>
-            <w:tcW w:w="2964" w:type="dxa"/>
-          </w:tcPr>
-          <w:p>
-            <w:pPr>
-              <w:spacing w:before="60" w:after="60"/>
+              <w:t>A confirmation email has been sent to {</w:t>
+            </w:r>
+            <w:proofErr w:type="spellStart"/>
+            <w:r>
               <w:rPr>
                 <w:rFonts w:asciiTheme="minorHAnsi" w:hAnsiTheme="minorHAnsi" w:cstheme="minorHAnsi"/>
                 <w:i/>
                 <w:sz w:val="22"/>
                 <w:szCs w:val="22"/>
               </w:rPr>
-            </w:pPr>
+              <w:t>email_address</w:t>
+            </w:r>
+            <w:proofErr w:type="spellEnd"/>
             <w:r>
               <w:rPr>
                 <w:rFonts w:asciiTheme="minorHAnsi" w:hAnsiTheme="minorHAnsi" w:cstheme="minorHAnsi"/>
@@ -11392,7 +11773,7 @@
                 <w:sz w:val="22"/>
                 <w:szCs w:val="22"/>
               </w:rPr>
-              <w:t xml:space="preserve">Return asset(s) successfully. </w:t>
+              <w:t xml:space="preserve">}. </w:t>
             </w:r>
           </w:p>
         </w:tc>
@@ -11417,7 +11798,7 @@
                 <w:sz w:val="22"/>
                 <w:szCs w:val="22"/>
               </w:rPr>
-              <w:t>7</w:t>
+              <w:t>6</w:t>
             </w:r>
           </w:p>
         </w:tc>
@@ -11440,7 +11821,7 @@
                 <w:sz w:val="22"/>
                 <w:szCs w:val="22"/>
               </w:rPr>
-              <w:t>MSG07</w:t>
+              <w:t>MSG06</w:t>
             </w:r>
           </w:p>
         </w:tc>
@@ -11486,7 +11867,7 @@
                 <w:sz w:val="22"/>
                 <w:szCs w:val="22"/>
               </w:rPr>
-              <w:t>Deleting asset information successfully</w:t>
+              <w:t>Resetting asset information successfully</w:t>
             </w:r>
           </w:p>
         </w:tc>
@@ -11511,7 +11892,7 @@
                 <w:sz w:val="22"/>
                 <w:szCs w:val="22"/>
               </w:rPr>
-              <w:t xml:space="preserve">Delete asset(s) successfully. </w:t>
+              <w:t xml:space="preserve">Return asset(s) successfully. </w:t>
             </w:r>
           </w:p>
         </w:tc>
@@ -11536,8 +11917,7 @@
                 <w:sz w:val="22"/>
                 <w:szCs w:val="22"/>
               </w:rPr>
-              <w:lastRenderedPageBreak/>
-              <w:t>8</w:t>
+              <w:t>7</w:t>
             </w:r>
           </w:p>
         </w:tc>
@@ -11560,7 +11940,7 @@
                 <w:sz w:val="22"/>
                 <w:szCs w:val="22"/>
               </w:rPr>
-              <w:t>MSG08</w:t>
+              <w:t>MSG07</w:t>
             </w:r>
           </w:p>
         </w:tc>
@@ -11583,7 +11963,7 @@
                 <w:sz w:val="22"/>
                 <w:szCs w:val="22"/>
               </w:rPr>
-              <w:t>In red, under the text box</w:t>
+              <w:t>Toast message</w:t>
             </w:r>
           </w:p>
         </w:tc>
@@ -11606,7 +11986,7 @@
                 <w:sz w:val="22"/>
                 <w:szCs w:val="22"/>
               </w:rPr>
-              <w:t>Input value length &gt; max length</w:t>
+              <w:t>Deleting asset information successfully</w:t>
             </w:r>
           </w:p>
         </w:tc>
@@ -11631,7 +12011,7 @@
                 <w:sz w:val="22"/>
                 <w:szCs w:val="22"/>
               </w:rPr>
-              <w:t xml:space="preserve">Exceed max length of {max_length}. </w:t>
+              <w:t xml:space="preserve">Delete asset(s) successfully. </w:t>
             </w:r>
           </w:p>
         </w:tc>
@@ -11656,7 +12036,8 @@
                 <w:sz w:val="22"/>
                 <w:szCs w:val="22"/>
               </w:rPr>
-              <w:t>9</w:t>
+              <w:lastRenderedPageBreak/>
+              <w:t>8</w:t>
             </w:r>
           </w:p>
         </w:tc>
@@ -11679,7 +12060,7 @@
                 <w:sz w:val="22"/>
                 <w:szCs w:val="22"/>
               </w:rPr>
-              <w:t>MSG09</w:t>
+              <w:t>MSG08</w:t>
             </w:r>
           </w:p>
         </w:tc>
@@ -11702,7 +12083,7 @@
                 <w:sz w:val="22"/>
                 <w:szCs w:val="22"/>
               </w:rPr>
-              <w:t>In line</w:t>
+              <w:t>In red, under the text box</w:t>
             </w:r>
           </w:p>
         </w:tc>
@@ -11725,7 +12106,7 @@
                 <w:sz w:val="22"/>
                 <w:szCs w:val="22"/>
               </w:rPr>
-              <w:t>Username or password is not correct when clicking sign-in</w:t>
+              <w:t>Input value length &gt; max length</w:t>
             </w:r>
           </w:p>
         </w:tc>
@@ -11750,7 +12131,177 @@
                 <w:sz w:val="22"/>
                 <w:szCs w:val="22"/>
               </w:rPr>
-              <w:t>Incorrrect user name or password. Please check again.</w:t>
+              <w:t>Exceed max length of {</w:t>
+            </w:r>
+            <w:proofErr w:type="spellStart"/>
+            <w:r>
+              <w:rPr>
+                <w:rFonts w:asciiTheme="minorHAnsi" w:hAnsiTheme="minorHAnsi" w:cstheme="minorHAnsi"/>
+                <w:i/>
+                <w:sz w:val="22"/>
+                <w:szCs w:val="22"/>
+              </w:rPr>
+              <w:t>max_length</w:t>
+            </w:r>
+            <w:proofErr w:type="spellEnd"/>
+            <w:r>
+              <w:rPr>
+                <w:rFonts w:asciiTheme="minorHAnsi" w:hAnsiTheme="minorHAnsi" w:cstheme="minorHAnsi"/>
+                <w:i/>
+                <w:sz w:val="22"/>
+                <w:szCs w:val="22"/>
+              </w:rPr>
+              <w:t xml:space="preserve">}. </w:t>
+            </w:r>
+          </w:p>
+        </w:tc>
+      </w:tr>
+      <w:tr>
+        <w:tc>
+          <w:tcPr>
+            <w:tcW w:w="557" w:type="dxa"/>
+          </w:tcPr>
+          <w:p>
+            <w:pPr>
+              <w:spacing w:before="60" w:after="60"/>
+              <w:rPr>
+                <w:rFonts w:asciiTheme="minorHAnsi" w:hAnsiTheme="minorHAnsi" w:cstheme="minorHAnsi"/>
+                <w:sz w:val="22"/>
+                <w:szCs w:val="22"/>
+              </w:rPr>
+            </w:pPr>
+            <w:r>
+              <w:rPr>
+                <w:rFonts w:asciiTheme="minorHAnsi" w:hAnsiTheme="minorHAnsi" w:cstheme="minorHAnsi"/>
+                <w:sz w:val="22"/>
+                <w:szCs w:val="22"/>
+              </w:rPr>
+              <w:t>9</w:t>
+            </w:r>
+          </w:p>
+        </w:tc>
+        <w:tc>
+          <w:tcPr>
+            <w:tcW w:w="1122" w:type="dxa"/>
+          </w:tcPr>
+          <w:p>
+            <w:pPr>
+              <w:spacing w:before="60" w:after="60"/>
+              <w:rPr>
+                <w:rFonts w:asciiTheme="minorHAnsi" w:hAnsiTheme="minorHAnsi" w:cstheme="minorHAnsi"/>
+                <w:sz w:val="22"/>
+                <w:szCs w:val="22"/>
+              </w:rPr>
+            </w:pPr>
+            <w:r>
+              <w:rPr>
+                <w:rFonts w:asciiTheme="minorHAnsi" w:hAnsiTheme="minorHAnsi" w:cstheme="minorHAnsi"/>
+                <w:sz w:val="22"/>
+                <w:szCs w:val="22"/>
+              </w:rPr>
+              <w:t>MSG09</w:t>
+            </w:r>
+          </w:p>
+        </w:tc>
+        <w:tc>
+          <w:tcPr>
+            <w:tcW w:w="1466" w:type="dxa"/>
+          </w:tcPr>
+          <w:p>
+            <w:pPr>
+              <w:spacing w:before="60" w:after="60"/>
+              <w:rPr>
+                <w:rFonts w:asciiTheme="minorHAnsi" w:hAnsiTheme="minorHAnsi" w:cstheme="minorHAnsi"/>
+                <w:sz w:val="22"/>
+                <w:szCs w:val="22"/>
+              </w:rPr>
+            </w:pPr>
+            <w:r>
+              <w:rPr>
+                <w:rFonts w:asciiTheme="minorHAnsi" w:hAnsiTheme="minorHAnsi" w:cstheme="minorHAnsi"/>
+                <w:sz w:val="22"/>
+                <w:szCs w:val="22"/>
+              </w:rPr>
+              <w:t>In line</w:t>
+            </w:r>
+          </w:p>
+        </w:tc>
+        <w:tc>
+          <w:tcPr>
+            <w:tcW w:w="3038" w:type="dxa"/>
+          </w:tcPr>
+          <w:p>
+            <w:pPr>
+              <w:spacing w:before="60" w:after="60"/>
+              <w:rPr>
+                <w:rFonts w:asciiTheme="minorHAnsi" w:hAnsiTheme="minorHAnsi" w:cstheme="minorHAnsi"/>
+                <w:sz w:val="22"/>
+                <w:szCs w:val="22"/>
+              </w:rPr>
+            </w:pPr>
+            <w:r>
+              <w:rPr>
+                <w:rFonts w:asciiTheme="minorHAnsi" w:hAnsiTheme="minorHAnsi" w:cstheme="minorHAnsi"/>
+                <w:sz w:val="22"/>
+                <w:szCs w:val="22"/>
+              </w:rPr>
+              <w:t>Username or password is not correct when clicking sign-in</w:t>
+            </w:r>
+          </w:p>
+        </w:tc>
+        <w:tc>
+          <w:tcPr>
+            <w:tcW w:w="2964" w:type="dxa"/>
+          </w:tcPr>
+          <w:p>
+            <w:pPr>
+              <w:spacing w:before="60" w:after="60"/>
+              <w:rPr>
+                <w:rFonts w:asciiTheme="minorHAnsi" w:hAnsiTheme="minorHAnsi" w:cstheme="minorHAnsi"/>
+                <w:i/>
+                <w:sz w:val="22"/>
+                <w:szCs w:val="22"/>
+              </w:rPr>
+            </w:pPr>
+            <w:proofErr w:type="spellStart"/>
+            <w:r>
+              <w:rPr>
+                <w:rFonts w:asciiTheme="minorHAnsi" w:hAnsiTheme="minorHAnsi" w:cstheme="minorHAnsi"/>
+                <w:i/>
+                <w:sz w:val="22"/>
+                <w:szCs w:val="22"/>
+              </w:rPr>
+              <w:t>Incorrrect</w:t>
+            </w:r>
+            <w:proofErr w:type="spellEnd"/>
+            <w:r>
+              <w:rPr>
+                <w:rFonts w:asciiTheme="minorHAnsi" w:hAnsiTheme="minorHAnsi" w:cstheme="minorHAnsi"/>
+                <w:i/>
+                <w:sz w:val="22"/>
+                <w:szCs w:val="22"/>
+              </w:rPr>
+              <w:t xml:space="preserve"> </w:t>
+            </w:r>
+            <w:proofErr w:type="gramStart"/>
+            <w:r>
+              <w:rPr>
+                <w:rFonts w:asciiTheme="minorHAnsi" w:hAnsiTheme="minorHAnsi" w:cstheme="minorHAnsi"/>
+                <w:i/>
+                <w:sz w:val="22"/>
+                <w:szCs w:val="22"/>
+              </w:rPr>
+              <w:t>user name</w:t>
+            </w:r>
+            <w:proofErr w:type="gramEnd"/>
+            <w:r>
+              <w:rPr>
+                <w:rFonts w:asciiTheme="minorHAnsi" w:hAnsiTheme="minorHAnsi" w:cstheme="minorHAnsi"/>
+                <w:i/>
+                <w:sz w:val="22"/>
+                <w:szCs w:val="22"/>
+              </w:rPr>
+              <w:t xml:space="preserve"> or password. Please check again.</w:t>
             </w:r>
           </w:p>
         </w:tc>
@@ -11870,7 +12421,7 @@
       <w:bookmarkEnd w:id="46"/>
     </w:p>
     <w:sectPr>
-      <w:footerReference w:type="default" r:id="rId20"/>
+      <w:footerReference w:type="default" r:id="rId22"/>
       <w:pgSz w:w="11906" w:h="16838"/>
       <w:pgMar w:top="1440" w:right="1416" w:bottom="1440" w:left="1440" w:header="708" w:footer="708" w:gutter="0"/>
       <w:pgNumType w:start="1"/>
@@ -11965,6 +12516,7 @@
               <w:szCs w:val="22"/>
             </w:rPr>
           </w:pPr>
+          <w:proofErr w:type="spellStart"/>
           <w:r>
             <w:rPr>
               <w:rFonts w:ascii="Calibri" w:eastAsia="Calibri" w:hAnsi="Calibri" w:cs="Calibri"/>
@@ -11972,7 +12524,17 @@
               <w:sz w:val="22"/>
               <w:szCs w:val="22"/>
             </w:rPr>
-            <w:t>ProjectCode – Report 3 (SRS Document)</w:t>
+            <w:t>ProjectCode</w:t>
+          </w:r>
+          <w:proofErr w:type="spellEnd"/>
+          <w:r>
+            <w:rPr>
+              <w:rFonts w:ascii="Calibri" w:eastAsia="Calibri" w:hAnsi="Calibri" w:cs="Calibri"/>
+              <w:color w:val="000000"/>
+              <w:sz w:val="22"/>
+              <w:szCs w:val="22"/>
+            </w:rPr>
+            <w:t xml:space="preserve"> – Report 3 (SRS Document)</w:t>
           </w:r>
         </w:p>
       </w:tc>

--- a/Template/Software Requirement Specification_v0.1.docx
+++ b/Template/Software Requirement Specification_v0.1.docx
@@ -3507,28 +3507,12 @@
         <w:lastRenderedPageBreak/>
         <w:t xml:space="preserve">1.2.3 </w:t>
       </w:r>
-      <w:proofErr w:type="spellStart"/>
       <w:r>
         <w:rPr>
           <w:lang w:val="vi-VN"/>
         </w:rPr>
-        <w:t>Streamlined</w:t>
-      </w:r>
-      <w:proofErr w:type="spellEnd"/>
-      <w:r>
-        <w:rPr>
-          <w:lang w:val="vi-VN"/>
-        </w:rPr>
-        <w:t xml:space="preserve"> 1-Click </w:t>
-      </w:r>
-      <w:proofErr w:type="spellStart"/>
-      <w:r>
-        <w:rPr>
-          <w:lang w:val="vi-VN"/>
-        </w:rPr>
-        <w:t>Checkout</w:t>
-      </w:r>
-      <w:proofErr w:type="spellEnd"/>
+        <w:t>Streamlined 1-Click Checkout</w:t>
+      </w:r>
     </w:p>
     <w:p>
       <w:r>
@@ -3736,35 +3720,7 @@
                 <w:b/>
               </w:rPr>
               <w:br/>
-              <w:t>(</w:t>
-            </w:r>
-            <w:proofErr w:type="spellStart"/>
-            <w:r>
-              <w:rPr>
-                <w:b/>
-              </w:rPr>
-              <w:t>Phụ</w:t>
-            </w:r>
-            <w:proofErr w:type="spellEnd"/>
-            <w:r>
-              <w:rPr>
-                <w:b/>
-              </w:rPr>
-              <w:t xml:space="preserve"> </w:t>
-            </w:r>
-            <w:proofErr w:type="spellStart"/>
-            <w:r>
-              <w:rPr>
-                <w:b/>
-              </w:rPr>
-              <w:t>huynh</w:t>
-            </w:r>
-            <w:proofErr w:type="spellEnd"/>
-            <w:r>
-              <w:rPr>
-                <w:b/>
-              </w:rPr>
-              <w:t>)</w:t>
+              <w:t>(Phụ huynh)</w:t>
             </w:r>
             <w:r>
               <w:br/>
@@ -3795,15 +3751,7 @@
               <w:spacing w:before="20" w:after="20"/>
             </w:pPr>
             <w:r>
-              <w:t xml:space="preserve">Parents or guardians of </w:t>
-            </w:r>
-            <w:proofErr w:type="spellStart"/>
-            <w:r>
-              <w:t>pediatric</w:t>
-            </w:r>
-            <w:proofErr w:type="spellEnd"/>
-            <w:r>
-              <w:t xml:space="preserve"> patients who interact with HCMS via the self-service Booking Portal (smartphone/web). They initiate appointment bookings, provide child's Patient Demographics, receive appointment confirmations, and view post-visit clinical notes &amp; prescriptions on their device. They are outside the clinic and do not use the internal dashboard.</w:t>
+              <w:t>Parents or guardians of pediatric patients who interact with HCMS via the self-service Booking Portal (smartphone/web). They initiate appointment bookings, provide child's Patient Demographics, receive appointment confirmations, and view post-visit clinical notes &amp; prescriptions on their device. They are outside the clinic and do not use the internal dashboard.</w:t>
             </w:r>
           </w:p>
         </w:tc>
@@ -3853,35 +3801,7 @@
                 <w:b/>
               </w:rPr>
               <w:br/>
-              <w:t>(</w:t>
-            </w:r>
-            <w:proofErr w:type="spellStart"/>
-            <w:r>
-              <w:rPr>
-                <w:b/>
-              </w:rPr>
-              <w:t>Bác</w:t>
-            </w:r>
-            <w:proofErr w:type="spellEnd"/>
-            <w:r>
-              <w:rPr>
-                <w:b/>
-              </w:rPr>
-              <w:t xml:space="preserve"> </w:t>
-            </w:r>
-            <w:proofErr w:type="spellStart"/>
-            <w:r>
-              <w:rPr>
-                <w:b/>
-              </w:rPr>
-              <w:t>sĩ</w:t>
-            </w:r>
-            <w:proofErr w:type="spellEnd"/>
-            <w:r>
-              <w:rPr>
-                <w:b/>
-              </w:rPr>
-              <w:t>)</w:t>
+              <w:t>(Bác sĩ)</w:t>
             </w:r>
             <w:r>
               <w:br/>
@@ -3962,35 +3882,7 @@
                 <w:b/>
               </w:rPr>
               <w:br/>
-              <w:t>(</w:t>
-            </w:r>
-            <w:proofErr w:type="spellStart"/>
-            <w:r>
-              <w:rPr>
-                <w:b/>
-              </w:rPr>
-              <w:t>Lễ</w:t>
-            </w:r>
-            <w:proofErr w:type="spellEnd"/>
-            <w:r>
-              <w:rPr>
-                <w:b/>
-              </w:rPr>
-              <w:t xml:space="preserve"> </w:t>
-            </w:r>
-            <w:proofErr w:type="spellStart"/>
-            <w:r>
-              <w:rPr>
-                <w:b/>
-              </w:rPr>
-              <w:t>tân</w:t>
-            </w:r>
-            <w:proofErr w:type="spellEnd"/>
-            <w:r>
-              <w:rPr>
-                <w:b/>
-              </w:rPr>
-              <w:t>)</w:t>
+              <w:t>(Lễ tân)</w:t>
             </w:r>
             <w:r>
               <w:br/>
@@ -4021,15 +3913,7 @@
               <w:spacing w:before="20" w:after="20"/>
             </w:pPr>
             <w:r>
-              <w:t>The front-desk operator (</w:t>
-            </w:r>
-            <w:proofErr w:type="spellStart"/>
-            <w:r>
-              <w:t>Chị</w:t>
-            </w:r>
-            <w:proofErr w:type="spellEnd"/>
-            <w:r>
-              <w:t xml:space="preserve"> Lan) responsible for administrative clinic operations. Receptionists interact with HCMS to view Appointment Dashboard, confirm or manually register appointments (including walk-ins), verify the auto-generated BILLING invoices, and execute the 1-Click Payment status update (Unpaid → Paid). She is a high-frequency user of the system.</w:t>
+              <w:t>The front-desk operator (Chị Lan) responsible for administrative clinic operations. Receptionists interact with HCMS to view Appointment Dashboard, confirm or manually register appointments (including walk-ins), verify the auto-generated BILLING invoices, and execute the 1-Click Payment status update (Unpaid → Paid). She is a high-frequency user of the system.</w:t>
             </w:r>
           </w:p>
         </w:tc>
@@ -5080,23 +4964,7 @@
               <w:spacing w:before="20" w:after="20"/>
             </w:pPr>
             <w:r>
-              <w:t xml:space="preserve">The Doctor opens their personal clinical dashboard to see the ordered list of patients waiting for examination: patient name, appointment time, and </w:t>
-            </w:r>
-            <w:proofErr w:type="gramStart"/>
-            <w:r>
-              <w:t>current status</w:t>
-            </w:r>
-            <w:proofErr w:type="gramEnd"/>
-            <w:r>
-              <w:t xml:space="preserve">. The queue is </w:t>
-            </w:r>
-            <w:proofErr w:type="gramStart"/>
-            <w:r>
-              <w:t>auto-sorted</w:t>
-            </w:r>
-            <w:proofErr w:type="gramEnd"/>
-            <w:r>
-              <w:t xml:space="preserve"> by appointment time and updated in real time as Receptionists confirm arrivals.</w:t>
+              <w:t>The Doctor opens their personal clinical dashboard to see the ordered list of patients waiting for examination: patient name, appointment time, and current status. The queue is auto-sorted by appointment time and updated in real time as Receptionists confirm arrivals.</w:t>
             </w:r>
           </w:p>
         </w:tc>
@@ -5376,15 +5244,7 @@
             </w:r>
             <w:r>
               <w:lastRenderedPageBreak/>
-              <w:t xml:space="preserve">specifying each medicine (drug name with autocomplete suggestion), dosage amount, frequency, administration route, and duration. The saved PRESCRIPTION is automatically linked to the VISIT and PATIENT </w:t>
-            </w:r>
-            <w:proofErr w:type="gramStart"/>
-            <w:r>
-              <w:t>entities, and</w:t>
-            </w:r>
-            <w:proofErr w:type="gramEnd"/>
-            <w:r>
-              <w:t xml:space="preserve"> is visible to the Parent via the portal (UC-04).</w:t>
+              <w:t>specifying each medicine (drug name with autocomplete suggestion), dosage amount, frequency, administration route, and duration. The saved PRESCRIPTION is automatically linked to the VISIT and PATIENT entities, and is visible to the Parent via the portal (UC-04).</w:t>
             </w:r>
           </w:p>
         </w:tc>
@@ -5477,15 +5337,7 @@
               <w:spacing w:before="20" w:after="20"/>
             </w:pPr>
             <w:r>
-              <w:t xml:space="preserve">The Doctor can view and update supplementary medical information in the PATIENT profile: known allergies, blood type, chronic condition flags, and vaccination notes. This ensures the EMR remains accurate and </w:t>
-            </w:r>
-            <w:proofErr w:type="gramStart"/>
-            <w:r>
-              <w:t>up-to-date</w:t>
-            </w:r>
-            <w:proofErr w:type="gramEnd"/>
-            <w:r>
-              <w:t xml:space="preserve"> for future clinical decisions by the same or other doctors at the clinic.</w:t>
+              <w:t>The Doctor can view and update supplementary medical information in the PATIENT profile: known allergies, blood type, chronic condition flags, and vaccination notes. This ensures the EMR remains accurate and up-to-date for future clinical decisions by the same or other doctors at the clinic.</w:t>
             </w:r>
           </w:p>
         </w:tc>
@@ -5739,6 +5591,9 @@
         <w:jc w:val="center"/>
       </w:pPr>
       <w:r>
+        <w:rPr>
+          <w:noProof/>
+        </w:rPr>
         <w:drawing>
           <wp:inline distT="0" distB="0" distL="0" distR="0" wp14:anchorId="13B3C0F2" wp14:editId="71FDC194">
             <wp:extent cx="6098098" cy="1578634"/>
@@ -5790,6 +5645,9 @@
         <w:jc w:val="center"/>
       </w:pPr>
       <w:r>
+        <w:rPr>
+          <w:noProof/>
+        </w:rPr>
         <w:drawing>
           <wp:inline distT="0" distB="0" distL="0" distR="0" wp14:anchorId="2EF8376A" wp14:editId="03729FAC">
             <wp:extent cx="5961825" cy="3001993"/>
@@ -5832,6 +5690,9 @@
         <w:jc w:val="center"/>
       </w:pPr>
       <w:r>
+        <w:rPr>
+          <w:noProof/>
+        </w:rPr>
         <w:drawing>
           <wp:inline distT="0" distB="0" distL="0" distR="0" wp14:anchorId="5F644BDF" wp14:editId="25BF814E">
             <wp:extent cx="5911081" cy="2622430"/>
@@ -6312,39 +6173,7 @@
           <w:i/>
           <w:color w:val="0000FF"/>
         </w:rPr>
-        <w:t xml:space="preserve">[Provide the descriptions for the non-screen system functions, </w:t>
-      </w:r>
-      <w:proofErr w:type="spellStart"/>
-      <w:r>
-        <w:rPr>
-          <w:i/>
-          <w:color w:val="0000FF"/>
-        </w:rPr>
-        <w:t>i.e</w:t>
-      </w:r>
-      <w:proofErr w:type="spellEnd"/>
-      <w:r>
-        <w:rPr>
-          <w:i/>
-          <w:color w:val="0000FF"/>
-        </w:rPr>
-        <w:t xml:space="preserve"> batch/</w:t>
-      </w:r>
-      <w:proofErr w:type="spellStart"/>
-      <w:r>
-        <w:rPr>
-          <w:i/>
-          <w:color w:val="0000FF"/>
-        </w:rPr>
-        <w:t>cron</w:t>
-      </w:r>
-      <w:proofErr w:type="spellEnd"/>
-      <w:r>
-        <w:rPr>
-          <w:i/>
-          <w:color w:val="0000FF"/>
-        </w:rPr>
-        <w:t xml:space="preserve"> job, service, API, etc.]</w:t>
+        <w:t>[Provide the descriptions for the non-screen system functions, i.e batch/cron job, service, API, etc.]</w:t>
       </w:r>
     </w:p>
     <w:tbl>
@@ -6573,72 +6402,26 @@
     </w:p>
     <w:p>
       <w:pPr>
-        <w:rPr>
-          <w:i/>
-          <w:color w:val="0000FF"/>
-        </w:rPr>
-      </w:pPr>
-      <w:r>
-        <w:rPr>
-          <w:i/>
-          <w:color w:val="0000FF"/>
-        </w:rPr>
-        <w:t xml:space="preserve">[Provide the </w:t>
-      </w:r>
-      <w:r>
-        <w:rPr>
-          <w:b/>
-          <w:i/>
-          <w:color w:val="0000FF"/>
-        </w:rPr>
-        <w:t>ERD</w:t>
-      </w:r>
-      <w:r>
-        <w:rPr>
-          <w:i/>
-          <w:color w:val="0000FF"/>
-        </w:rPr>
-        <w:t xml:space="preserve"> </w:t>
-      </w:r>
-      <w:r>
-        <w:rPr>
-          <w:i/>
-          <w:color w:val="0000FF"/>
-        </w:rPr>
-        <w:t xml:space="preserve">using the Crow-Foot notation </w:t>
-      </w:r>
-      <w:r>
-        <w:rPr>
-          <w:i/>
-          <w:color w:val="0000FF"/>
-        </w:rPr>
-        <w:t>and the entity descriptions as below]</w:t>
-      </w:r>
-    </w:p>
-    <w:p>
-      <w:pPr>
         <w:jc w:val="center"/>
       </w:pPr>
       <w:r>
-        <w:rPr>
-          <w:noProof/>
-        </w:rPr>
         <w:drawing>
-          <wp:inline distT="0" distB="0" distL="0" distR="0" wp14:anchorId="0ED67168" wp14:editId="53C9525C">
-            <wp:extent cx="5343525" cy="2371725"/>
-            <wp:effectExtent l="0" t="0" r="9525" b="9525"/>
-            <wp:docPr id="32" name="image12.png"/>
-            <wp:cNvGraphicFramePr/>
+          <wp:inline distT="0" distB="0" distL="0" distR="0" wp14:anchorId="1906D494" wp14:editId="142C234D">
+            <wp:extent cx="6067342" cy="3862316"/>
+            <wp:effectExtent l="0" t="0" r="0" b="5080"/>
+            <wp:docPr id="1622177319" name="Picture 1"/>
+            <wp:cNvGraphicFramePr>
+              <a:graphicFrameLocks xmlns:a="http://schemas.openxmlformats.org/drawingml/2006/main" noChangeAspect="1"/>
+            </wp:cNvGraphicFramePr>
             <a:graphic xmlns:a="http://schemas.openxmlformats.org/drawingml/2006/main">
               <a:graphicData uri="http://schemas.openxmlformats.org/drawingml/2006/picture">
                 <pic:pic xmlns:pic="http://schemas.openxmlformats.org/drawingml/2006/picture">
                   <pic:nvPicPr>
-                    <pic:cNvPr id="0" name="image12.png"/>
-                    <pic:cNvPicPr preferRelativeResize="0"/>
+                    <pic:cNvPr id="1622177319" name=""/>
+                    <pic:cNvPicPr/>
                   </pic:nvPicPr>
                   <pic:blipFill>
                     <a:blip r:embed="rId19"/>
-                    <a:srcRect/>
                     <a:stretch>
                       <a:fillRect/>
                     </a:stretch>
@@ -6646,12 +6429,11 @@
                   <pic:spPr>
                     <a:xfrm>
                       <a:off x="0" y="0"/>
-                      <a:ext cx="5366353" cy="2381857"/>
+                      <a:ext cx="6070269" cy="3864179"/>
                     </a:xfrm>
                     <a:prstGeom prst="rect">
                       <a:avLst/>
                     </a:prstGeom>
-                    <a:ln/>
                   </pic:spPr>
                 </pic:pic>
               </a:graphicData>
@@ -7004,23 +6786,7 @@
           <w:i/>
           <w:color w:val="0000FF"/>
         </w:rPr>
-        <w:t>. Other UCs (</w:t>
-      </w:r>
-      <w:proofErr w:type="spellStart"/>
-      <w:r>
-        <w:rPr>
-          <w:i/>
-          <w:color w:val="0000FF"/>
-        </w:rPr>
-        <w:t>i.e</w:t>
-      </w:r>
-      <w:proofErr w:type="spellEnd"/>
-      <w:r>
-        <w:rPr>
-          <w:i/>
-          <w:color w:val="0000FF"/>
-        </w:rPr>
-        <w:t xml:space="preserve"> CRUD or data-viewing UCs) are simple, and you just need to refer the descriptions in the Functional Requirement (part 3) below)]</w:t>
+        <w:t>. Other UCs (i.e CRUD or data-viewing UCs) are simple, and you just need to refer the descriptions in the Functional Requirement (part 3) below)]</w:t>
       </w:r>
     </w:p>
     <w:p>
@@ -7029,6 +6795,7 @@
       </w:pPr>
       <w:bookmarkStart w:id="9" w:name="_Toc187341939"/>
       <w:r>
+        <w:lastRenderedPageBreak/>
         <w:t>2.1 &lt;&lt;Feature Name1&gt;&gt;</w:t>
       </w:r>
       <w:bookmarkEnd w:id="9"/>
@@ -7204,7 +6971,6 @@
               <w:jc w:val="right"/>
             </w:pPr>
             <w:r>
-              <w:lastRenderedPageBreak/>
               <w:t xml:space="preserve">Normal </w:t>
             </w:r>
             <w:r>
@@ -7456,15 +7222,7 @@
         <w:ind w:left="567" w:hanging="283"/>
       </w:pPr>
       <w:r>
-        <w:t xml:space="preserve">Other successful usage scenarios that can take place within this use case. State the alternative </w:t>
-      </w:r>
-      <w:proofErr w:type="gramStart"/>
-      <w:r>
-        <w:t>flow, and</w:t>
-      </w:r>
-      <w:proofErr w:type="gramEnd"/>
-      <w:r>
-        <w:t xml:space="preserve"> describe any differences in the sequence of steps that take place. </w:t>
+        <w:t xml:space="preserve">Other successful usage scenarios that can take place within this use case. State the alternative flow, and describe any differences in the sequence of steps that take place. </w:t>
       </w:r>
     </w:p>
     <w:p>
@@ -7737,6 +7495,7 @@
               <w:jc w:val="right"/>
             </w:pPr>
             <w:r>
+              <w:lastRenderedPageBreak/>
               <w:t>Normal Sequence/Flow</w:t>
             </w:r>
           </w:p>
@@ -7819,21 +7578,7 @@
               <w:rPr>
                 <w:color w:val="000000"/>
               </w:rPr>
-              <w:t xml:space="preserve">System </w:t>
-            </w:r>
-            <w:proofErr w:type="gramStart"/>
-            <w:r>
-              <w:rPr>
-                <w:color w:val="000000"/>
-              </w:rPr>
-              <w:t>show</w:t>
-            </w:r>
-            <w:proofErr w:type="gramEnd"/>
-            <w:r>
-              <w:rPr>
-                <w:color w:val="000000"/>
-              </w:rPr>
-              <w:t xml:space="preserve"> the User Login screen</w:t>
+              <w:t>System show the User Login screen</w:t>
             </w:r>
           </w:p>
           <w:p>
@@ -7941,7 +7686,6 @@
               <w:rPr>
                 <w:color w:val="000000"/>
               </w:rPr>
-              <w:lastRenderedPageBreak/>
               <w:t>System allows user to access</w:t>
             </w:r>
           </w:p>
@@ -8017,7 +7761,6 @@
               <w:jc w:val="right"/>
             </w:pPr>
             <w:r>
-              <w:lastRenderedPageBreak/>
               <w:t>Alternative Sequences/Flows</w:t>
             </w:r>
           </w:p>
@@ -8154,21 +7897,7 @@
               <w:rPr>
                 <w:color w:val="000000"/>
               </w:rPr>
-              <w:t xml:space="preserve">Google validates user’s login information successfully and </w:t>
-            </w:r>
-            <w:proofErr w:type="gramStart"/>
-            <w:r>
-              <w:rPr>
-                <w:color w:val="000000"/>
-              </w:rPr>
-              <w:t>redirect</w:t>
-            </w:r>
-            <w:proofErr w:type="gramEnd"/>
-            <w:r>
-              <w:rPr>
-                <w:color w:val="000000"/>
-              </w:rPr>
-              <w:t xml:space="preserve"> him/her back to the system</w:t>
+              <w:t>Google validates user’s login information successfully and redirect him/her back to the system</w:t>
             </w:r>
           </w:p>
           <w:p>
@@ -8300,21 +8029,7 @@
               <w:rPr>
                 <w:color w:val="000000"/>
               </w:rPr>
-              <w:t xml:space="preserve">Input Email/Password are </w:t>
-            </w:r>
-            <w:proofErr w:type="gramStart"/>
-            <w:r>
-              <w:rPr>
-                <w:color w:val="000000"/>
-              </w:rPr>
-              <w:t>correct</w:t>
-            </w:r>
-            <w:proofErr w:type="gramEnd"/>
-            <w:r>
-              <w:rPr>
-                <w:color w:val="000000"/>
-              </w:rPr>
-              <w:t xml:space="preserve"> but email has not been verified (MSG11)</w:t>
+              <w:t>Input Email/Password are correct but email has not been verified (MSG11)</w:t>
             </w:r>
           </w:p>
           <w:p>
@@ -8391,15 +8106,7 @@
         <w:t>2</w:t>
       </w:r>
       <w:r>
-        <w:t xml:space="preserve"> </w:t>
-      </w:r>
-      <w:proofErr w:type="spellStart"/>
-      <w:r>
-        <w:t>Xyz</w:t>
-      </w:r>
-      <w:proofErr w:type="spellEnd"/>
-      <w:r>
-        <w:t xml:space="preserve"> Feature</w:t>
+        <w:t xml:space="preserve"> Xyz Feature</w:t>
       </w:r>
       <w:bookmarkEnd w:id="10"/>
     </w:p>
@@ -8463,28 +8170,12 @@
       <w:r>
         <w:t xml:space="preserve">3.1 </w:t>
       </w:r>
-      <w:proofErr w:type="spellStart"/>
       <w:r>
         <w:rPr>
           <w:lang w:val="vi-VN"/>
         </w:rPr>
-        <w:t>Feature</w:t>
-      </w:r>
-      <w:proofErr w:type="spellEnd"/>
-      <w:r>
-        <w:rPr>
-          <w:lang w:val="vi-VN"/>
-        </w:rPr>
-        <w:t xml:space="preserve"> </w:t>
-      </w:r>
-      <w:proofErr w:type="spellStart"/>
-      <w:r>
-        <w:rPr>
-          <w:lang w:val="vi-VN"/>
-        </w:rPr>
-        <w:t>Name</w:t>
-      </w:r>
-      <w:proofErr w:type="spellEnd"/>
+        <w:t>Feature Name</w:t>
+      </w:r>
       <w:r>
         <w:t>1</w:t>
       </w:r>
@@ -8506,31 +8197,9 @@
         <w:rPr>
           <w:lang w:val="vi-VN"/>
         </w:rPr>
-        <w:t xml:space="preserve">.1 </w:t>
-      </w:r>
-      <w:proofErr w:type="spellStart"/>
-      <w:r>
-        <w:rPr>
-          <w:lang w:val="vi-VN"/>
-        </w:rPr>
-        <w:t>SubFeature</w:t>
-      </w:r>
-      <w:proofErr w:type="spellEnd"/>
-      <w:r>
-        <w:rPr>
-          <w:lang w:val="vi-VN"/>
-        </w:rPr>
-        <w:t xml:space="preserve"> </w:t>
-      </w:r>
-      <w:proofErr w:type="spellStart"/>
-      <w:r>
-        <w:rPr>
-          <w:lang w:val="vi-VN"/>
-        </w:rPr>
-        <w:t>Name</w:t>
+        <w:t>.1 SubFeature Name</w:t>
       </w:r>
       <w:bookmarkEnd w:id="18"/>
-      <w:proofErr w:type="spellEnd"/>
       <w:r>
         <w:t>1.1</w:t>
       </w:r>
@@ -8544,14 +8213,12 @@
       <w:r>
         <w:t xml:space="preserve">3.1.1.1 </w:t>
       </w:r>
-      <w:proofErr w:type="spellStart"/>
       <w:r>
         <w:rPr>
           <w:lang w:val="vi-VN"/>
         </w:rPr>
         <w:t>Screen</w:t>
       </w:r>
-      <w:proofErr w:type="spellEnd"/>
       <w:r>
         <w:t>/Function</w:t>
       </w:r>
@@ -8559,16 +8226,8 @@
         <w:rPr>
           <w:lang w:val="vi-VN"/>
         </w:rPr>
-        <w:t xml:space="preserve"> </w:t>
-      </w:r>
-      <w:proofErr w:type="spellStart"/>
-      <w:r>
-        <w:rPr>
-          <w:lang w:val="vi-VN"/>
-        </w:rPr>
-        <w:t>Name</w:t>
-      </w:r>
-      <w:proofErr w:type="spellEnd"/>
+        <w:t xml:space="preserve"> Name</w:t>
+      </w:r>
       <w:r>
         <w:t>1</w:t>
       </w:r>
@@ -8601,23 +8260,7 @@
           <w:i/>
           <w:color w:val="0000FF"/>
         </w:rPr>
-        <w:t>UI layout (</w:t>
-      </w:r>
-      <w:proofErr w:type="spellStart"/>
-      <w:r>
-        <w:rPr>
-          <w:i/>
-          <w:color w:val="0000FF"/>
-        </w:rPr>
-        <w:t>Mockup</w:t>
-      </w:r>
-      <w:proofErr w:type="spellEnd"/>
-      <w:r>
-        <w:rPr>
-          <w:i/>
-          <w:color w:val="0000FF"/>
-        </w:rPr>
-        <w:t xml:space="preserve"> </w:t>
+        <w:t xml:space="preserve">UI layout (Mockup </w:t>
       </w:r>
       <w:r>
         <w:rPr>
@@ -8989,30 +8632,8 @@
         <w:rPr>
           <w:lang w:val="vi-VN"/>
         </w:rPr>
-        <w:t xml:space="preserve"> </w:t>
-      </w:r>
-      <w:proofErr w:type="spellStart"/>
-      <w:r>
-        <w:rPr>
-          <w:lang w:val="vi-VN"/>
-        </w:rPr>
-        <w:t>SubFeature</w:t>
-      </w:r>
-      <w:proofErr w:type="spellEnd"/>
-      <w:r>
-        <w:rPr>
-          <w:lang w:val="vi-VN"/>
-        </w:rPr>
-        <w:t xml:space="preserve"> </w:t>
-      </w:r>
-      <w:proofErr w:type="spellStart"/>
-      <w:r>
-        <w:rPr>
-          <w:lang w:val="vi-VN"/>
-        </w:rPr>
-        <w:t>Name</w:t>
-      </w:r>
-      <w:proofErr w:type="spellEnd"/>
+        <w:t xml:space="preserve"> SubFeature Name</w:t>
+      </w:r>
       <w:r>
         <w:t>1.2</w:t>
       </w:r>
@@ -9074,32 +8695,10 @@
         <w:rPr>
           <w:lang w:val="vi-VN"/>
         </w:rPr>
-        <w:t xml:space="preserve"> </w:t>
-      </w:r>
-      <w:proofErr w:type="spellStart"/>
-      <w:r>
-        <w:rPr>
-          <w:lang w:val="vi-VN"/>
-        </w:rPr>
-        <w:t>User</w:t>
-      </w:r>
-      <w:proofErr w:type="spellEnd"/>
-      <w:r>
-        <w:rPr>
-          <w:lang w:val="vi-VN"/>
-        </w:rPr>
-        <w:t xml:space="preserve"> </w:t>
-      </w:r>
-      <w:proofErr w:type="spellStart"/>
-      <w:r>
-        <w:rPr>
-          <w:lang w:val="vi-VN"/>
-        </w:rPr>
-        <w:t>Login</w:t>
+        <w:t xml:space="preserve"> User Login</w:t>
       </w:r>
       <w:bookmarkEnd w:id="29"/>
       <w:bookmarkEnd w:id="30"/>
-      <w:proofErr w:type="spellEnd"/>
     </w:p>
     <w:p>
       <w:r>
@@ -9234,7 +8833,7 @@
           </mc:Choice>
           <mc:Fallback>
             <w:pict>
-              <v:rect w14:anchorId="55AF27F5" id="Rectangle 22" o:spid="_x0000_s1026" style="position:absolute;margin-left:404.85pt;margin-top:101pt;width:26.6pt;height:17.25pt;z-index:251661312;visibility:visible;mso-wrap-style:square;mso-wrap-distance-left:9pt;mso-wrap-distance-top:0;mso-wrap-distance-right:9pt;mso-wrap-distance-bottom:0;mso-position-horizontal:absolute;mso-position-horizontal-relative:text;mso-position-vertical:absolute;mso-position-vertical-relative:text;v-text-anchor:top" o:gfxdata="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" filled="f" stroked="f">
+              <v:rect w14:anchorId="6D697A5F" id="Rectangle 22" o:spid="_x0000_s1026" style="position:absolute;margin-left:404.85pt;margin-top:101pt;width:26.6pt;height:17.25pt;z-index:251661312;visibility:visible;mso-wrap-style:square;mso-wrap-distance-left:9pt;mso-wrap-distance-top:0;mso-wrap-distance-right:9pt;mso-wrap-distance-bottom:0;mso-position-horizontal:absolute;mso-position-horizontal-relative:text;mso-position-vertical:absolute;mso-position-vertical-relative:text;v-text-anchor:top" o:gfxdata="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" filled="f" stroked="f">
                 <v:textbox inset="2.53958mm,1.2694mm,2.53958mm,1.2694mm">
                   <w:txbxContent>
                     <w:p>
@@ -9322,7 +8921,7 @@
           </mc:Choice>
           <mc:Fallback>
             <w:pict>
-              <v:rect w14:anchorId="09F2BBB5" id="Rectangle 23" o:spid="_x0000_s1027" style="position:absolute;margin-left:57.85pt;margin-top:14pt;width:26.6pt;height:17.25pt;z-index:251660288;visibility:visible;mso-wrap-style:square;mso-wrap-distance-left:9pt;mso-wrap-distance-top:0;mso-wrap-distance-right:9pt;mso-wrap-distance-bottom:0;mso-position-horizontal:absolute;mso-position-horizontal-relative:text;mso-position-vertical:absolute;mso-position-vertical-relative:text;v-text-anchor:top" o:gfxdata="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" filled="f" stroked="f">
+              <v:rect w14:anchorId="4965306C" id="Rectangle 23" o:spid="_x0000_s1027" style="position:absolute;margin-left:57.85pt;margin-top:14pt;width:26.6pt;height:17.25pt;z-index:251660288;visibility:visible;mso-wrap-style:square;mso-wrap-distance-left:9pt;mso-wrap-distance-top:0;mso-wrap-distance-right:9pt;mso-wrap-distance-bottom:0;mso-position-horizontal:absolute;mso-position-horizontal-relative:text;mso-position-vertical:absolute;mso-position-vertical-relative:text;v-text-anchor:top" o:gfxdata="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" filled="f" stroked="f">
                 <v:textbox inset="2.53958mm,1.2694mm,2.53958mm,1.2694mm">
                   <w:txbxContent>
                     <w:p>
@@ -9410,7 +9009,7 @@
           </mc:Choice>
           <mc:Fallback>
             <w:pict>
-              <v:rect w14:anchorId="6DB37E60" id="Rectangle 21" o:spid="_x0000_s1028" style="position:absolute;margin-left:3.85pt;margin-top:15pt;width:26.6pt;height:17.25pt;z-index:251659264;visibility:visible;mso-wrap-style:square;mso-wrap-distance-left:9pt;mso-wrap-distance-top:0;mso-wrap-distance-right:9pt;mso-wrap-distance-bottom:0;mso-position-horizontal:absolute;mso-position-horizontal-relative:text;mso-position-vertical:absolute;mso-position-vertical-relative:text;v-text-anchor:top" o:gfxdata="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" filled="f" stroked="f">
+              <v:rect w14:anchorId="667631DD" id="Rectangle 21" o:spid="_x0000_s1028" style="position:absolute;margin-left:3.85pt;margin-top:15pt;width:26.6pt;height:17.25pt;z-index:251659264;visibility:visible;mso-wrap-style:square;mso-wrap-distance-left:9pt;mso-wrap-distance-top:0;mso-wrap-distance-right:9pt;mso-wrap-distance-bottom:0;mso-position-horizontal:absolute;mso-position-horizontal-relative:text;mso-position-vertical:absolute;mso-position-vertical-relative:text;v-text-anchor:top" o:gfxdata="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" filled="f" stroked="f">
                 <v:textbox inset="2.53958mm,1.2694mm,2.53958mm,1.2694mm">
                   <w:txbxContent>
                     <w:p>
@@ -9737,15 +9336,7 @@
           </w:tcPr>
           <w:p>
             <w:r>
-              <w:t xml:space="preserve">The change-status action is Activate or Deactivate depending on the </w:t>
-            </w:r>
-            <w:proofErr w:type="gramStart"/>
-            <w:r>
-              <w:t>current status</w:t>
-            </w:r>
-            <w:proofErr w:type="gramEnd"/>
-            <w:r>
-              <w:t xml:space="preserve"> of the relevant setting (Inactive or Active, respectively).</w:t>
+              <w:t>The change-status action is Activate or Deactivate depending on the current status of the relevant setting (Inactive or Active, respectively).</w:t>
             </w:r>
           </w:p>
         </w:tc>
@@ -10168,23 +9759,7 @@
           <w:i/>
           <w:color w:val="0000FF"/>
         </w:rPr>
-        <w:t xml:space="preserve">[This section includes all those requirements that affect usability. For example, specify the required training time for a normal user and a power user to become productive at </w:t>
-      </w:r>
-      <w:proofErr w:type="gramStart"/>
-      <w:r>
-        <w:rPr>
-          <w:i/>
-          <w:color w:val="0000FF"/>
-        </w:rPr>
-        <w:t>particular operations</w:t>
-      </w:r>
-      <w:proofErr w:type="gramEnd"/>
-      <w:r>
-        <w:rPr>
-          <w:i/>
-          <w:color w:val="0000FF"/>
-        </w:rPr>
-        <w:t xml:space="preserve"> specify measurable task times for typical tasks or base the new system’s usability requirements on other systems that the users know and like specify requirement to conform to common usability standards, such as IBM’s CUA standards Microsoft’s GUI standards]</w:t>
+        <w:t>[This section includes all those requirements that affect usability. For example, specify the required training time for a normal user and a power user to become productive at particular operations specify measurable task times for typical tasks or base the new system’s usability requirements on other systems that the users know and like specify requirement to conform to common usability standards, such as IBM’s CUA standards Microsoft’s GUI standards]</w:t>
       </w:r>
     </w:p>
     <w:p>
@@ -11753,19 +11328,118 @@
                 <w:sz w:val="22"/>
                 <w:szCs w:val="22"/>
               </w:rPr>
-              <w:t>A confirmation email has been sent to {</w:t>
-            </w:r>
-            <w:proofErr w:type="spellStart"/>
-            <w:r>
+              <w:t xml:space="preserve">A confirmation email has been sent to {email_address}. </w:t>
+            </w:r>
+          </w:p>
+        </w:tc>
+      </w:tr>
+      <w:tr>
+        <w:tc>
+          <w:tcPr>
+            <w:tcW w:w="557" w:type="dxa"/>
+          </w:tcPr>
+          <w:p>
+            <w:pPr>
+              <w:spacing w:before="60" w:after="60"/>
+              <w:rPr>
+                <w:rFonts w:asciiTheme="minorHAnsi" w:hAnsiTheme="minorHAnsi" w:cstheme="minorHAnsi"/>
+                <w:sz w:val="22"/>
+                <w:szCs w:val="22"/>
+              </w:rPr>
+            </w:pPr>
+            <w:r>
+              <w:rPr>
+                <w:rFonts w:asciiTheme="minorHAnsi" w:hAnsiTheme="minorHAnsi" w:cstheme="minorHAnsi"/>
+                <w:sz w:val="22"/>
+                <w:szCs w:val="22"/>
+              </w:rPr>
+              <w:t>6</w:t>
+            </w:r>
+          </w:p>
+        </w:tc>
+        <w:tc>
+          <w:tcPr>
+            <w:tcW w:w="1122" w:type="dxa"/>
+          </w:tcPr>
+          <w:p>
+            <w:pPr>
+              <w:spacing w:before="60" w:after="60"/>
+              <w:rPr>
+                <w:rFonts w:asciiTheme="minorHAnsi" w:hAnsiTheme="minorHAnsi" w:cstheme="minorHAnsi"/>
+                <w:sz w:val="22"/>
+                <w:szCs w:val="22"/>
+              </w:rPr>
+            </w:pPr>
+            <w:r>
+              <w:rPr>
+                <w:rFonts w:asciiTheme="minorHAnsi" w:hAnsiTheme="minorHAnsi" w:cstheme="minorHAnsi"/>
+                <w:sz w:val="22"/>
+                <w:szCs w:val="22"/>
+              </w:rPr>
+              <w:t>MSG06</w:t>
+            </w:r>
+          </w:p>
+        </w:tc>
+        <w:tc>
+          <w:tcPr>
+            <w:tcW w:w="1466" w:type="dxa"/>
+          </w:tcPr>
+          <w:p>
+            <w:pPr>
+              <w:spacing w:before="60" w:after="60"/>
+              <w:rPr>
+                <w:rFonts w:asciiTheme="minorHAnsi" w:hAnsiTheme="minorHAnsi" w:cstheme="minorHAnsi"/>
+                <w:sz w:val="22"/>
+                <w:szCs w:val="22"/>
+              </w:rPr>
+            </w:pPr>
+            <w:r>
+              <w:rPr>
+                <w:rFonts w:asciiTheme="minorHAnsi" w:hAnsiTheme="minorHAnsi" w:cstheme="minorHAnsi"/>
+                <w:sz w:val="22"/>
+                <w:szCs w:val="22"/>
+              </w:rPr>
+              <w:t>Toast message</w:t>
+            </w:r>
+          </w:p>
+        </w:tc>
+        <w:tc>
+          <w:tcPr>
+            <w:tcW w:w="3038" w:type="dxa"/>
+          </w:tcPr>
+          <w:p>
+            <w:pPr>
+              <w:spacing w:before="60" w:after="60"/>
+              <w:rPr>
+                <w:rFonts w:asciiTheme="minorHAnsi" w:hAnsiTheme="minorHAnsi" w:cstheme="minorHAnsi"/>
+                <w:sz w:val="22"/>
+                <w:szCs w:val="22"/>
+              </w:rPr>
+            </w:pPr>
+            <w:r>
+              <w:rPr>
+                <w:rFonts w:asciiTheme="minorHAnsi" w:hAnsiTheme="minorHAnsi" w:cstheme="minorHAnsi"/>
+                <w:sz w:val="22"/>
+                <w:szCs w:val="22"/>
+              </w:rPr>
+              <w:t>Resetting asset information successfully</w:t>
+            </w:r>
+          </w:p>
+        </w:tc>
+        <w:tc>
+          <w:tcPr>
+            <w:tcW w:w="2964" w:type="dxa"/>
+          </w:tcPr>
+          <w:p>
+            <w:pPr>
+              <w:spacing w:before="60" w:after="60"/>
               <w:rPr>
                 <w:rFonts w:asciiTheme="minorHAnsi" w:hAnsiTheme="minorHAnsi" w:cstheme="minorHAnsi"/>
                 <w:i/>
                 <w:sz w:val="22"/>
                 <w:szCs w:val="22"/>
               </w:rPr>
-              <w:t>email_address</w:t>
-            </w:r>
-            <w:proofErr w:type="spellEnd"/>
+            </w:pPr>
             <w:r>
               <w:rPr>
                 <w:rFonts w:asciiTheme="minorHAnsi" w:hAnsiTheme="minorHAnsi" w:cstheme="minorHAnsi"/>
@@ -11773,7 +11447,7 @@
                 <w:sz w:val="22"/>
                 <w:szCs w:val="22"/>
               </w:rPr>
-              <w:t xml:space="preserve">}. </w:t>
+              <w:t xml:space="preserve">Return asset(s) successfully. </w:t>
             </w:r>
           </w:p>
         </w:tc>
@@ -11798,7 +11472,7 @@
                 <w:sz w:val="22"/>
                 <w:szCs w:val="22"/>
               </w:rPr>
-              <w:t>6</w:t>
+              <w:t>7</w:t>
             </w:r>
           </w:p>
         </w:tc>
@@ -11821,7 +11495,7 @@
                 <w:sz w:val="22"/>
                 <w:szCs w:val="22"/>
               </w:rPr>
-              <w:t>MSG06</w:t>
+              <w:t>MSG07</w:t>
             </w:r>
           </w:p>
         </w:tc>
@@ -11867,7 +11541,7 @@
                 <w:sz w:val="22"/>
                 <w:szCs w:val="22"/>
               </w:rPr>
-              <w:t>Resetting asset information successfully</w:t>
+              <w:t>Deleting asset information successfully</w:t>
             </w:r>
           </w:p>
         </w:tc>
@@ -11892,7 +11566,7 @@
                 <w:sz w:val="22"/>
                 <w:szCs w:val="22"/>
               </w:rPr>
-              <w:t xml:space="preserve">Return asset(s) successfully. </w:t>
+              <w:t xml:space="preserve">Delete asset(s) successfully. </w:t>
             </w:r>
           </w:p>
         </w:tc>
@@ -11917,7 +11591,8 @@
                 <w:sz w:val="22"/>
                 <w:szCs w:val="22"/>
               </w:rPr>
-              <w:t>7</w:t>
+              <w:lastRenderedPageBreak/>
+              <w:t>8</w:t>
             </w:r>
           </w:p>
         </w:tc>
@@ -11940,7 +11615,7 @@
                 <w:sz w:val="22"/>
                 <w:szCs w:val="22"/>
               </w:rPr>
-              <w:t>MSG07</w:t>
+              <w:t>MSG08</w:t>
             </w:r>
           </w:p>
         </w:tc>
@@ -11963,7 +11638,7 @@
                 <w:sz w:val="22"/>
                 <w:szCs w:val="22"/>
               </w:rPr>
-              <w:t>Toast message</w:t>
+              <w:t>In red, under the text box</w:t>
             </w:r>
           </w:p>
         </w:tc>
@@ -11986,7 +11661,7 @@
                 <w:sz w:val="22"/>
                 <w:szCs w:val="22"/>
               </w:rPr>
-              <w:t>Deleting asset information successfully</w:t>
+              <w:t>Input value length &gt; max length</w:t>
             </w:r>
           </w:p>
         </w:tc>
@@ -12011,7 +11686,7 @@
                 <w:sz w:val="22"/>
                 <w:szCs w:val="22"/>
               </w:rPr>
-              <w:t xml:space="preserve">Delete asset(s) successfully. </w:t>
+              <w:t xml:space="preserve">Exceed max length of {max_length}. </w:t>
             </w:r>
           </w:p>
         </w:tc>
@@ -12036,8 +11711,7 @@
                 <w:sz w:val="22"/>
                 <w:szCs w:val="22"/>
               </w:rPr>
-              <w:lastRenderedPageBreak/>
-              <w:t>8</w:t>
+              <w:t>9</w:t>
             </w:r>
           </w:p>
         </w:tc>
@@ -12060,7 +11734,7 @@
                 <w:sz w:val="22"/>
                 <w:szCs w:val="22"/>
               </w:rPr>
-              <w:t>MSG08</w:t>
+              <w:t>MSG09</w:t>
             </w:r>
           </w:p>
         </w:tc>
@@ -12083,7 +11757,7 @@
                 <w:sz w:val="22"/>
                 <w:szCs w:val="22"/>
               </w:rPr>
-              <w:t>In red, under the text box</w:t>
+              <w:t>In line</w:t>
             </w:r>
           </w:p>
         </w:tc>
@@ -12106,7 +11780,7 @@
                 <w:sz w:val="22"/>
                 <w:szCs w:val="22"/>
               </w:rPr>
-              <w:t>Input value length &gt; max length</w:t>
+              <w:t>Username or password is not correct when clicking sign-in</w:t>
             </w:r>
           </w:p>
         </w:tc>
@@ -12131,177 +11805,7 @@
                 <w:sz w:val="22"/>
                 <w:szCs w:val="22"/>
               </w:rPr>
-              <w:t>Exceed max length of {</w:t>
-            </w:r>
-            <w:proofErr w:type="spellStart"/>
-            <w:r>
-              <w:rPr>
-                <w:rFonts w:asciiTheme="minorHAnsi" w:hAnsiTheme="minorHAnsi" w:cstheme="minorHAnsi"/>
-                <w:i/>
-                <w:sz w:val="22"/>
-                <w:szCs w:val="22"/>
-              </w:rPr>
-              <w:t>max_length</w:t>
-            </w:r>
-            <w:proofErr w:type="spellEnd"/>
-            <w:r>
-              <w:rPr>
-                <w:rFonts w:asciiTheme="minorHAnsi" w:hAnsiTheme="minorHAnsi" w:cstheme="minorHAnsi"/>
-                <w:i/>
-                <w:sz w:val="22"/>
-                <w:szCs w:val="22"/>
-              </w:rPr>
-              <w:t xml:space="preserve">}. </w:t>
-            </w:r>
-          </w:p>
-        </w:tc>
-      </w:tr>
-      <w:tr>
-        <w:tc>
-          <w:tcPr>
-            <w:tcW w:w="557" w:type="dxa"/>
-          </w:tcPr>
-          <w:p>
-            <w:pPr>
-              <w:spacing w:before="60" w:after="60"/>
-              <w:rPr>
-                <w:rFonts w:asciiTheme="minorHAnsi" w:hAnsiTheme="minorHAnsi" w:cstheme="minorHAnsi"/>
-                <w:sz w:val="22"/>
-                <w:szCs w:val="22"/>
-              </w:rPr>
-            </w:pPr>
-            <w:r>
-              <w:rPr>
-                <w:rFonts w:asciiTheme="minorHAnsi" w:hAnsiTheme="minorHAnsi" w:cstheme="minorHAnsi"/>
-                <w:sz w:val="22"/>
-                <w:szCs w:val="22"/>
-              </w:rPr>
-              <w:t>9</w:t>
-            </w:r>
-          </w:p>
-        </w:tc>
-        <w:tc>
-          <w:tcPr>
-            <w:tcW w:w="1122" w:type="dxa"/>
-          </w:tcPr>
-          <w:p>
-            <w:pPr>
-              <w:spacing w:before="60" w:after="60"/>
-              <w:rPr>
-                <w:rFonts w:asciiTheme="minorHAnsi" w:hAnsiTheme="minorHAnsi" w:cstheme="minorHAnsi"/>
-                <w:sz w:val="22"/>
-                <w:szCs w:val="22"/>
-              </w:rPr>
-            </w:pPr>
-            <w:r>
-              <w:rPr>
-                <w:rFonts w:asciiTheme="minorHAnsi" w:hAnsiTheme="minorHAnsi" w:cstheme="minorHAnsi"/>
-                <w:sz w:val="22"/>
-                <w:szCs w:val="22"/>
-              </w:rPr>
-              <w:t>MSG09</w:t>
-            </w:r>
-          </w:p>
-        </w:tc>
-        <w:tc>
-          <w:tcPr>
-            <w:tcW w:w="1466" w:type="dxa"/>
-          </w:tcPr>
-          <w:p>
-            <w:pPr>
-              <w:spacing w:before="60" w:after="60"/>
-              <w:rPr>
-                <w:rFonts w:asciiTheme="minorHAnsi" w:hAnsiTheme="minorHAnsi" w:cstheme="minorHAnsi"/>
-                <w:sz w:val="22"/>
-                <w:szCs w:val="22"/>
-              </w:rPr>
-            </w:pPr>
-            <w:r>
-              <w:rPr>
-                <w:rFonts w:asciiTheme="minorHAnsi" w:hAnsiTheme="minorHAnsi" w:cstheme="minorHAnsi"/>
-                <w:sz w:val="22"/>
-                <w:szCs w:val="22"/>
-              </w:rPr>
-              <w:t>In line</w:t>
-            </w:r>
-          </w:p>
-        </w:tc>
-        <w:tc>
-          <w:tcPr>
-            <w:tcW w:w="3038" w:type="dxa"/>
-          </w:tcPr>
-          <w:p>
-            <w:pPr>
-              <w:spacing w:before="60" w:after="60"/>
-              <w:rPr>
-                <w:rFonts w:asciiTheme="minorHAnsi" w:hAnsiTheme="minorHAnsi" w:cstheme="minorHAnsi"/>
-                <w:sz w:val="22"/>
-                <w:szCs w:val="22"/>
-              </w:rPr>
-            </w:pPr>
-            <w:r>
-              <w:rPr>
-                <w:rFonts w:asciiTheme="minorHAnsi" w:hAnsiTheme="minorHAnsi" w:cstheme="minorHAnsi"/>
-                <w:sz w:val="22"/>
-                <w:szCs w:val="22"/>
-              </w:rPr>
-              <w:t>Username or password is not correct when clicking sign-in</w:t>
-            </w:r>
-          </w:p>
-        </w:tc>
-        <w:tc>
-          <w:tcPr>
-            <w:tcW w:w="2964" w:type="dxa"/>
-          </w:tcPr>
-          <w:p>
-            <w:pPr>
-              <w:spacing w:before="60" w:after="60"/>
-              <w:rPr>
-                <w:rFonts w:asciiTheme="minorHAnsi" w:hAnsiTheme="minorHAnsi" w:cstheme="minorHAnsi"/>
-                <w:i/>
-                <w:sz w:val="22"/>
-                <w:szCs w:val="22"/>
-              </w:rPr>
-            </w:pPr>
-            <w:proofErr w:type="spellStart"/>
-            <w:r>
-              <w:rPr>
-                <w:rFonts w:asciiTheme="minorHAnsi" w:hAnsiTheme="minorHAnsi" w:cstheme="minorHAnsi"/>
-                <w:i/>
-                <w:sz w:val="22"/>
-                <w:szCs w:val="22"/>
-              </w:rPr>
-              <w:t>Incorrrect</w:t>
-            </w:r>
-            <w:proofErr w:type="spellEnd"/>
-            <w:r>
-              <w:rPr>
-                <w:rFonts w:asciiTheme="minorHAnsi" w:hAnsiTheme="minorHAnsi" w:cstheme="minorHAnsi"/>
-                <w:i/>
-                <w:sz w:val="22"/>
-                <w:szCs w:val="22"/>
-              </w:rPr>
-              <w:t xml:space="preserve"> </w:t>
-            </w:r>
-            <w:proofErr w:type="gramStart"/>
-            <w:r>
-              <w:rPr>
-                <w:rFonts w:asciiTheme="minorHAnsi" w:hAnsiTheme="minorHAnsi" w:cstheme="minorHAnsi"/>
-                <w:i/>
-                <w:sz w:val="22"/>
-                <w:szCs w:val="22"/>
-              </w:rPr>
-              <w:t>user name</w:t>
-            </w:r>
-            <w:proofErr w:type="gramEnd"/>
-            <w:r>
-              <w:rPr>
-                <w:rFonts w:asciiTheme="minorHAnsi" w:hAnsiTheme="minorHAnsi" w:cstheme="minorHAnsi"/>
-                <w:i/>
-                <w:sz w:val="22"/>
-                <w:szCs w:val="22"/>
-              </w:rPr>
-              <w:t xml:space="preserve"> or password. Please check again.</w:t>
+              <w:t>Incorrrect user name or password. Please check again.</w:t>
             </w:r>
           </w:p>
         </w:tc>
@@ -12516,7 +12020,6 @@
               <w:szCs w:val="22"/>
             </w:rPr>
           </w:pPr>
-          <w:proofErr w:type="spellStart"/>
           <w:r>
             <w:rPr>
               <w:rFonts w:ascii="Calibri" w:eastAsia="Calibri" w:hAnsi="Calibri" w:cs="Calibri"/>
@@ -12524,17 +12027,7 @@
               <w:sz w:val="22"/>
               <w:szCs w:val="22"/>
             </w:rPr>
-            <w:t>ProjectCode</w:t>
-          </w:r>
-          <w:proofErr w:type="spellEnd"/>
-          <w:r>
-            <w:rPr>
-              <w:rFonts w:ascii="Calibri" w:eastAsia="Calibri" w:hAnsi="Calibri" w:cs="Calibri"/>
-              <w:color w:val="000000"/>
-              <w:sz w:val="22"/>
-              <w:szCs w:val="22"/>
-            </w:rPr>
-            <w:t xml:space="preserve"> – Report 3 (SRS Document)</w:t>
+            <w:t>ProjectCode – Report 3 (SRS Document)</w:t>
           </w:r>
         </w:p>
       </w:tc>
